--- a/secoes/01_Recurso_Solar/producao/manuscritos/Secao_01_Integrada.docx
+++ b/secoes/01_Recurso_Solar/producao/manuscritos/Secao_01_Integrada.docx
@@ -2,7 +2,7 @@
 <file path=word/document.xml><?xml version="1.0" encoding="utf-8"?>
 <w:document xmlns:w="http://schemas.openxmlformats.org/wordprocessingml/2006/main" xmlns:m="http://schemas.openxmlformats.org/officeDocument/2006/math" xmlns:r="http://schemas.openxmlformats.org/officeDocument/2006/relationships" xmlns:o="urn:schemas-microsoft-com:office:office" xmlns:v="urn:schemas-microsoft-com:vml" xmlns:w10="urn:schemas-microsoft-com:office:word" xmlns:a="http://schemas.openxmlformats.org/drawingml/2006/main" xmlns:pic="http://schemas.openxmlformats.org/drawingml/2006/picture" xmlns:wp="http://schemas.openxmlformats.org/drawingml/2006/wordprocessingDrawing">
   <w:body>
-    <w:bookmarkStart w:id="52" w:name="X6269bca6db38a833d08d3a56143b17b3275865b"/>
+    <w:bookmarkStart w:id="53" w:name="X6269bca6db38a833d08d3a56143b17b3275865b"/>
     <w:p>
       <w:pPr>
         <w:pStyle w:val="Heading1"/>
@@ -30,7 +30,7 @@
         <w:t xml:space="preserve">Samuel Constantino Teixeira</w:t>
       </w:r>
     </w:p>
-    <w:bookmarkStart w:id="34" w:name="X014f1691e529393d52d263f4b0350ff5a193b03"/>
+    <w:bookmarkStart w:id="33" w:name="X014f1691e529393d52d263f4b0350ff5a193b03"/>
     <w:p>
       <w:pPr>
         <w:pStyle w:val="Heading2"/>
@@ -360,7 +360,7 @@
         <m:oMath>
           <m:r>
             <w:rPr>
-              <w:sz w:val="28"/>
+              <w:sz w:val="32"/>
             </w:rPr>
             <m:rPr>
               <m:sty m:val="p"/>
@@ -371,7 +371,7 @@
             <m:e>
               <m:r>
                 <w:rPr>
-                  <w:sz w:val="28"/>
+                  <w:sz w:val="32"/>
                 </w:rPr>
                 <m:t>θ</m:t>
               </m:r>
@@ -379,7 +379,7 @@
             <m:sub>
               <m:r>
                 <w:rPr>
-                  <w:sz w:val="28"/>
+                  <w:sz w:val="32"/>
                 </w:rPr>
                 <m:t>z</m:t>
               </m:r>
@@ -387,7 +387,7 @@
           </m:sSub>
           <m:r>
             <w:rPr>
-              <w:sz w:val="28"/>
+              <w:sz w:val="32"/>
             </w:rPr>
             <m:rPr>
               <m:sty m:val="p"/>
@@ -396,7 +396,7 @@
           </m:r>
           <m:r>
             <w:rPr>
-              <w:sz w:val="28"/>
+              <w:sz w:val="32"/>
             </w:rPr>
             <m:rPr>
               <m:sty m:val="p"/>
@@ -405,13 +405,13 @@
           </m:r>
           <m:r>
             <w:rPr>
-              <w:sz w:val="28"/>
+              <w:sz w:val="32"/>
             </w:rPr>
             <m:t>ϕ</m:t>
           </m:r>
           <m:r>
             <w:rPr>
-              <w:sz w:val="28"/>
+              <w:sz w:val="32"/>
             </w:rPr>
             <m:rPr>
               <m:sty m:val="p"/>
@@ -420,13 +420,13 @@
           </m:r>
           <m:r>
             <w:rPr>
-              <w:sz w:val="28"/>
+              <w:sz w:val="32"/>
             </w:rPr>
             <m:t>δ</m:t>
           </m:r>
           <m:r>
             <w:rPr>
-              <w:sz w:val="28"/>
+              <w:sz w:val="32"/>
             </w:rPr>
             <m:rPr>
               <m:sty m:val="p"/>
@@ -435,7 +435,7 @@
           </m:r>
           <m:r>
             <w:rPr>
-              <w:sz w:val="28"/>
+              <w:sz w:val="32"/>
             </w:rPr>
             <m:rPr>
               <m:sty m:val="p"/>
@@ -444,13 +444,13 @@
           </m:r>
           <m:r>
             <w:rPr>
-              <w:sz w:val="28"/>
+              <w:sz w:val="32"/>
             </w:rPr>
             <m:t>ϕ</m:t>
           </m:r>
           <m:r>
             <w:rPr>
-              <w:sz w:val="28"/>
+              <w:sz w:val="32"/>
             </w:rPr>
             <m:rPr>
               <m:sty m:val="p"/>
@@ -459,13 +459,13 @@
           </m:r>
           <m:r>
             <w:rPr>
-              <w:sz w:val="28"/>
+              <w:sz w:val="32"/>
             </w:rPr>
             <m:t>δ</m:t>
           </m:r>
           <m:r>
             <w:rPr>
-              <w:sz w:val="28"/>
+              <w:sz w:val="32"/>
             </w:rPr>
             <m:rPr>
               <m:sty m:val="p"/>
@@ -474,19 +474,59 @@
           </m:r>
           <m:r>
             <w:rPr>
-              <w:sz w:val="28"/>
+              <w:sz w:val="32"/>
             </w:rPr>
             <m:t>ω</m:t>
           </m:r>
           <m:r>
             <w:rPr>
-              <w:sz w:val="28"/>
+              <w:sz w:val="32"/>
             </w:rPr>
             <m:rPr>
               <m:sty m:val="p"/>
             </m:rPr>
             <m:t>.</m:t>
           </m:r>
+          <m:r>
+            <w:rPr>
+              <w:sz w:val="32"/>
+            </w:rPr>
+            <m:t> </m:t>
+          </m:r>
+          <m:r>
+            <w:rPr>
+              <w:sz w:val="32"/>
+            </w:rPr>
+            <m:t> </m:t>
+          </m:r>
+          <m:r>
+            <w:rPr>
+              <w:sz w:val="32"/>
+            </w:rPr>
+            <m:t> </m:t>
+          </m:r>
+          <m:d>
+            <m:dPr>
+              <m:begChr m:val="("/>
+              <m:endChr m:val=")"/>
+              <m:sepChr m:val=""/>
+              <m:grow/>
+            </m:dPr>
+            <m:e>
+              <m:r>
+                <w:rPr>
+                  <w:sz w:val="32"/>
+                </w:rPr>
+                <m:t>E</m:t>
+              </m:r>
+              <m:r>
+                <w:rPr>
+                  <w:sz w:val="32"/>
+                </w:rPr>
+                <m:t>1.01</m:t>
+              </m:r>
+            </m:e>
+          </m:d>
         </m:oMath>
       </m:oMathPara>
     </w:p>
@@ -1067,6 +1107,180 @@
     <w:p>
       <w:pPr>
         <w:pStyle w:val="BodyText"/>
+        <w:widowControl/>
+      </w:pPr>
+      <w:r>
+        <w:rPr>
+          <w:rFonts w:ascii="Times New Roman" w:hAnsi="Times New Roman"/>
+          <w:i w:val="0"/>
+        </w:rPr>
+        <w:t xml:space="preserve">Denota-se por Aₛ o azimute adotado no capítulo. Duffie, Beckman e Blair (2020, p. 13) utilizam γₛ contado do sul, negativo a leste e positivo a oeste. A conversão para a convenção norte e sentido horário do SPA é:</w:t>
+      </w:r>
+    </w:p>
+    <w:p>
+      <w:pPr>
+        <w:pStyle w:val="BodyText"/>
+        <w:widowControl/>
+        <w:spacing w:before="120" w:after="140"/>
+        <w:ind w:firstLine="0"/>
+        <w:jc w:val="center"/>
+      </w:pPr>
+      <m:oMathPara>
+        <m:oMathParaPr>
+          <m:jc m:val="center"/>
+        </m:oMathParaPr>
+        <m:oMath>
+          <m:sSub>
+            <m:e>
+              <m:r>
+                <w:rPr>
+                  <w:sz w:val="32"/>
+                </w:rPr>
+                <m:t>A</m:t>
+              </m:r>
+            </m:e>
+            <m:sub>
+              <m:r>
+                <w:rPr>
+                  <w:sz w:val="32"/>
+                </w:rPr>
+                <m:t>s</m:t>
+              </m:r>
+            </m:sub>
+          </m:sSub>
+          <m:r>
+            <w:rPr>
+              <w:sz w:val="32"/>
+            </w:rPr>
+            <m:rPr>
+              <m:sty m:val="p"/>
+            </m:rPr>
+            <m:t>=</m:t>
+          </m:r>
+          <m:d>
+            <m:dPr>
+              <m:begChr m:val="("/>
+              <m:endChr m:val=")"/>
+              <m:sepChr m:val=""/>
+              <m:grow/>
+            </m:dPr>
+            <m:e>
+              <m:sSub>
+                <m:e>
+                  <m:r>
+                    <w:rPr>
+                      <w:sz w:val="32"/>
+                    </w:rPr>
+                    <m:t>γ</m:t>
+                  </m:r>
+                </m:e>
+                <m:sub>
+                  <m:r>
+                    <w:rPr>
+                      <w:sz w:val="32"/>
+                    </w:rPr>
+                    <m:t>s</m:t>
+                  </m:r>
+                </m:sub>
+              </m:sSub>
+              <m:r>
+                <w:rPr>
+                  <w:sz w:val="32"/>
+                </w:rPr>
+                <m:rPr>
+                  <m:sty m:val="p"/>
+                </m:rPr>
+                <m:t>+</m:t>
+              </m:r>
+              <m:sSup>
+                <m:e>
+                  <m:r>
+                    <w:rPr>
+                      <w:sz w:val="32"/>
+                    </w:rPr>
+                    <m:t>180</m:t>
+                  </m:r>
+                </m:e>
+                <m:sup>
+                  <m:r>
+                    <w:rPr>
+                      <w:sz w:val="32"/>
+                    </w:rPr>
+                    <m:rPr>
+                      <m:sty m:val="p"/>
+                    </m:rPr>
+                    <m:t>∘</m:t>
+                  </m:r>
+                </m:sup>
+              </m:sSup>
+            </m:e>
+          </m:d>
+          <m:r>
+            <w:rPr>
+              <w:sz w:val="32"/>
+            </w:rPr>
+            <m:t> </m:t>
+          </m:r>
+          <m:r>
+            <w:rPr>
+              <w:sz w:val="32"/>
+            </w:rPr>
+            <m:t>m</m:t>
+          </m:r>
+          <m:r>
+            <w:rPr>
+              <w:sz w:val="32"/>
+            </w:rPr>
+            <m:t>o</m:t>
+          </m:r>
+          <m:r>
+            <w:rPr>
+              <w:sz w:val="32"/>
+            </w:rPr>
+            <m:t>d</m:t>
+          </m:r>
+          <m:r>
+            <w:rPr>
+              <w:sz w:val="32"/>
+            </w:rPr>
+            <m:t> </m:t>
+          </m:r>
+          <m:sSup>
+            <m:e>
+              <m:r>
+                <w:rPr>
+                  <w:sz w:val="32"/>
+                </w:rPr>
+                <m:t>360</m:t>
+              </m:r>
+            </m:e>
+            <m:sup>
+              <m:r>
+                <w:rPr>
+                  <w:sz w:val="32"/>
+                </w:rPr>
+                <m:rPr>
+                  <m:sty m:val="p"/>
+                </m:rPr>
+                <m:t>∘</m:t>
+              </m:r>
+            </m:sup>
+          </m:sSup>
+          <m:r>
+            <w:rPr>
+              <w:sz w:val="32"/>
+            </w:rPr>
+            <m:rPr>
+              <m:sty m:val="p"/>
+            </m:rPr>
+            <m:t>.</m:t>
+          </m:r>
+        </m:oMath>
+      </m:oMathPara>
+    </w:p>
+    <w:p>
+      <w:pPr>
+        <w:pStyle w:val="FirstParagraph"/>
         <w:widowControl/>
       </w:pPr>
       <w:r>
@@ -1280,7 +1494,7 @@
             <m:e>
               <m:r>
                 <w:rPr>
-                  <w:sz w:val="28"/>
+                  <w:sz w:val="32"/>
                 </w:rPr>
                 <m:t>G</m:t>
               </m:r>
@@ -1288,13 +1502,13 @@
             <m:sub>
               <m:r>
                 <w:rPr>
-                  <w:sz w:val="28"/>
+                  <w:sz w:val="32"/>
                 </w:rPr>
                 <m:t>0</m:t>
               </m:r>
               <m:r>
                 <w:rPr>
-                  <w:sz w:val="28"/>
+                  <w:sz w:val="32"/>
                 </w:rPr>
                 <m:t>n</m:t>
               </m:r>
@@ -1310,7 +1524,7 @@
             <m:e>
               <m:r>
                 <w:rPr>
-                  <w:sz w:val="28"/>
+                  <w:sz w:val="32"/>
                 </w:rPr>
                 <m:t>t</m:t>
               </m:r>
@@ -1318,7 +1532,7 @@
           </m:d>
           <m:r>
             <w:rPr>
-              <w:sz w:val="28"/>
+              <w:sz w:val="32"/>
             </w:rPr>
             <m:rPr>
               <m:sty m:val="p"/>
@@ -1329,7 +1543,7 @@
             <m:e>
               <m:r>
                 <w:rPr>
-                  <w:sz w:val="28"/>
+                  <w:sz w:val="32"/>
                 </w:rPr>
                 <m:t>G</m:t>
               </m:r>
@@ -1337,13 +1551,13 @@
             <m:sub>
               <m:r>
                 <w:rPr>
-                  <w:sz w:val="28"/>
+                  <w:sz w:val="32"/>
                 </w:rPr>
                 <m:t>s</m:t>
               </m:r>
               <m:r>
                 <w:rPr>
-                  <w:sz w:val="28"/>
+                  <w:sz w:val="32"/>
                 </w:rPr>
                 <m:t>c</m:t>
               </m:r>
@@ -1368,7 +1582,7 @@
                         <m:e>
                           <m:r>
                             <w:rPr>
-                              <w:sz w:val="28"/>
+                              <w:sz w:val="32"/>
                             </w:rPr>
                             <m:t>r</m:t>
                           </m:r>
@@ -1376,7 +1590,7 @@
                         <m:sub>
                           <m:r>
                             <w:rPr>
-                              <w:sz w:val="28"/>
+                              <w:sz w:val="32"/>
                             </w:rPr>
                             <m:t>0</m:t>
                           </m:r>
@@ -1386,7 +1600,7 @@
                     <m:den>
                       <m:r>
                         <w:rPr>
-                          <w:sz w:val="28"/>
+                          <w:sz w:val="32"/>
                         </w:rPr>
                         <m:t>r</m:t>
                       </m:r>
@@ -1400,7 +1614,7 @@
                         <m:e>
                           <m:r>
                             <w:rPr>
-                              <w:sz w:val="28"/>
+                              <w:sz w:val="32"/>
                             </w:rPr>
                             <m:t>t</m:t>
                           </m:r>
@@ -1414,7 +1628,7 @@
             <m:sup>
               <m:r>
                 <w:rPr>
-                  <w:sz w:val="28"/>
+                  <w:sz w:val="32"/>
                 </w:rPr>
                 <m:t>2</m:t>
               </m:r>
@@ -1422,7 +1636,7 @@
           </m:sSup>
           <m:r>
             <w:rPr>
-              <w:sz w:val="28"/>
+              <w:sz w:val="32"/>
             </w:rPr>
             <m:rPr>
               <m:sty m:val="p"/>
@@ -1666,7 +1880,7 @@
                   <m:e>
                     <m:r>
                       <w:rPr>
-                        <w:sz w:val="28"/>
+                        <w:sz w:val="32"/>
                       </w:rPr>
                       <m:t>E</m:t>
                     </m:r>
@@ -1674,7 +1888,7 @@
                   <m:sub>
                     <m:r>
                       <w:rPr>
-                        <w:sz w:val="28"/>
+                        <w:sz w:val="32"/>
                       </w:rPr>
                       <m:t>0</m:t>
                     </m:r>
@@ -1682,7 +1896,7 @@
                 </m:sSub>
                 <m:r>
                   <w:rPr>
-                    <w:sz w:val="28"/>
+                    <w:sz w:val="32"/>
                   </w:rPr>
                   <m:rPr>
                     <m:sty m:val="p"/>
@@ -1691,13 +1905,13 @@
                 </m:r>
                 <m:r>
                   <w:rPr>
-                    <w:sz w:val="28"/>
+                    <w:sz w:val="32"/>
                   </w:rPr>
                   <m:t>1.000110</m:t>
                 </m:r>
                 <m:r>
                   <w:rPr>
-                    <w:sz w:val="28"/>
+                    <w:sz w:val="32"/>
                   </w:rPr>
                   <m:rPr>
                     <m:sty m:val="p"/>
@@ -1706,13 +1920,13 @@
                 </m:r>
                 <m:r>
                   <w:rPr>
-                    <w:sz w:val="28"/>
+                    <w:sz w:val="32"/>
                   </w:rPr>
                   <m:t>0.034221</m:t>
                 </m:r>
                 <m:r>
                   <w:rPr>
-                    <w:sz w:val="28"/>
+                    <w:sz w:val="32"/>
                   </w:rPr>
                   <m:rPr>
                     <m:sty m:val="p"/>
@@ -1721,13 +1935,13 @@
                 </m:r>
                 <m:r>
                   <w:rPr>
-                    <w:sz w:val="28"/>
+                    <w:sz w:val="32"/>
                   </w:rPr>
                   <m:t>B</m:t>
                 </m:r>
                 <m:r>
                   <w:rPr>
-                    <w:sz w:val="28"/>
+                    <w:sz w:val="32"/>
                   </w:rPr>
                   <m:rPr>
                     <m:sty m:val="p"/>
@@ -1736,13 +1950,13 @@
                 </m:r>
                 <m:r>
                   <w:rPr>
-                    <w:sz w:val="28"/>
+                    <w:sz w:val="32"/>
                   </w:rPr>
                   <m:t>0.001280</m:t>
                 </m:r>
                 <m:r>
                   <w:rPr>
-                    <w:sz w:val="28"/>
+                    <w:sz w:val="32"/>
                   </w:rPr>
                   <m:rPr>
                     <m:sty m:val="p"/>
@@ -1751,7 +1965,7 @@
                 </m:r>
                 <m:r>
                   <w:rPr>
-                    <w:sz w:val="28"/>
+                    <w:sz w:val="32"/>
                   </w:rPr>
                   <m:t>B</m:t>
                 </m:r>
@@ -1761,7 +1975,7 @@
               <m:e>
                 <m:r>
                   <w:rPr>
-                    <w:sz w:val="28"/>
+                    <w:sz w:val="32"/>
                   </w:rPr>
                   <m:rPr>
                     <m:sty m:val="p"/>
@@ -1770,13 +1984,13 @@
                 </m:r>
                 <m:r>
                   <w:rPr>
-                    <w:sz w:val="28"/>
+                    <w:sz w:val="32"/>
                   </w:rPr>
                   <m:t>0.000719</m:t>
                 </m:r>
                 <m:r>
                   <w:rPr>
-                    <w:sz w:val="28"/>
+                    <w:sz w:val="32"/>
                   </w:rPr>
                   <m:rPr>
                     <m:sty m:val="p"/>
@@ -1793,13 +2007,13 @@
                   <m:e>
                     <m:r>
                       <w:rPr>
-                        <w:sz w:val="28"/>
+                        <w:sz w:val="32"/>
                       </w:rPr>
                       <m:t>2</m:t>
                     </m:r>
                     <m:r>
                       <w:rPr>
-                        <w:sz w:val="28"/>
+                        <w:sz w:val="32"/>
                       </w:rPr>
                       <m:t>B</m:t>
                     </m:r>
@@ -1807,7 +2021,7 @@
                 </m:d>
                 <m:r>
                   <w:rPr>
-                    <w:sz w:val="28"/>
+                    <w:sz w:val="32"/>
                   </w:rPr>
                   <m:rPr>
                     <m:sty m:val="p"/>
@@ -1816,13 +2030,13 @@
                 </m:r>
                 <m:r>
                   <w:rPr>
-                    <w:sz w:val="28"/>
+                    <w:sz w:val="32"/>
                   </w:rPr>
                   <m:t>0.000077</m:t>
                 </m:r>
                 <m:r>
                   <w:rPr>
-                    <w:sz w:val="28"/>
+                    <w:sz w:val="32"/>
                   </w:rPr>
                   <m:rPr>
                     <m:sty m:val="p"/>
@@ -1839,13 +2053,13 @@
                   <m:e>
                     <m:r>
                       <w:rPr>
-                        <w:sz w:val="28"/>
+                        <w:sz w:val="32"/>
                       </w:rPr>
                       <m:t>2</m:t>
                     </m:r>
                     <m:r>
                       <w:rPr>
-                        <w:sz w:val="28"/>
+                        <w:sz w:val="32"/>
                       </w:rPr>
                       <m:t>B</m:t>
                     </m:r>
@@ -1853,7 +2067,7 @@
                 </m:d>
                 <m:r>
                   <w:rPr>
-                    <w:sz w:val="28"/>
+                    <w:sz w:val="32"/>
                   </w:rPr>
                   <m:rPr>
                     <m:sty m:val="p"/>
@@ -1986,7 +2200,7 @@
             <m:e>
               <m:r>
                 <w:rPr>
-                  <w:sz w:val="28"/>
+                  <w:sz w:val="32"/>
                 </w:rPr>
                 <m:t>G</m:t>
               </m:r>
@@ -1994,13 +2208,13 @@
             <m:sub>
               <m:r>
                 <w:rPr>
-                  <w:sz w:val="28"/>
+                  <w:sz w:val="32"/>
                 </w:rPr>
                 <m:t>0</m:t>
               </m:r>
               <m:r>
                 <w:rPr>
-                  <w:sz w:val="28"/>
+                  <w:sz w:val="32"/>
                 </w:rPr>
                 <m:t>h</m:t>
               </m:r>
@@ -2008,7 +2222,7 @@
           </m:sSub>
           <m:r>
             <w:rPr>
-              <w:sz w:val="28"/>
+              <w:sz w:val="32"/>
             </w:rPr>
             <m:rPr>
               <m:sty m:val="p"/>
@@ -2019,7 +2233,7 @@
             <m:e>
               <m:r>
                 <w:rPr>
-                  <w:sz w:val="28"/>
+                  <w:sz w:val="32"/>
                 </w:rPr>
                 <m:t>G</m:t>
               </m:r>
@@ -2027,13 +2241,13 @@
             <m:sub>
               <m:r>
                 <w:rPr>
-                  <w:sz w:val="28"/>
+                  <w:sz w:val="32"/>
                 </w:rPr>
                 <m:t>0</m:t>
               </m:r>
               <m:r>
                 <w:rPr>
-                  <w:sz w:val="28"/>
+                  <w:sz w:val="32"/>
                 </w:rPr>
                 <m:t>n</m:t>
               </m:r>
@@ -2041,7 +2255,7 @@
           </m:sSub>
           <m:r>
             <w:rPr>
-              <w:sz w:val="28"/>
+              <w:sz w:val="32"/>
             </w:rPr>
             <m:rPr>
               <m:sty m:val="p"/>
@@ -2058,13 +2272,13 @@
             <m:e>
               <m:r>
                 <w:rPr>
-                  <w:sz w:val="28"/>
+                  <w:sz w:val="32"/>
                 </w:rPr>
                 <m:t>0</m:t>
               </m:r>
               <m:r>
                 <w:rPr>
-                  <w:sz w:val="28"/>
+                  <w:sz w:val="32"/>
                 </w:rPr>
                 <m:rPr>
                   <m:sty m:val="p"/>
@@ -2073,7 +2287,7 @@
               </m:r>
               <m:r>
                 <w:rPr>
-                  <w:sz w:val="28"/>
+                  <w:sz w:val="32"/>
                 </w:rPr>
                 <m:rPr>
                   <m:sty m:val="p"/>
@@ -2084,7 +2298,7 @@
                 <m:e>
                   <m:r>
                     <w:rPr>
-                      <w:sz w:val="28"/>
+                      <w:sz w:val="32"/>
                     </w:rPr>
                     <m:t>θ</m:t>
                   </m:r>
@@ -2092,7 +2306,7 @@
                 <m:sub>
                   <m:r>
                     <w:rPr>
-                      <w:sz w:val="28"/>
+                      <w:sz w:val="32"/>
                     </w:rPr>
                     <m:t>z</m:t>
                   </m:r>
@@ -2102,13 +2316,53 @@
           </m:d>
           <m:r>
             <w:rPr>
-              <w:sz w:val="28"/>
+              <w:sz w:val="32"/>
             </w:rPr>
             <m:rPr>
               <m:sty m:val="p"/>
             </m:rPr>
             <m:t>.</m:t>
           </m:r>
+          <m:r>
+            <w:rPr>
+              <w:sz w:val="32"/>
+            </w:rPr>
+            <m:t> </m:t>
+          </m:r>
+          <m:r>
+            <w:rPr>
+              <w:sz w:val="32"/>
+            </w:rPr>
+            <m:t> </m:t>
+          </m:r>
+          <m:r>
+            <w:rPr>
+              <w:sz w:val="32"/>
+            </w:rPr>
+            <m:t> </m:t>
+          </m:r>
+          <m:d>
+            <m:dPr>
+              <m:begChr m:val="("/>
+              <m:endChr m:val=")"/>
+              <m:sepChr m:val=""/>
+              <m:grow/>
+            </m:dPr>
+            <m:e>
+              <m:r>
+                <w:rPr>
+                  <w:sz w:val="32"/>
+                </w:rPr>
+                <m:t>E</m:t>
+              </m:r>
+              <m:r>
+                <w:rPr>
+                  <w:sz w:val="32"/>
+                </w:rPr>
+                <m:t>1.02</m:t>
+              </m:r>
+            </m:e>
+          </m:d>
         </m:oMath>
       </m:oMathPara>
     </w:p>
@@ -2332,6 +2586,19 @@
           <w:i w:val="0"/>
         </w:rPr>
         <w:t xml:space="preserve">seja a GHI observada, pois esta última sofre os efeitos de absorção, espalhamento, nuvens, aerossóis e das demais condições atmosféricas.</w:t>
+      </w:r>
+    </w:p>
+    <w:p>
+      <w:pPr>
+        <w:pStyle w:val="BodyText"/>
+        <w:widowControl/>
+      </w:pPr>
+      <w:r>
+        <w:rPr>
+          <w:rFonts w:ascii="Times New Roman" w:hAnsi="Times New Roman"/>
+          <w:i w:val="0"/>
+        </w:rPr>
+        <w:t xml:space="preserve">A projeção extraterrestre usa o horizonte geométrico e é anulada quando o centro solar fica abaixo dele. O critério aproximado de 90,833° utilizado pela NOAA para nascer e pôr do Sol inclui refração atmosférica e tamanho angular do disco solar; responde a outra definição de evento e não deve ser aplicado como substituição automática desse recorte (NOAA GLOBAL MONITORING LABORATORY, [s. d.], p. 2).</w:t>
       </w:r>
     </w:p>
     <w:p>
@@ -2484,7 +2751,7 @@
           <w:rFonts w:ascii="Times New Roman" w:hAnsi="Times New Roman"/>
           <w:i w:val="0"/>
         </w:rPr>
-        <w:t xml:space="preserve">A aproximação secante é utilizada como interpretação geométrica para zenitais moderados, aproximadamente até 70° no tratamento de Duffie, Beckman e Blair (2020, p. 9–10). Não deve ser extrapolada ao horizonte. A massa de ar relativa e sua correção de pressão para massa de ar absoluta precisam ser distinguidas em aplicações quantitativas.</w:t>
+        <w:t xml:space="preserve">A aproximação secante é utilizada como interpretação geométrica de atmosfera plana ao nível do mar, para zenitais aproximadamente até 70°, no tratamento de Duffie, Beckman e Blair (2020, p. 9–10). Não deve ser extrapolada ao horizonte. A massa de ar relativa e sua correção de pressão para massa de ar absoluta precisam ser distinguidas em aplicações quantitativas.</w:t>
       </w:r>
     </w:p>
     <w:bookmarkEnd w:id="26"/>
@@ -2753,7 +3020,7 @@
           <w:rFonts w:ascii="Times New Roman" w:hAnsi="Times New Roman"/>
           <w:i w:val="0"/>
         </w:rPr>
-        <w:t xml:space="preserve">O gráfico reúne naturezas distintas de informação. A POA provém da medição local agregada, enquanto zenital e incidência são calculados. Para 17/05, há 96 posições temporais, 94 médias POA não ausentes e 68 intervalos com três amostras na agregação. A figura exibe 05 h a 21 h locais, sem interpolação. A proximidade temporal entre o máximo de POA e a maior altura solar não constitui validação independente do SPA, nem permite identificar isoladamente condições de nuvens, aerossóis ou vapor de água. Trata-se de um exemplo diário, e não de uma distribuição climatológica.</w:t>
+        <w:t xml:space="preserve">O gráfico reúne naturezas distintas de informação. A POA provém da medição local agregada, enquanto zenital e incidência são calculados. Os dados integram o acervo PVDAQ (DELINE et al., 2021); o processamento e a seleção são documentados no projeto (TEIXEIRA et al., 2026). Para 17/05, há 96 posições temporais, 94 médias POA não ausentes e 68 intervalos com três amostras na agregação. A figura exibe 05 h a 21 h locais, sem interpolação. A proximidade temporal entre o máximo de POA e a maior altura solar não constitui validação independente do SPA, nem permite identificar isoladamente condições de nuvens, aerossóis ou vapor de água. Trata-se de um exemplo diário, e não de uma distribuição climatológica.</w:t>
       </w:r>
     </w:p>
     <w:p>
@@ -2998,10 +3265,11 @@
       </w:r>
     </w:p>
     <w:bookmarkEnd w:id="32"/>
-    <w:bookmarkStart w:id="33" w:name="quadro-de-conceitos-e-convenções"/>
-    <w:p>
-      <w:pPr>
-        <w:pStyle w:val="Heading3"/>
+    <w:bookmarkEnd w:id="33"/>
+    <w:bookmarkStart w:id="34" w:name="quadro-de-conceitos-e-convenções"/>
+    <w:p>
+      <w:pPr>
+        <w:pStyle w:val="Heading2"/>
         <w:widowControl/>
       </w:pPr>
       <w:r>
@@ -3017,6 +3285,14 @@
         <w:tblW w:type="pct" w:w="4901"/>
         <w:tblLook w:firstRow="1" w:lastRow="0" w:firstColumn="0" w:lastColumn="0" w:noHBand="0" w:noVBand="0" w:val="0020"/>
         <w:jc w:val="start"/>
+        <w:tblBorders>
+          <w:top w:val="single" w:sz="4" w:color="D9D9D9"/>
+          <w:left w:val="single" w:sz="4" w:color="D9D9D9"/>
+          <w:bottom w:val="single" w:sz="4" w:color="D9D9D9"/>
+          <w:right w:val="single" w:sz="4" w:color="D9D9D9"/>
+          <w:insideH w:val="single" w:sz="4" w:color="D9D9D9"/>
+          <w:insideV w:val="single" w:sz="4" w:color="D9D9D9"/>
+        </w:tblBorders>
       </w:tblPr>
       <w:tblGrid>
         <w:gridCol w:w="1881"/>
@@ -3026,10 +3302,13 @@
       <w:tr>
         <w:trPr>
           <w:tblHeader w:val="true"/>
+          <w:cantSplit/>
           <w:tblHeader/>
         </w:trPr>
         <w:tc>
-          <w:tcPr/>
+          <w:tcPr>
+            <w:shd w:fill="F0F0F0"/>
+          </w:tcPr>
           <w:p>
             <w:pPr>
               <w:pStyle w:val="Compact"/>
@@ -3039,7 +3318,9 @@
             </w:pPr>
             <w:r>
               <w:rPr>
+                <w:bCs/>
                 <w:rFonts w:ascii="Times New Roman" w:hAnsi="Times New Roman"/>
+                <w:b/>
                 <w:sz w:val="23"/>
               </w:rPr>
               <w:t xml:space="preserve">Símbolo</w:t>
@@ -3047,7 +3328,9 @@
           </w:p>
         </w:tc>
         <w:tc>
-          <w:tcPr/>
+          <w:tcPr>
+            <w:shd w:fill="F0F0F0"/>
+          </w:tcPr>
           <w:p>
             <w:pPr>
               <w:pStyle w:val="Compact"/>
@@ -3057,7 +3340,9 @@
             </w:pPr>
             <w:r>
               <w:rPr>
+                <w:bCs/>
                 <w:rFonts w:ascii="Times New Roman" w:hAnsi="Times New Roman"/>
+                <w:b/>
                 <w:sz w:val="23"/>
               </w:rPr>
               <w:t xml:space="preserve">Grandeza</w:t>
@@ -3065,7 +3350,9 @@
           </w:p>
         </w:tc>
         <w:tc>
-          <w:tcPr/>
+          <w:tcPr>
+            <w:shd w:fill="F0F0F0"/>
+          </w:tcPr>
           <w:p>
             <w:pPr>
               <w:pStyle w:val="Compact"/>
@@ -3075,7 +3362,9 @@
             </w:pPr>
             <w:r>
               <w:rPr>
+                <w:bCs/>
                 <w:rFonts w:ascii="Times New Roman" w:hAnsi="Times New Roman"/>
+                <w:b/>
                 <w:sz w:val="23"/>
               </w:rPr>
               <w:t xml:space="preserve">Unidade / convenção</w:t>
@@ -3084,6 +3373,9 @@
         </w:tc>
       </w:tr>
       <w:tr>
+        <w:trPr>
+          <w:cantSplit/>
+        </w:trPr>
         <w:tc>
           <w:tcPr/>
           <w:p>
@@ -3138,6 +3430,9 @@
         </w:tc>
       </w:tr>
       <w:tr>
+        <w:trPr>
+          <w:cantSplit/>
+        </w:trPr>
         <w:tc>
           <w:tcPr/>
           <w:p>
@@ -3192,6 +3487,9 @@
         </w:tc>
       </w:tr>
       <w:tr>
+        <w:trPr>
+          <w:cantSplit/>
+        </w:trPr>
         <w:tc>
           <w:tcPr/>
           <w:p>
@@ -3246,6 +3544,9 @@
         </w:tc>
       </w:tr>
       <w:tr>
+        <w:trPr>
+          <w:cantSplit/>
+        </w:trPr>
         <w:tc>
           <w:tcPr/>
           <w:p>
@@ -3309,6 +3610,9 @@
         </w:tc>
       </w:tr>
       <w:tr>
+        <w:trPr>
+          <w:cantSplit/>
+        </w:trPr>
         <w:tc>
           <w:tcPr/>
           <w:p>
@@ -3414,6 +3718,9 @@
         </w:tc>
       </w:tr>
       <w:tr>
+        <w:trPr>
+          <w:cantSplit/>
+        </w:trPr>
         <w:tc>
           <w:tcPr/>
           <w:p>
@@ -3480,6 +3787,9 @@
         </w:tc>
       </w:tr>
       <w:tr>
+        <w:trPr>
+          <w:cantSplit/>
+        </w:trPr>
         <w:tc>
           <w:tcPr/>
           <w:p>
@@ -3546,6 +3856,9 @@
         </w:tc>
       </w:tr>
       <w:tr>
+        <w:trPr>
+          <w:cantSplit/>
+        </w:trPr>
         <w:tc>
           <w:tcPr/>
           <w:p>
@@ -3602,24 +3915,23 @@
         </w:tc>
       </w:tr>
     </w:tbl>
-    <w:p>
-      <w:pPr>
-        <w:pStyle w:val="BodyText"/>
-        <w:widowControl/>
-      </w:pPr>
-      <w:r>
-        <w:rPr>
-          <w:bCs/>
-          <w:rFonts w:ascii="Times New Roman" w:hAnsi="Times New Roman"/>
+    <w:bookmarkEnd w:id="34"/>
+    <w:bookmarkStart w:id="35" w:name="Xe1ed31b555b0ef9017b6b53974a5225da878e12"/>
+    <w:p>
+      <w:pPr>
+        <w:pStyle w:val="Heading2"/>
+        <w:widowControl/>
+      </w:pPr>
+      <w:r>
+        <w:rPr>
           <w:b/>
-          <w:i w:val="0"/>
-        </w:rPr>
-        <w:t xml:space="preserve">Critérios de validade e transição para 1.2</w:t>
-      </w:r>
-    </w:p>
-    <w:p>
-      <w:pPr>
-        <w:pStyle w:val="BodyText"/>
+        </w:rPr>
+        <w:t>CRITÉRIOS DE VALIDADE E TRANSIÇÃO PARA 1.2</w:t>
+      </w:r>
+    </w:p>
+    <w:p>
+      <w:pPr>
+        <w:pStyle w:val="FirstParagraph"/>
         <w:widowControl/>
       </w:pPr>
       <w:r>
@@ -3630,9 +3942,8 @@
         <w:t xml:space="preserve">A irradiância extraterrestre horizontal G₀h [W m⁻²] é calculada pela projeção da irradiância normal G₀n [W m⁻²] no plano horizontal, para o Sol acima do horizonte. GHI [W m⁻²] é outra grandeza: a irradiância global horizontal na superfície, modificada por absorção, espalhamento e nuvens. POA [W m⁻²] representa um plano inclinado e, no PVDAQ 2107, é a medição que alimenta a cadeia principal. Essas distinções fundamentam a subseção 1.2 e evitam substituir observações por cálculos.</w:t>
       </w:r>
     </w:p>
-    <w:bookmarkEnd w:id="33"/>
-    <w:bookmarkEnd w:id="34"/>
-    <w:bookmarkStart w:id="39" w:name="X041be9165729c396207ed2594ece229ca47a3ad"/>
+    <w:bookmarkEnd w:id="35"/>
+    <w:bookmarkStart w:id="40" w:name="X041be9165729c396207ed2594ece229ca47a3ad"/>
     <w:p>
       <w:pPr>
         <w:pStyle w:val="Heading2"/>
@@ -3645,7 +3956,7 @@
         <w:t>1.2 GRANDEZAS RADIOMÉTRICAS E COMPONENTES DA RADIAÇÃO</w:t>
       </w:r>
     </w:p>
-    <w:bookmarkStart w:id="35" w:name="irradiância-e-irradiação"/>
+    <w:bookmarkStart w:id="36" w:name="irradiância-e-irradiação"/>
     <w:p>
       <w:pPr>
         <w:pStyle w:val="Heading2"/>
@@ -3828,7 +4139,7 @@
             <m:e>
               <m:r>
                 <w:rPr>
-                  <w:sz w:val="28"/>
+                  <w:sz w:val="32"/>
                 </w:rPr>
                 <m:t>H</m:t>
               </m:r>
@@ -3846,7 +4157,7 @@
                     <m:e>
                       <m:r>
                         <w:rPr>
-                          <w:sz w:val="28"/>
+                          <w:sz w:val="32"/>
                         </w:rPr>
                         <m:t>t</m:t>
                       </m:r>
@@ -3854,7 +4165,7 @@
                     <m:sub>
                       <m:r>
                         <w:rPr>
-                          <w:sz w:val="28"/>
+                          <w:sz w:val="32"/>
                         </w:rPr>
                         <m:t>1</m:t>
                       </m:r>
@@ -3862,7 +4173,7 @@
                   </m:sSub>
                   <m:r>
                     <w:rPr>
-                      <w:sz w:val="28"/>
+                      <w:sz w:val="32"/>
                     </w:rPr>
                     <m:rPr>
                       <m:sty m:val="p"/>
@@ -3873,7 +4184,7 @@
                     <m:e>
                       <m:r>
                         <w:rPr>
-                          <w:sz w:val="28"/>
+                          <w:sz w:val="32"/>
                         </w:rPr>
                         <m:t>t</m:t>
                       </m:r>
@@ -3881,7 +4192,7 @@
                     <m:sub>
                       <m:r>
                         <w:rPr>
-                          <w:sz w:val="28"/>
+                          <w:sz w:val="32"/>
                         </w:rPr>
                         <m:t>2</m:t>
                       </m:r>
@@ -3893,7 +4204,7 @@
           </m:sSub>
           <m:r>
             <w:rPr>
-              <w:sz w:val="28"/>
+              <w:sz w:val="32"/>
             </w:rPr>
             <m:rPr>
               <m:sty m:val="p"/>
@@ -3912,7 +4223,7 @@
                 <m:e>
                   <m:r>
                     <w:rPr>
-                      <w:sz w:val="28"/>
+                      <w:sz w:val="32"/>
                     </w:rPr>
                     <m:t>t</m:t>
                   </m:r>
@@ -3920,7 +4231,7 @@
                 <m:sub>
                   <m:r>
                     <w:rPr>
-                      <w:sz w:val="28"/>
+                      <w:sz w:val="32"/>
                     </w:rPr>
                     <m:t>1</m:t>
                   </m:r>
@@ -3932,7 +4243,7 @@
                 <m:e>
                   <m:r>
                     <w:rPr>
-                      <w:sz w:val="28"/>
+                      <w:sz w:val="32"/>
                     </w:rPr>
                     <m:t>t</m:t>
                   </m:r>
@@ -3940,7 +4251,7 @@
                 <m:sub>
                   <m:r>
                     <w:rPr>
-                      <w:sz w:val="28"/>
+                      <w:sz w:val="32"/>
                     </w:rPr>
                     <m:t>2</m:t>
                   </m:r>
@@ -3950,7 +4261,7 @@
             <m:e>
               <m:r>
                 <w:rPr>
-                  <w:sz w:val="28"/>
+                  <w:sz w:val="32"/>
                 </w:rPr>
                 <m:t>G</m:t>
               </m:r>
@@ -3966,7 +4277,7 @@
             <m:e>
               <m:r>
                 <w:rPr>
-                  <w:sz w:val="28"/>
+                  <w:sz w:val="32"/>
                 </w:rPr>
                 <m:t>t</m:t>
               </m:r>
@@ -3974,13 +4285,13 @@
           </m:d>
           <m:r>
             <w:rPr>
-              <w:sz w:val="28"/>
+              <w:sz w:val="32"/>
             </w:rPr>
             <m:t> </m:t>
           </m:r>
           <m:r>
             <w:rPr>
-              <w:sz w:val="28"/>
+              <w:sz w:val="32"/>
             </w:rPr>
             <m:rPr>
               <m:sty m:val="p"/>
@@ -3989,13 +4300,13 @@
           </m:r>
           <m:r>
             <w:rPr>
-              <w:sz w:val="28"/>
+              <w:sz w:val="32"/>
             </w:rPr>
             <m:t>t</m:t>
           </m:r>
           <m:r>
             <w:rPr>
-              <w:sz w:val="28"/>
+              <w:sz w:val="32"/>
             </w:rPr>
             <m:rPr>
               <m:sty m:val="p"/>
@@ -4004,7 +4315,7 @@
           </m:r>
           <m:r>
             <w:rPr>
-              <w:sz w:val="28"/>
+              <w:sz w:val="32"/>
             </w:rPr>
             <m:rPr>
               <m:sty m:val="p"/>
@@ -4249,13 +4560,13 @@
         <m:oMath>
           <m:r>
             <w:rPr>
-              <w:sz w:val="28"/>
+              <w:sz w:val="32"/>
             </w:rPr>
             <m:t>H</m:t>
           </m:r>
           <m:r>
             <w:rPr>
-              <w:sz w:val="28"/>
+              <w:sz w:val="32"/>
             </w:rPr>
             <m:rPr>
               <m:sty m:val="p"/>
@@ -4272,13 +4583,13 @@
             <m:sub>
               <m:r>
                 <w:rPr>
-                  <w:sz w:val="28"/>
+                  <w:sz w:val="32"/>
                 </w:rPr>
                 <m:t>i</m:t>
               </m:r>
               <m:r>
                 <w:rPr>
-                  <w:sz w:val="28"/>
+                  <w:sz w:val="32"/>
                 </w:rPr>
                 <m:rPr>
                   <m:sty m:val="p"/>
@@ -4287,7 +4598,7 @@
               </m:r>
               <m:r>
                 <w:rPr>
-                  <w:sz w:val="28"/>
+                  <w:sz w:val="32"/>
                 </w:rPr>
                 <m:rPr>
                   <m:sty m:val="p"/>
@@ -4299,7 +4610,7 @@
             <m:sup>
               <m:r>
                 <w:rPr>
-                  <w:sz w:val="28"/>
+                  <w:sz w:val="32"/>
                 </w:rPr>
                 <m:t/>
               </m:r>
@@ -4314,7 +4625,7 @@
                     <m:e>
                       <m:r>
                         <w:rPr>
-                          <w:sz w:val="28"/>
+                          <w:sz w:val="32"/>
                         </w:rPr>
                         <m:t>G</m:t>
                       </m:r>
@@ -4324,7 +4635,7 @@
                 <m:sub>
                   <m:r>
                     <w:rPr>
-                      <w:sz w:val="28"/>
+                      <w:sz w:val="32"/>
                     </w:rPr>
                     <m:t>i</m:t>
                   </m:r>
@@ -4334,13 +4645,13 @@
           </m:nary>
           <m:r>
             <w:rPr>
-              <w:sz w:val="28"/>
+              <w:sz w:val="32"/>
             </w:rPr>
             <m:t> </m:t>
           </m:r>
           <m:r>
             <w:rPr>
-              <w:sz w:val="28"/>
+              <w:sz w:val="32"/>
             </w:rPr>
             <m:t>Δ</m:t>
           </m:r>
@@ -4348,7 +4659,7 @@
             <m:e>
               <m:r>
                 <w:rPr>
-                  <w:sz w:val="28"/>
+                  <w:sz w:val="32"/>
                 </w:rPr>
                 <m:t>t</m:t>
               </m:r>
@@ -4356,7 +4667,7 @@
             <m:sub>
               <m:r>
                 <w:rPr>
-                  <w:sz w:val="28"/>
+                  <w:sz w:val="32"/>
                 </w:rPr>
                 <m:t>i</m:t>
               </m:r>
@@ -4364,7 +4675,7 @@
           </m:sSub>
           <m:r>
             <w:rPr>
-              <w:sz w:val="28"/>
+              <w:sz w:val="32"/>
             </w:rPr>
             <m:rPr>
               <m:sty m:val="p"/>
@@ -4373,7 +4684,7 @@
           </m:r>
           <m:r>
             <w:rPr>
-              <w:sz w:val="28"/>
+              <w:sz w:val="32"/>
             </w:rPr>
             <m:rPr>
               <m:sty m:val="p"/>
@@ -4521,11 +4832,11 @@
           <w:rFonts w:ascii="Times New Roman" w:hAnsi="Times New Roman"/>
           <w:i w:val="0"/>
         </w:rPr>
-        <w:t xml:space="preserve">é o conjunto de intervalos válidos. Essa soma representa a energia dos intervalos efetivamente incluídos; não reconstitui a energia dos intervalos ausentes. Se o registro for uma amostra instantânea, a integração por soma ou por outra quadratura constitui uma aproximação adicional. Portanto, a resolução nominal de um arquivo não informa, por si só, se seus valores são instantâneos, médios ou acumulados. A interpretação deve ser obtida nos metadados de aquisição e processamento (DUFFIE; BECKMAN; BLAIR, 2020, p. 10; SENGUPTA et al., 2024, cap. 6, p. 24–25).</w:t>
-      </w:r>
-    </w:p>
-    <w:bookmarkEnd w:id="35"/>
-    <w:bookmarkStart w:id="36" w:name="X3c2eacbc98ad1a80d4f07ee11382bfb7f38555b"/>
+        <w:t xml:space="preserve">é o conjunto de intervalos válidos. A forma discreta é aqui derivada da definição integral sob a hipótese de médias de intervalo. Essa soma representa a energia dos intervalos efetivamente incluídos; não reconstitui a energia dos intervalos ausentes. Se o registro for uma amostra instantânea, a integração por soma ou por outra quadratura constitui uma aproximação adicional. Portanto, a resolução nominal de um arquivo não informa, por si só, se seus valores são instantâneos, médios ou acumulados. A interpretação deve ser obtida nos metadados de aquisição e processamento (DUFFIE; BECKMAN; BLAIR, 2020, p. 10; SENGUPTA et al., 2024, cap. 6, p. 24–25).</w:t>
+      </w:r>
+    </w:p>
+    <w:bookmarkEnd w:id="36"/>
+    <w:bookmarkStart w:id="37" w:name="X3c2eacbc98ad1a80d4f07ee11382bfb7f38555b"/>
     <w:p>
       <w:pPr>
         <w:pStyle w:val="Heading2"/>
@@ -4548,7 +4859,7 @@
           <w:rFonts w:ascii="Times New Roman" w:hAnsi="Times New Roman"/>
           <w:i w:val="0"/>
         </w:rPr>
-        <w:t xml:space="preserve">A interação da radiação solar com a atmosfera produz um campo radiativo com contribuições direcionais distintas. A irradiância direta normal, DNI, é referida a uma superfície perpendicular à direção solar e à radiação proveniente de uma pequena região angular centrada no Sol. A irradiância difusa horizontal, DHI, é a contribuição do céu recebida por uma superfície horizontal, excluída a região angular atribuída à componente direta. A irradiância global horizontal, GHI, representa a irradiância descendente total recebida no plano horizontal. As três grandezas são expressas em W/m²; suas diferenças decorrem da direção de recepção e do campo angular integrado, e não da unidade (SENGUPTA et al., 2024, cap. 2, p. 9–10).</w:t>
+        <w:t xml:space="preserve">A interação da radiação solar com a atmosfera produz um campo radiativo com contribuições direcionais distintas. A irradiância direta normal, DNI, é referida a uma superfície perpendicular à direção solar e à radiação proveniente de uma pequena região angular centrada no Sol. A irradiância difusa horizontal, DHI, é a contribuição do céu recebida por uma superfície horizontal, excluída a região angular atribuída à componente direta. A irradiância global horizontal, GHI, representa a irradiância solar descendente total de ondas curtas recebida no plano horizontal. As três grandezas são expressas em W/m²; suas diferenças decorrem da direção de recepção e do campo angular integrado, e não da unidade (SENGUPTA et al., 2024, cap. 2, p. 9–10).</w:t>
       </w:r>
     </w:p>
     <w:p>
@@ -4579,7 +4890,7 @@
         <m:oMath>
           <m:r>
             <w:rPr>
-              <w:sz w:val="28"/>
+              <w:sz w:val="32"/>
             </w:rPr>
             <m:rPr>
               <m:sty m:val="p"/>
@@ -4588,7 +4899,7 @@
           </m:r>
           <m:r>
             <w:rPr>
-              <w:sz w:val="28"/>
+              <w:sz w:val="32"/>
             </w:rPr>
             <m:rPr>
               <m:sty m:val="p"/>
@@ -4597,7 +4908,7 @@
           </m:r>
           <m:r>
             <w:rPr>
-              <w:sz w:val="28"/>
+              <w:sz w:val="32"/>
             </w:rPr>
             <m:rPr>
               <m:sty m:val="p"/>
@@ -4606,7 +4917,7 @@
           </m:r>
           <m:r>
             <w:rPr>
-              <w:sz w:val="28"/>
+              <w:sz w:val="32"/>
             </w:rPr>
             <m:rPr>
               <m:sty m:val="p"/>
@@ -4615,7 +4926,7 @@
           </m:r>
           <m:r>
             <w:rPr>
-              <w:sz w:val="28"/>
+              <w:sz w:val="32"/>
             </w:rPr>
             <m:rPr>
               <m:sty m:val="p"/>
@@ -4624,7 +4935,7 @@
           </m:r>
           <m:r>
             <w:rPr>
-              <w:sz w:val="28"/>
+              <w:sz w:val="32"/>
             </w:rPr>
             <m:rPr>
               <m:sty m:val="p"/>
@@ -4633,7 +4944,7 @@
           </m:r>
           <m:r>
             <w:rPr>
-              <w:sz w:val="28"/>
+              <w:sz w:val="32"/>
             </w:rPr>
             <m:rPr>
               <m:sty m:val="p"/>
@@ -4642,7 +4953,7 @@
           </m:r>
           <m:r>
             <w:rPr>
-              <w:sz w:val="28"/>
+              <w:sz w:val="32"/>
             </w:rPr>
             <m:rPr>
               <m:sty m:val="p"/>
@@ -4653,7 +4964,7 @@
             <m:e>
               <m:r>
                 <w:rPr>
-                  <w:sz w:val="28"/>
+                  <w:sz w:val="32"/>
                 </w:rPr>
                 <m:t>θ</m:t>
               </m:r>
@@ -4661,7 +4972,7 @@
             <m:sub>
               <m:r>
                 <w:rPr>
-                  <w:sz w:val="28"/>
+                  <w:sz w:val="32"/>
                 </w:rPr>
                 <m:t>z</m:t>
               </m:r>
@@ -4669,7 +4980,7 @@
           </m:sSub>
           <m:r>
             <w:rPr>
-              <w:sz w:val="28"/>
+              <w:sz w:val="32"/>
             </w:rPr>
             <m:rPr>
               <m:sty m:val="p"/>
@@ -4678,7 +4989,7 @@
           </m:r>
           <m:r>
             <w:rPr>
-              <w:sz w:val="28"/>
+              <w:sz w:val="32"/>
             </w:rPr>
             <m:rPr>
               <m:sty m:val="p"/>
@@ -4687,7 +4998,7 @@
           </m:r>
           <m:r>
             <w:rPr>
-              <w:sz w:val="28"/>
+              <w:sz w:val="32"/>
             </w:rPr>
             <m:rPr>
               <m:sty m:val="p"/>
@@ -4696,7 +5007,7 @@
           </m:r>
           <m:r>
             <w:rPr>
-              <w:sz w:val="28"/>
+              <w:sz w:val="32"/>
             </w:rPr>
             <m:rPr>
               <m:sty m:val="p"/>
@@ -4705,7 +5016,7 @@
           </m:r>
           <m:r>
             <w:rPr>
-              <w:sz w:val="28"/>
+              <w:sz w:val="32"/>
             </w:rPr>
             <m:rPr>
               <m:sty m:val="p"/>
@@ -4714,7 +5025,7 @@
           </m:r>
           <m:r>
             <w:rPr>
-              <w:sz w:val="28"/>
+              <w:sz w:val="32"/>
             </w:rPr>
             <m:rPr>
               <m:sty m:val="p"/>
@@ -4877,8 +5188,8 @@
         <w:t xml:space="preserve">amplifica a sensibilidade a pequenos erros, pois o denominador tende a zero. A caracterização das componentes deve, portanto, manter explícita a distinção entre valores medidos e estimados (SENGUPTA et al., 2024, cap. 2, p. 10–11).</w:t>
       </w:r>
     </w:p>
-    <w:bookmarkEnd w:id="36"/>
-    <w:bookmarkStart w:id="37" w:name="X4a72c6609e458fccae0c45f82fe0ee175885281"/>
+    <w:bookmarkEnd w:id="37"/>
+    <w:bookmarkStart w:id="38" w:name="X4a72c6609e458fccae0c45f82fe0ee175885281"/>
     <w:p>
       <w:pPr>
         <w:pStyle w:val="Heading2"/>
@@ -5057,6 +5368,14 @@
         <w:tblW w:type="pct" w:w="5000"/>
         <w:tblLook w:firstRow="1" w:lastRow="0" w:firstColumn="0" w:lastColumn="0" w:noHBand="0" w:noVBand="0" w:val="0020"/>
         <w:jc w:val="start"/>
+        <w:tblBorders>
+          <w:top w:val="single" w:sz="4" w:color="D9D9D9"/>
+          <w:left w:val="single" w:sz="4" w:color="D9D9D9"/>
+          <w:bottom w:val="single" w:sz="4" w:color="D9D9D9"/>
+          <w:right w:val="single" w:sz="4" w:color="D9D9D9"/>
+          <w:insideH w:val="single" w:sz="4" w:color="D9D9D9"/>
+          <w:insideV w:val="single" w:sz="4" w:color="D9D9D9"/>
+        </w:tblBorders>
       </w:tblPr>
       <w:tblGrid>
         <w:gridCol w:w="2640"/>
@@ -5066,10 +5385,13 @@
       <w:tr>
         <w:trPr>
           <w:tblHeader w:val="true"/>
+          <w:cantSplit/>
           <w:tblHeader/>
         </w:trPr>
         <w:tc>
-          <w:tcPr/>
+          <w:tcPr>
+            <w:shd w:fill="F0F0F0"/>
+          </w:tcPr>
           <w:p>
             <w:pPr>
               <w:pStyle w:val="Compact"/>
@@ -5080,6 +5402,7 @@
             <w:r>
               <w:rPr>
                 <w:rFonts w:ascii="Times New Roman" w:hAnsi="Times New Roman"/>
+                <w:b/>
                 <w:sz w:val="23"/>
               </w:rPr>
               <w:t xml:space="preserve">Grandeza</w:t>
@@ -5087,7 +5410,9 @@
           </w:p>
         </w:tc>
         <w:tc>
-          <w:tcPr/>
+          <w:tcPr>
+            <w:shd w:fill="F0F0F0"/>
+          </w:tcPr>
           <w:p>
             <w:pPr>
               <w:pStyle w:val="Compact"/>
@@ -5098,6 +5423,7 @@
             <w:r>
               <w:rPr>
                 <w:rFonts w:ascii="Times New Roman" w:hAnsi="Times New Roman"/>
+                <w:b/>
                 <w:sz w:val="23"/>
               </w:rPr>
               <w:t xml:space="preserve">Definição e plano</w:t>
@@ -5105,7 +5431,9 @@
           </w:p>
         </w:tc>
         <w:tc>
-          <w:tcPr/>
+          <w:tcPr>
+            <w:shd w:fill="F0F0F0"/>
+          </w:tcPr>
           <w:p>
             <w:pPr>
               <w:pStyle w:val="Compact"/>
@@ -5116,6 +5444,7 @@
             <w:r>
               <w:rPr>
                 <w:rFonts w:ascii="Times New Roman" w:hAnsi="Times New Roman"/>
+                <w:b/>
                 <w:sz w:val="23"/>
               </w:rPr>
               <w:t xml:space="preserve">Unidade</w:t>
@@ -5124,6 +5453,9 @@
         </w:tc>
       </w:tr>
       <w:tr>
+        <w:trPr>
+          <w:cantSplit/>
+        </w:trPr>
         <w:tc>
           <w:tcPr/>
           <w:p>
@@ -5190,6 +5522,9 @@
         </w:tc>
       </w:tr>
       <w:tr>
+        <w:trPr>
+          <w:cantSplit/>
+        </w:trPr>
         <w:tc>
           <w:tcPr/>
           <w:p>
@@ -5256,6 +5591,9 @@
         </w:tc>
       </w:tr>
       <w:tr>
+        <w:trPr>
+          <w:cantSplit/>
+        </w:trPr>
         <w:tc>
           <w:tcPr/>
           <w:p>
@@ -5312,6 +5650,9 @@
         </w:tc>
       </w:tr>
       <w:tr>
+        <w:trPr>
+          <w:cantSplit/>
+        </w:trPr>
         <w:tc>
           <w:tcPr/>
           <w:p>
@@ -5368,6 +5709,9 @@
         </w:tc>
       </w:tr>
       <w:tr>
+        <w:trPr>
+          <w:cantSplit/>
+        </w:trPr>
         <w:tc>
           <w:tcPr/>
           <w:p>
@@ -5424,6 +5768,9 @@
         </w:tc>
       </w:tr>
       <w:tr>
+        <w:trPr>
+          <w:cantSplit/>
+        </w:trPr>
         <w:tc>
           <w:tcPr/>
           <w:p>
@@ -5480,6 +5827,9 @@
         </w:tc>
       </w:tr>
       <w:tr>
+        <w:trPr>
+          <w:cantSplit/>
+        </w:trPr>
         <w:tc>
           <w:tcPr/>
           <w:p>
@@ -5551,8 +5901,8 @@
         <w:t xml:space="preserve">Fonte: elaboração de Samuel Constantino Teixeira a partir de Duffie, Beckman e Blair (2020, p. 9–15) e Sengupta et al. (2024, cap. 2, p. 9–11).</w:t>
       </w:r>
     </w:p>
-    <w:bookmarkEnd w:id="37"/>
-    <w:bookmarkStart w:id="38" w:name="aplicação-ao-pvdaq-2107-e-continuidade"/>
+    <w:bookmarkEnd w:id="38"/>
+    <w:bookmarkStart w:id="39" w:name="aplicação-ao-pvdaq-2107-e-continuidade"/>
     <w:p>
       <w:pPr>
         <w:pStyle w:val="Heading2"/>
@@ -5588,7 +5938,7 @@
           <w:rFonts w:ascii="Times New Roman" w:hAnsi="Times New Roman"/>
           <w:i w:val="0"/>
         </w:rPr>
-        <w:t xml:space="preserve">As componentes GHI, DNI e DHI eventualmente reconstruídas a partir da POA permanecem estimativas dependentes de modelos e hipóteses. A reprodução da POA de entrada por uma transposição inversa seguida da transposição direta não constitui validação independente dessas componentes. Essa conclusão resulta da dependência entre entradas e saídas do procedimento, e não de uma comparação realizada com sensores locais adicionais. A verificação das componentes exigiria referências observacionais ou estimativas externas com incerteza e independência documentadas.</w:t>
+        <w:t xml:space="preserve">As componentes GHI, DNI e DHI eventualmente reconstruídas a partir da POA permanecem estimativas dependentes de modelos e hipóteses. A reprodução da POA de entrada por uma transposição inversa seguida da transposição direta não constitui validação independente dessas componentes. Essa conclusão resulta da dependência entre entradas e saídas do procedimento, e não de uma comparação realizada com sensores locais adicionais. Driesse, Jensen e Perez (2024, p. 9–11) distinguem a avaliação do algoritmo inverso com alvos de irradiância inclinada modelados da avaliação com medições reais; também discutem soluções matemáticas múltiplas. A verificação das componentes do PVDAQ exigiria referências observacionais ou estimativas externas com incerteza e independência documentadas.</w:t>
       </w:r>
     </w:p>
     <w:p>
@@ -5604,9 +5954,9 @@
         <w:t xml:space="preserve">A distinção entre potência radiativa, energia integrada e planos de recepção prepara a análise da modulação atmosférica em 1.3. Ela também define o requisito de comparabilidade para 1.4: duas séries somente podem ser confrontadas após compatibilizar a grandeza, o plano, o tempo de integração e o domínio de observação.</w:t>
       </w:r>
     </w:p>
-    <w:bookmarkEnd w:id="38"/>
     <w:bookmarkEnd w:id="39"/>
-    <w:bookmarkStart w:id="45" w:name="X0535aea0c2649256f7e234e134706e317300fd0"/>
+    <w:bookmarkEnd w:id="40"/>
+    <w:bookmarkStart w:id="46" w:name="X0535aea0c2649256f7e234e134706e317300fd0"/>
     <w:p>
       <w:pPr>
         <w:pStyle w:val="Heading2"/>
@@ -5619,7 +5969,7 @@
         <w:t>1.3 MODULAÇÃO ATMOSFÉRICA E VARIABILIDADE ESPAÇO-TEMPORAL</w:t>
       </w:r>
     </w:p>
-    <w:bookmarkStart w:id="40" w:name="interação-entre-a-radiação-e-a-atmosfera"/>
+    <w:bookmarkStart w:id="41" w:name="interação-entre-a-radiação-e-a-atmosfera"/>
     <w:p>
       <w:pPr>
         <w:pStyle w:val="Heading2"/>
@@ -5658,8 +6008,8 @@
         <w:t xml:space="preserve">O percurso atmosférico depende da posição solar. Para ângulos zenitais moderados, a aproximação de atmosfera plana relaciona a massa de ar relativa à secante do zenital. À medida que o Sol se aproxima do horizonte, a curvatura da atmosfera e os efeitos de refração exigem tratamento mais adequado. Massa de ar, transmitância e irradiância não são sinônimos: a primeira caracteriza um percurso relativo; a segunda depende dos processos de extinção; a terceira é o fluxo por unidade de área resultante. Essa distinção evita atribuir à geometria uma capacidade explicativa que depende também das propriedades atmosféricas (DUFFIE; BECKMAN; BLAIR, 2020, p. 9–10; SENGUPTA et al., 2024, cap. 2, p. 6–8).</w:t>
       </w:r>
     </w:p>
-    <w:bookmarkEnd w:id="40"/>
-    <w:bookmarkStart w:id="41" w:name="nuvens-e-redistribuição-da-irradiância"/>
+    <w:bookmarkEnd w:id="41"/>
+    <w:bookmarkStart w:id="42" w:name="nuvens-e-redistribuição-da-irradiância"/>
     <w:p>
       <w:pPr>
         <w:pStyle w:val="Heading2"/>
@@ -5698,8 +6048,8 @@
         <w:t xml:space="preserve">A resolução temporal condiciona a representação desses eventos. Uma média de 15 minutos suaviza variações que poderiam ser visíveis em amostras mais frequentes. Uma série horária, por sua vez, não preserva necessariamente as rampas sub-horárias presentes no sinal original. A escolha da resolução deve acompanhar o fenômeno que se pretende caracterizar: a integração energética de um período e a descrição de variações rápidas são problemas diferentes. Comparações entre séries precisam considerar como cada produto amostra ou agrega a radiação, além de sua frequência nominal (SENGUPTA et al., 2024, cap. 6, p. 2 e 24–25).</w:t>
       </w:r>
     </w:p>
-    <w:bookmarkEnd w:id="41"/>
-    <w:bookmarkStart w:id="42" w:name="aerossóis-e-vapor-de-água"/>
+    <w:bookmarkEnd w:id="42"/>
+    <w:bookmarkStart w:id="43" w:name="aerossóis-e-vapor-de-água"/>
     <w:p>
       <w:pPr>
         <w:pStyle w:val="Heading2"/>
@@ -5735,7 +6085,7 @@
           <w:rFonts w:ascii="Times New Roman" w:hAnsi="Times New Roman"/>
           <w:i w:val="0"/>
         </w:rPr>
-        <w:t xml:space="preserve">O vapor de água participa da absorção espectral e é frequentemente descrito pela quantidade integrada na coluna atmosférica, denominada água precipitável ou vapor de água integrado. Essa grandeza não equivale à umidade relativa medida próximo à superfície, pois se refere à distribuição vertical do vapor ao longo da coluna. Uma modelagem que adote informações climatológicas de aerossóis e água precipitável produz resultados condicionados a essas entradas, mesmo quando calcula a posição solar com elevada precisão (SENGUPTA et al., 2024, cap. 5, p. 10–11; cap. 7, p. 3).</w:t>
+        <w:t xml:space="preserve">O vapor de água participa da absorção espectral e é frequentemente descrito pela quantidade integrada na coluna atmosférica, denominada água precipitável ou vapor de água integrado. Dessa definição infere-se que a grandeza não equivale à umidade relativa medida próximo à superfície, pois se refere à distribuição vertical do vapor ao longo da coluna. Uma modelagem que adote informações climatológicas de aerossóis e água precipitável produz resultados condicionados a essas entradas, mesmo quando calcula a posição solar com elevada precisão (SENGUPTA et al., 2024, cap. 5, p. 10–11; cap. 7, p. 3).</w:t>
       </w:r>
     </w:p>
     <w:p>
@@ -5751,8 +6101,8 @@
         <w:t xml:space="preserve">Não se deve converter essa fundamentação geral em atribuição causal específica sem informações adicionais. Uma diferença entre POA observada e uma curva de referência pode envolver mudanças atmosféricas, efeitos do entorno, geometria de recepção ou limitações da instrumentação. Identificar o mecanismo dominante exige observações ou variáveis que permitam discriminar essas possibilidades. No recorte do capítulo, essa ressalva impede inferir uma carga de aerossóis, uma quantidade de vapor ou uma condição de nebulosidade exclusivamente a partir de uma curva POA.</w:t>
       </w:r>
     </w:p>
-    <w:bookmarkEnd w:id="42"/>
-    <w:bookmarkStart w:id="43" w:name="escalas-temporais-e-espaciais"/>
+    <w:bookmarkEnd w:id="43"/>
+    <w:bookmarkStart w:id="44" w:name="escalas-temporais-e-espaciais"/>
     <w:p>
       <w:pPr>
         <w:pStyle w:val="Heading2"/>
@@ -5788,7 +6138,7 @@
           <w:rFonts w:ascii="Times New Roman" w:hAnsi="Times New Roman"/>
           <w:i w:val="0"/>
         </w:rPr>
-        <w:t xml:space="preserve">Em escala espacial, nuvens, relevo e padrões locais de circulação podem produzir diferenças entre localidades próximas. Essas diferenças limitam a extrapolação de uma estação para o entorno e a interpretação pontual de produtos em grade. A representatividade depende do regime de variabilidade, da resolução dos dados e da aplicação. Uma grade mais detalhada pode representar melhor algumas heterogeneidades, mas a redução do tamanho do pixel não assegura, por si só, menor erro na estimativa radiativa (SENGUPTA et al., 2024, cap. 6, p. 17).</w:t>
+        <w:t xml:space="preserve">Em escala espacial, nuvens, relevo e padrões locais de circulação podem produzir diferenças entre localidades próximas. Essas diferenças limitam a extrapolação de uma estação para o entorno e a interpretação pontual de produtos em grade. A representatividade depende do regime de variabilidade, da resolução dos dados e da aplicação. Dessa dependência infere-se que uma grade mais detalhada pode representar melhor algumas heterogeneidades, mas a redução do tamanho do pixel não assegura, por si só, menor erro na estimativa radiativa (SENGUPTA et al., 2024, cap. 6, p. 17).</w:t>
       </w:r>
     </w:p>
     <w:p>
@@ -5804,8 +6154,8 @@
         <w:t xml:space="preserve">Uma campanha curta também não estabelece automaticamente a distribuição climatológica do recurso. O histórico observado precisa ser interpretado à luz da sazonalidade, da variabilidade interanual e da duração do registro. Dados sintetizados como ano meteorológico típico apresentam outra finalidade: representam condições estatísticas selecionadas de um histórico e não reconstituem o tempo efetivamente ocorrido em um trimestre particular. Confundir essas escalas compromete tanto a interpretação física quanto a comparação entre medições e estimativas (SENGUPTA et al., 2024, cap. 6, p. 24; cap. 8, p. 4).</w:t>
       </w:r>
     </w:p>
-    <w:bookmarkEnd w:id="43"/>
-    <w:bookmarkStart w:id="44" w:name="alcance-do-exemplo-pvdaq-2107"/>
+    <w:bookmarkEnd w:id="44"/>
+    <w:bookmarkStart w:id="45" w:name="alcance-do-exemplo-pvdaq-2107"/>
     <w:p>
       <w:pPr>
         <w:pStyle w:val="Heading2"/>
@@ -5844,9 +6194,9 @@
         <w:t xml:space="preserve">Assim, o exemplo é empregado como evidência da distinção entre geometria calculada e radiação observada. Ele não sustenta uma classificação climática de Arbuckle, uma atribuição de causa atmosférica para cada flutuação ou uma extrapolação do recurso para o ano completo. As limitações de amostragem, origem e representatividade conduzem à subseção 1.4, que examina como medições e diferentes formas de estimação podem caracterizar o recurso com incertezas explícitas.</w:t>
       </w:r>
     </w:p>
-    <w:bookmarkEnd w:id="44"/>
     <w:bookmarkEnd w:id="45"/>
-    <w:bookmarkStart w:id="51" w:name="medição-e-estimativa-do-recurso-solar"/>
+    <w:bookmarkEnd w:id="46"/>
+    <w:bookmarkStart w:id="52" w:name="medição-e-estimativa-do-recurso-solar"/>
     <w:p>
       <w:pPr>
         <w:pStyle w:val="Heading2"/>
@@ -5859,7 +6209,7 @@
         <w:t>1.4 MEDIÇÃO E ESTIMATIVA DO RECURSO SOLAR</w:t>
       </w:r>
     </w:p>
-    <w:bookmarkStart w:id="46" w:name="medições-radiométricas-de-superfície"/>
+    <w:bookmarkStart w:id="47" w:name="medições-radiométricas-de-superfície"/>
     <w:p>
       <w:pPr>
         <w:pStyle w:val="Heading2"/>
@@ -5882,7 +6232,7 @@
           <w:rFonts w:ascii="Times New Roman" w:hAnsi="Times New Roman"/>
           <w:i w:val="0"/>
         </w:rPr>
-        <w:t xml:space="preserve">A caracterização do recurso solar combina observações de superfície e estimativas que ampliam a cobertura temporal ou espacial. A medição local fornece uma referência próxima às condições de operação do sistema, mas sua utilidade depende da grandeza medida, da instalação, da manutenção e da rastreabilidade da calibração. Um instrumento não representa indistintamente todas as componentes da radiação, e a existência de um arquivo numérico não substitui a avaliação de sua qualidade (SENGUPTA et al., 2024, cap. 3, p. 3–7; cap. 4, p. 1).</w:t>
+        <w:t xml:space="preserve">A caracterização do recurso solar combina observações de superfície e estimativas que ampliam a cobertura temporal ou espacial. A medição local fornece uma referência próxima às condições de operação do sistema, mas sua utilidade depende da grandeza medida, da instalação, da manutenção e da rastreabilidade da calibração. Um sensor em uma montagem fixa não fornece indistintamente todas as componentes como canais independentes. Há sistemas de sombra rotativa que alternam a observação global e difusa e calculam a componente direta normal; essa alternância não constitui três medições simultâneas independentes. A existência de um arquivo numérico também não substitui a avaliação de sua qualidade (SENGUPTA et al., 2024, cap. 3, p. 3–7; cap. 4, p. 1).</w:t>
       </w:r>
     </w:p>
     <w:p>
@@ -5911,8 +6261,8 @@
         <w:t xml:space="preserve">A tecnologia do detector também importa. Sensores de termopilha e sensores fotoelétricos apresentam respostas espectrais e temporais diferentes. Uma comparação deve considerar essas características, além de nivelamento, obstruções, limpeza, sincronização e estabilidade da aquisição. A classe ou a especificação nominal do instrumento não encerra a incerteza da medição em campo, porque instalação, ambiente e processamento acrescentam contribuições próprias (SENGUPTA et al., 2024, cap. 3, p. 5–7; cap. 10, p. 5–6).</w:t>
       </w:r>
     </w:p>
-    <w:bookmarkEnd w:id="46"/>
-    <w:bookmarkStart w:id="47" w:name="X61ce28bd515bd4de75c5eed78a44cb356aa3c4a"/>
+    <w:bookmarkEnd w:id="47"/>
+    <w:bookmarkStart w:id="48" w:name="X61ce28bd515bd4de75c5eed78a44cb356aa3c4a"/>
     <w:p>
       <w:pPr>
         <w:pStyle w:val="Heading2"/>
@@ -5964,8 +6314,8 @@
         <w:t xml:space="preserve">Atlas solarimétricos sintetizam a distribuição espacial de indicadores do recurso, frequentemente como médias ou totais de períodos extensos. A interpretação de um mapa depende da base subjacente, do período, da componente e da unidade. Um atlas não constitui necessariamente uma medição independente dos produtos que utiliza e, por apresentar uma síntese climatológica, não reconstitui automaticamente uma sequência diária observada. Essa interpretação é uma consequência da agregação espacial e temporal: a comparação deve preservar o suporte estatístico da grandeza representada (SENGUPTA et al., 2024, cap. 6, p. 17 e 24; cap. 8, p. 4).</w:t>
       </w:r>
     </w:p>
-    <w:bookmarkEnd w:id="47"/>
-    <w:bookmarkStart w:id="48" w:name="resolução-e-representatividade"/>
+    <w:bookmarkEnd w:id="48"/>
+    <w:bookmarkStart w:id="49" w:name="resolução-e-representatividade"/>
     <w:p>
       <w:pPr>
         <w:pStyle w:val="Heading2"/>
@@ -6001,11 +6351,11 @@
           <w:rFonts w:ascii="Times New Roman" w:hAnsi="Times New Roman"/>
           <w:i w:val="0"/>
         </w:rPr>
-        <w:t xml:space="preserve">No tempo, coincidência de rótulos não assegura equivalência de integração. Um valor instantâneo às 12 h, uma média entre 12 h e 12 h 15 min e uma energia acumulada desde o início da hora representam objetos diferentes. Antes do confronto, é necessário verificar o fuso, a posição do rótulo no intervalo, a duração da integração e o tratamento do horário de verão. A harmonização deve preservar a energia quando converte entre irradiância média e irradiação. Aumentar artificialmente a frequência de uma série por interpolação não recupera as flutuações que não foram observadas (DUFFIE; BECKMAN; BLAIR, 2020, p. 10–11; SENGUPTA et al., 2024, cap. 6, p. 24–25).</w:t>
-      </w:r>
-    </w:p>
-    <w:bookmarkEnd w:id="48"/>
-    <w:bookmarkStart w:id="49" w:name="qualidade-completude-e-incerteza"/>
+        <w:t xml:space="preserve">No tempo, coincidência de rótulos não assegura equivalência de integração. Um valor instantâneo às 12 h, uma média entre 12 h e 12 h 15 min e uma energia acumulada desde o início da hora representam objetos diferentes. Antes do confronto, é necessário verificar o fuso, a posição do rótulo no intervalo, a duração da integração e o tratamento do horário de verão. A harmonização deve preservar a energia quando converte entre irradiância média e irradiação. Por si só, aumentar a frequência por interpolação não demonstra recuperação exata de oscilações subintervalo desconhecidas sem informação ou hipóteses adicionais. Essa ressalva é uma inferência metodológica da diferença entre observação e reconstrução (DUFFIE; BECKMAN; BLAIR, 2020, p. 10–11; SENGUPTA et al., 2024, cap. 6, p. 24–25).</w:t>
+      </w:r>
+    </w:p>
+    <w:bookmarkEnd w:id="49"/>
+    <w:bookmarkStart w:id="50" w:name="qualidade-completude-e-incerteza"/>
     <w:p>
       <w:pPr>
         <w:pStyle w:val="Heading2"/>
@@ -6057,8 +6407,8 @@
         <w:t xml:space="preserve">A incerteza da medição reúne contribuições do instrumento, da calibração, da aquisição e das condições de campo. Nas estimativas modeladas, acrescentam-se limitações das entradas, da representação física e de sua propagação até a saída. A comparação com uma referência observacional também incorpora a incerteza dessa referência e diferenças de representatividade. Assim, métricas de erro são evidências sobre a discrepância na amostra confrontada, mas não equivalem, isoladamente, a uma descrição completa da incerteza do recurso (SENGUPTA et al., 2024, cap. 10, p. 5–6). O tratamento quantitativo do desempenho da modelagem e de suas métricas permanece atribuído à Seção 4.</w:t>
       </w:r>
     </w:p>
-    <w:bookmarkEnd w:id="49"/>
-    <w:bookmarkStart w:id="50" w:name="aplicação-e-limites-do-pvdaq-2107"/>
+    <w:bookmarkEnd w:id="50"/>
+    <w:bookmarkStart w:id="51" w:name="aplicação-e-limites-do-pvdaq-2107"/>
     <w:p>
       <w:pPr>
         <w:pStyle w:val="Heading2"/>
@@ -6110,10 +6460,10 @@
         <w:t xml:space="preserve">Não foram disponibilizadas, na seleção utilizada pelo capítulo, medições locais independentes de GHI, DNI e DHI. Consequentemente, estimativas obtidas a partir da POA devem conservar a identificação de reconstrução e não podem funcionar como referência independente para a própria cadeia que as gerou. A caracterização do recurso termina, portanto, com um conjunto de entradas, convenções e limitações verificáveis. Essas informações fundamentam as seções seguintes sobre ambiente de instalação, conversão fotovoltaica e avaliação de desempenho, preservando o alcance das evidências disponíveis.</w:t>
       </w:r>
     </w:p>
-    <w:bookmarkEnd w:id="50"/>
     <w:bookmarkEnd w:id="51"/>
     <w:bookmarkEnd w:id="52"/>
-    <w:bookmarkStart w:id="53" w:name="referências"/>
+    <w:bookmarkEnd w:id="53"/>
+    <w:bookmarkStart w:id="54" w:name="referências"/>
     <w:p>
       <w:pPr>
         <w:pStyle w:val="Heading1"/>
@@ -6139,7 +6489,7 @@
           <w:rFonts w:ascii="Times New Roman" w:hAnsi="Times New Roman"/>
           <w:i w:val="0"/>
         </w:rPr>
-        <w:t xml:space="preserve">DUFFIE, John A.; BECKMAN, William A.; BLAIR, Nathan.</w:t>
+        <w:t xml:space="preserve">DELINE, Chris; PERRY, Kirsten; DECEGLIE, Michael; MULLER, Matthew; SEKULIC, William; JORDAN, Dirk.</w:t>
       </w:r>
       <w:r>
         <w:rPr>
@@ -6155,14 +6505,14 @@
           <w:b/>
           <w:i w:val="0"/>
         </w:rPr>
-        <w:t xml:space="preserve">Solar engineering of thermal processes, photovoltaics and wind</w:t>
-      </w:r>
-      <w:r>
-        <w:rPr>
-          <w:rFonts w:ascii="Times New Roman" w:hAnsi="Times New Roman"/>
-          <w:i w:val="0"/>
-        </w:rPr>
-        <w:t xml:space="preserve">. 5. ed. Hoboken: Wiley, 2020. ISBN 9781119540311. DOI: https://doi.org/10.1002/9781119540328.</w:t>
+        <w:t xml:space="preserve">Photovoltaic Data Acquisition (PVDAQ) Public Datasets</w:t>
+      </w:r>
+      <w:r>
+        <w:rPr>
+          <w:rFonts w:ascii="Times New Roman" w:hAnsi="Times New Roman"/>
+          <w:i w:val="0"/>
+        </w:rPr>
+        <w:t xml:space="preserve">. United States, 21 dez. 2021. Conjunto de dados. DOI: https://doi.org/10.25984/1846021.</w:t>
       </w:r>
     </w:p>
     <w:p>
@@ -6178,7 +6528,7 @@
           <w:rFonts w:ascii="Times New Roman" w:hAnsi="Times New Roman"/>
           <w:i w:val="0"/>
         </w:rPr>
-        <w:t xml:space="preserve">NOAA GLOBAL MONITORING LABORATORY.</w:t>
+        <w:t xml:space="preserve">DRIESSE, Anton; JENSEN, Adam R.; PEREZ, Richard. A continuous form of the Perez diffuse sky model for forward and reverse transposition.</w:t>
       </w:r>
       <w:r>
         <w:rPr>
@@ -6194,14 +6544,14 @@
           <w:b/>
           <w:i w:val="0"/>
         </w:rPr>
-        <w:t xml:space="preserve">General solar position calculations</w:t>
-      </w:r>
-      <w:r>
-        <w:rPr>
-          <w:rFonts w:ascii="Times New Roman" w:hAnsi="Times New Roman"/>
-          <w:i w:val="0"/>
-        </w:rPr>
-        <w:t xml:space="preserve">. [S. l.]: NOAA, [s. d.]. 2 p. Disponível em: https://gml.noaa.gov/grad/solcalc/solareqns.PDF. Acesso em: 27 out. 2026.</w:t>
+        <w:t xml:space="preserve">Solar Energy</w:t>
+      </w:r>
+      <w:r>
+        <w:rPr>
+          <w:rFonts w:ascii="Times New Roman" w:hAnsi="Times New Roman"/>
+          <w:i w:val="0"/>
+        </w:rPr>
+        <w:t xml:space="preserve">, v. 267, art. 112093, 2024. DOI: https://doi.org/10.1016/j.solener.2023.112093.</w:t>
       </w:r>
     </w:p>
     <w:p>
@@ -6217,7 +6567,7 @@
           <w:rFonts w:ascii="Times New Roman" w:hAnsi="Times New Roman"/>
           <w:i w:val="0"/>
         </w:rPr>
-        <w:t xml:space="preserve">PVLIB CONTRIBUTORS.</w:t>
+        <w:t xml:space="preserve">DUFFIE, John A.; BECKMAN, William A.; BLAIR, Nathan.</w:t>
       </w:r>
       <w:r>
         <w:rPr>
@@ -6233,14 +6583,14 @@
           <w:b/>
           <w:i w:val="0"/>
         </w:rPr>
-        <w:t xml:space="preserve">pvlib python: get_extra_radiation e spa_python</w:t>
-      </w:r>
-      <w:r>
-        <w:rPr>
-          <w:rFonts w:ascii="Times New Roman" w:hAnsi="Times New Roman"/>
-          <w:i w:val="0"/>
-        </w:rPr>
-        <w:t xml:space="preserve">. Versão 0.16.1. 2026. Disponível em: https://pvlib-python.readthedocs.io/en/v0.16.1/reference/generated/pvlib.irradiance.get_extra_radiation.html. Acesso em: 27 out. 2026.</w:t>
+        <w:t xml:space="preserve">Solar engineering of thermal processes, photovoltaics and wind</w:t>
+      </w:r>
+      <w:r>
+        <w:rPr>
+          <w:rFonts w:ascii="Times New Roman" w:hAnsi="Times New Roman"/>
+          <w:i w:val="0"/>
+        </w:rPr>
+        <w:t xml:space="preserve">. 5. ed. Hoboken: Wiley, 2020. ISBN 9781119540311. DOI: https://doi.org/10.1002/9781119540328.</w:t>
       </w:r>
     </w:p>
     <w:p>
@@ -6256,7 +6606,7 @@
           <w:rFonts w:ascii="Times New Roman" w:hAnsi="Times New Roman"/>
           <w:i w:val="0"/>
         </w:rPr>
-        <w:t xml:space="preserve">REDA, Ibrahim; ANDREAS, Afshin. Solar position algorithm for solar radiation applications.</w:t>
+        <w:t xml:space="preserve">NOAA GLOBAL MONITORING LABORATORY.</w:t>
       </w:r>
       <w:r>
         <w:rPr>
@@ -6272,14 +6622,14 @@
           <w:b/>
           <w:i w:val="0"/>
         </w:rPr>
-        <w:t xml:space="preserve">Solar Energy</w:t>
-      </w:r>
-      <w:r>
-        <w:rPr>
-          <w:rFonts w:ascii="Times New Roman" w:hAnsi="Times New Roman"/>
-          <w:i w:val="0"/>
-        </w:rPr>
-        <w:t xml:space="preserve">, v. 76, n. 5, p. 577–589, 2004. DOI: https://doi.org/10.1016/j.solener.2003.12.003.</w:t>
+        <w:t xml:space="preserve">General solar position calculations</w:t>
+      </w:r>
+      <w:r>
+        <w:rPr>
+          <w:rFonts w:ascii="Times New Roman" w:hAnsi="Times New Roman"/>
+          <w:i w:val="0"/>
+        </w:rPr>
+        <w:t xml:space="preserve">. [S. l.]: NOAA, [s. d.]. 2 p. Disponível em: https://gml.noaa.gov/grad/solcalc/solareqns.PDF. Acesso em: 27 out. 2026.</w:t>
       </w:r>
     </w:p>
     <w:p>
@@ -6295,7 +6645,7 @@
           <w:rFonts w:ascii="Times New Roman" w:hAnsi="Times New Roman"/>
           <w:i w:val="0"/>
         </w:rPr>
-        <w:t xml:space="preserve">REDA, Ibrahim; ANDREAS, Afshin.</w:t>
+        <w:t xml:space="preserve">PVLIB CONTRIBUTORS.</w:t>
       </w:r>
       <w:r>
         <w:rPr>
@@ -6311,14 +6661,14 @@
           <w:b/>
           <w:i w:val="0"/>
         </w:rPr>
-        <w:t xml:space="preserve">Solar position algorithm for solar radiation applications</w:t>
-      </w:r>
-      <w:r>
-        <w:rPr>
-          <w:rFonts w:ascii="Times New Roman" w:hAnsi="Times New Roman"/>
-          <w:i w:val="0"/>
-        </w:rPr>
-        <w:t xml:space="preserve">. Revised January 2008. Golden: National Renewable Energy Laboratory, 2008. Relatório NREL/TP-560-34302. DOI: https://doi.org/10.2172/15003974.</w:t>
+        <w:t xml:space="preserve">pvlib python: get_extra_radiation e spa_python</w:t>
+      </w:r>
+      <w:r>
+        <w:rPr>
+          <w:rFonts w:ascii="Times New Roman" w:hAnsi="Times New Roman"/>
+          <w:i w:val="0"/>
+        </w:rPr>
+        <w:t xml:space="preserve">. Versão 0.16.1. 2026. Disponível em: https://pvlib-python.readthedocs.io/en/v0.16.1/reference/generated/pvlib.irradiance.get_extra_radiation.html. Acesso em: 27 out. 2026.</w:t>
       </w:r>
     </w:p>
     <w:p>
@@ -6334,7 +6684,7 @@
           <w:rFonts w:ascii="Times New Roman" w:hAnsi="Times New Roman"/>
           <w:i w:val="0"/>
         </w:rPr>
-        <w:t xml:space="preserve">SENGUPTA, Manajit et al. (ed.).</w:t>
+        <w:t xml:space="preserve">REDA, Ibrahim; ANDREAS, Afshin. Solar position algorithm for solar radiation applications.</w:t>
       </w:r>
       <w:r>
         <w:rPr>
@@ -6350,14 +6700,14 @@
           <w:b/>
           <w:i w:val="0"/>
         </w:rPr>
-        <w:t xml:space="preserve">Best practices handbook for the collection and use of solar resource data for solar energy applications</w:t>
-      </w:r>
-      <w:r>
-        <w:rPr>
-          <w:rFonts w:ascii="Times New Roman" w:hAnsi="Times New Roman"/>
-          <w:i w:val="0"/>
-        </w:rPr>
-        <w:t xml:space="preserve">. 4. ed. Golden: National Renewable Energy Laboratory, 2024. Relatório NREL/TP-5D00-88300. Disponível em: https://docs.nrel.gov/docs/fy24osti/88300.pdf. Acesso em: 27 out. 2026.</w:t>
+        <w:t xml:space="preserve">Solar Energy</w:t>
+      </w:r>
+      <w:r>
+        <w:rPr>
+          <w:rFonts w:ascii="Times New Roman" w:hAnsi="Times New Roman"/>
+          <w:i w:val="0"/>
+        </w:rPr>
+        <w:t xml:space="preserve">, v. 76, n. 5, p. 577–589, 2004. DOI: https://doi.org/10.1016/j.solener.2003.12.003.</w:t>
       </w:r>
     </w:p>
     <w:p>
@@ -6373,6 +6723,84 @@
           <w:rFonts w:ascii="Times New Roman" w:hAnsi="Times New Roman"/>
           <w:i w:val="0"/>
         </w:rPr>
+        <w:t xml:space="preserve">REDA, Ibrahim; ANDREAS, Afshin.</w:t>
+      </w:r>
+      <w:r>
+        <w:rPr>
+          <w:rFonts w:ascii="Times New Roman" w:hAnsi="Times New Roman"/>
+          <w:i w:val="0"/>
+        </w:rPr>
+        <w:t xml:space="preserve"> </w:t>
+      </w:r>
+      <w:r>
+        <w:rPr>
+          <w:bCs/>
+          <w:rFonts w:ascii="Times New Roman" w:hAnsi="Times New Roman"/>
+          <w:b/>
+          <w:i w:val="0"/>
+        </w:rPr>
+        <w:t xml:space="preserve">Solar position algorithm for solar radiation applications</w:t>
+      </w:r>
+      <w:r>
+        <w:rPr>
+          <w:rFonts w:ascii="Times New Roman" w:hAnsi="Times New Roman"/>
+          <w:i w:val="0"/>
+        </w:rPr>
+        <w:t xml:space="preserve">. Revised January 2008. Golden: National Renewable Energy Laboratory, 2008. Relatório NREL/TP-560-34302. DOI: https://doi.org/10.2172/15003974.</w:t>
+      </w:r>
+    </w:p>
+    <w:p>
+      <w:pPr>
+        <w:pStyle w:val="BodyText"/>
+        <w:widowControl/>
+        <w:spacing w:line="264" w:lineRule="auto"/>
+        <w:ind w:hanging="340" w:left="340"/>
+        <w:jc w:val="left"/>
+      </w:pPr>
+      <w:r>
+        <w:rPr>
+          <w:rFonts w:ascii="Times New Roman" w:hAnsi="Times New Roman"/>
+          <w:i w:val="0"/>
+        </w:rPr>
+        <w:t xml:space="preserve">SENGUPTA, Manajit et al. (ed.).</w:t>
+      </w:r>
+      <w:r>
+        <w:rPr>
+          <w:rFonts w:ascii="Times New Roman" w:hAnsi="Times New Roman"/>
+          <w:i w:val="0"/>
+        </w:rPr>
+        <w:t xml:space="preserve"> </w:t>
+      </w:r>
+      <w:r>
+        <w:rPr>
+          <w:bCs/>
+          <w:rFonts w:ascii="Times New Roman" w:hAnsi="Times New Roman"/>
+          <w:b/>
+          <w:i w:val="0"/>
+        </w:rPr>
+        <w:t xml:space="preserve">Best practices handbook for the collection and use of solar resource data for solar energy applications</w:t>
+      </w:r>
+      <w:r>
+        <w:rPr>
+          <w:rFonts w:ascii="Times New Roman" w:hAnsi="Times New Roman"/>
+          <w:i w:val="0"/>
+        </w:rPr>
+        <w:t xml:space="preserve">. 4. ed. Golden: National Renewable Energy Laboratory, 2024. Relatório NREL/TP-5D00-88300. DOI: https://doi.org/10.2172/2448063. Disponível em: https://docs.nrel.gov/docs/fy24osti/88300.pdf. Acesso em: 27 out. 2026.</w:t>
+      </w:r>
+    </w:p>
+    <w:p>
+      <w:pPr>
+        <w:pStyle w:val="BodyText"/>
+        <w:widowControl/>
+        <w:spacing w:line="264" w:lineRule="auto"/>
+        <w:ind w:hanging="340" w:left="340"/>
+        <w:jc w:val="left"/>
+      </w:pPr>
+      <w:r>
+        <w:rPr>
+          <w:rFonts w:ascii="Times New Roman" w:hAnsi="Times New Roman"/>
+          <w:i w:val="0"/>
+        </w:rPr>
         <w:t xml:space="preserve">TEIXEIRA, Samuel Constantino et al. </w:t>
       </w:r>
       <w:r>
@@ -6392,7 +6820,7 @@
         <w:t xml:space="preserve">. 2026. Repositório de trabalho. Dados utilizados: abril a junho de 2024. Disponível em: https://github.com/samuelasroma-byte/SPGER0046_Energias_Renovaveis. Acesso em: 27 out. 2026.</w:t>
       </w:r>
     </w:p>
-    <w:bookmarkEnd w:id="53"/>
+    <w:bookmarkEnd w:id="54"/>
     <w:sectPr>
       <w:headerReference r:id="rId9" w:type="default"/>
       <w:pgSz w:h="16838" w:w="11906"/>

--- a/secoes/01_Recurso_Solar/producao/manuscritos/Secao_01_Integrada.docx
+++ b/secoes/01_Recurso_Solar/producao/manuscritos/Secao_01_Integrada.docx
@@ -5204,7 +5204,7 @@
               <w:widowControl/>
               <w:spacing w:line="240" w:lineRule="auto" w:after="0"/>
               <w:ind w:firstLine="0"/>
-              <w:jc w:val="left"/>
+              <w:jc w:val="center"/>
             </w:pPr>
             <w:r>
               <w:rPr>
@@ -5307,7 +5307,7 @@
               <w:widowControl/>
               <w:spacing w:line="240" w:lineRule="auto" w:after="0"/>
               <w:ind w:firstLine="0"/>
-              <w:jc w:val="left"/>
+              <w:jc w:val="center"/>
             </w:pPr>
             <w:r>
               <w:rPr>
@@ -5407,7 +5407,7 @@
               <w:widowControl/>
               <w:spacing w:line="240" w:lineRule="auto" w:after="0"/>
               <w:ind w:firstLine="0"/>
-              <w:jc w:val="left"/>
+              <w:jc w:val="center"/>
             </w:pPr>
             <w:r>
               <w:rPr>
@@ -5507,7 +5507,7 @@
               <w:widowControl/>
               <w:spacing w:line="240" w:lineRule="auto" w:after="0"/>
               <w:ind w:firstLine="0"/>
-              <w:jc w:val="left"/>
+              <w:jc w:val="center"/>
             </w:pPr>
             <w:r>
               <w:rPr>
@@ -5620,7 +5620,7 @@
               <w:widowControl/>
               <w:spacing w:line="240" w:lineRule="auto" w:after="0"/>
               <w:ind w:firstLine="0"/>
-              <w:jc w:val="left"/>
+              <w:jc w:val="center"/>
             </w:pPr>
             <w:r>
               <w:rPr>
@@ -5733,7 +5733,7 @@
               <w:widowControl/>
               <w:spacing w:line="240" w:lineRule="auto" w:after="0"/>
               <w:ind w:firstLine="0"/>
-              <w:jc w:val="left"/>
+              <w:jc w:val="center"/>
             </w:pPr>
             <w:r>
               <w:rPr>
@@ -5918,7 +5918,7 @@
               <w:widowControl/>
               <w:spacing w:line="240" w:lineRule="auto" w:after="0"/>
               <w:ind w:firstLine="0"/>
-              <w:jc w:val="left"/>
+              <w:jc w:val="center"/>
             </w:pPr>
             <w:r>
               <w:rPr>
@@ -6038,7 +6038,7 @@
               <w:widowControl/>
               <w:spacing w:line="240" w:lineRule="auto" w:after="0"/>
               <w:ind w:firstLine="0"/>
-              <w:jc w:val="left"/>
+              <w:jc w:val="center"/>
             </w:pPr>
             <w:r>
               <w:rPr>
@@ -6139,7 +6139,7 @@
               <w:widowControl/>
               <w:spacing w:line="240" w:lineRule="auto" w:after="0"/>
               <w:ind w:firstLine="0"/>
-              <w:jc w:val="left"/>
+              <w:jc w:val="center"/>
             </w:pPr>
             <w:r>
               <w:rPr>
@@ -8414,7 +8414,7 @@
               <w:widowControl/>
               <w:spacing w:line="240" w:lineRule="auto" w:after="0"/>
               <w:ind w:firstLine="0"/>
-              <w:jc w:val="left"/>
+              <w:jc w:val="center"/>
             </w:pPr>
             <w:r>
               <w:rPr>
@@ -8535,7 +8535,7 @@
               <w:widowControl/>
               <w:spacing w:line="240" w:lineRule="auto" w:after="0"/>
               <w:ind w:firstLine="0"/>
-              <w:jc w:val="left"/>
+              <w:jc w:val="center"/>
             </w:pPr>
             <w:r>
               <w:rPr>
@@ -8655,7 +8655,7 @@
               <w:widowControl/>
               <w:spacing w:line="240" w:lineRule="auto" w:after="0"/>
               <w:ind w:firstLine="0"/>
-              <w:jc w:val="left"/>
+              <w:jc w:val="center"/>
             </w:pPr>
             <w:r>
               <w:rPr>
@@ -8756,7 +8756,7 @@
               <w:widowControl/>
               <w:spacing w:line="240" w:lineRule="auto" w:after="0"/>
               <w:ind w:firstLine="0"/>
-              <w:jc w:val="left"/>
+              <w:jc w:val="center"/>
             </w:pPr>
             <w:r>
               <w:rPr>
@@ -8857,7 +8857,7 @@
               <w:widowControl/>
               <w:spacing w:line="240" w:lineRule="auto" w:after="0"/>
               <w:ind w:firstLine="0"/>
-              <w:jc w:val="left"/>
+              <w:jc w:val="center"/>
             </w:pPr>
             <w:r>
               <w:rPr>
@@ -8958,7 +8958,7 @@
               <w:widowControl/>
               <w:spacing w:line="240" w:lineRule="auto" w:after="0"/>
               <w:ind w:firstLine="0"/>
-              <w:jc w:val="left"/>
+              <w:jc w:val="center"/>
             </w:pPr>
             <w:r>
               <w:rPr>
@@ -9059,7 +9059,7 @@
               <w:widowControl/>
               <w:spacing w:line="240" w:lineRule="auto" w:after="0"/>
               <w:ind w:firstLine="0"/>
-              <w:jc w:val="left"/>
+              <w:jc w:val="center"/>
             </w:pPr>
             <w:r>
               <w:rPr>
@@ -9159,7 +9159,7 @@
               <w:widowControl/>
               <w:spacing w:line="240" w:lineRule="auto" w:after="0"/>
               <w:ind w:firstLine="0"/>
-              <w:jc w:val="left"/>
+              <w:jc w:val="center"/>
             </w:pPr>
             <w:r>
               <w:rPr>

--- a/secoes/01_Recurso_Solar/producao/manuscritos/Secao_01_Integrada.docx
+++ b/secoes/01_Recurso_Solar/producao/manuscritos/Secao_01_Integrada.docx
@@ -1854,7 +1854,7 @@
         <w:keepNext/>
         <w:widowControl/>
         <w:spacing w:line="240" w:lineRule="auto" w:after="80" w:before="160"/>
-        <w:ind w:firstLine="0" w:left="227" w:right="227"/>
+        <w:ind w:firstLine="0" w:left="709" w:right="709"/>
         <w:jc w:val="center"/>
       </w:pPr>
       <w:r>
@@ -1880,7 +1880,7 @@
       <w:r>
         <w:drawing>
           <wp:inline>
-            <wp:extent cx="5472000" cy="2901680"/>
+            <wp:extent cx="4860000" cy="2577150"/>
             <wp:docPr id="30" name="Picture 30" descr="Figura 1 – Geometria solar local e convenção azimutal" title="Figura 1 – Geometria solar local e convenção azimutal"/>
             <wp:cNvGraphicFramePr>
               <a:graphicFrameLocks noChangeAspect="1"/>
@@ -1907,7 +1907,7 @@
                   <pic:spPr>
                     <a:xfrm>
                       <a:off x="0" y="0"/>
-                      <a:ext cx="5472000" cy="2901680"/>
+                      <a:ext cx="4860000" cy="2577150"/>
                     </a:xfrm>
                     <a:prstGeom prst="rect"/>
                   </pic:spPr>
@@ -1924,7 +1924,7 @@
         <w:keepNext w:val="0"/>
         <w:widowControl/>
         <w:spacing w:line="240" w:lineRule="auto" w:after="160" w:before="60"/>
-        <w:ind w:firstLine="0" w:left="227" w:right="227"/>
+        <w:ind w:firstLine="0" w:left="709" w:right="709"/>
         <w:jc w:val="left"/>
       </w:pPr>
       <w:r>
@@ -2663,7 +2663,17 @@
         <w:ind w:firstLine="709"/>
       </w:pPr>
       <w:r>
-        <w:t>O fator orbital da aproximação de Spencer implementada no pvlib 0.16.1 é expresso pela equação (4) (PVLIB CONTRIBUTORS, 2026):</w:t>
+        <w:t xml:space="preserve">O fator orbital da aproximação de Spencer implementada no </w:t>
+      </w:r>
+      <w:r>
+        <w:rPr>
+          <w:i w:val="1"/>
+          <w:iCs w:val="1"/>
+        </w:rPr>
+        <w:t xml:space="preserve">pvlib</w:t>
+      </w:r>
+      <w:r>
+        <w:t xml:space="preserve"> 0.16.1 é expresso pela equação (4) (PVLIB CONTRIBUTORS, 2026):</w:t>
       </w:r>
     </w:p>
     <w:p>
@@ -3414,7 +3424,26 @@
           <w:color w:val="000000"/>
           <w:sz w:val="24"/>
         </w:rPr>
-        <w:t xml:space="preserve">. O denominador 365 é mantido em 2024 para reproduzir a implementação conferida do pvlib.</w:t>
+        <w:t xml:space="preserve">. O denominador 365 é mantido em 2024 para reproduzir a implementação conferida do </w:t>
+      </w:r>
+      <w:r>
+        <w:rPr>
+          <w:rFonts w:ascii="Times New Roman" w:hAnsi="Times New Roman"/>
+          <w:i w:val="1"/>
+          <w:color w:val="000000"/>
+          <w:sz w:val="24"/>
+          <w:iCs w:val="1"/>
+        </w:rPr>
+        <w:t xml:space="preserve">pvlib</w:t>
+      </w:r>
+      <w:r>
+        <w:rPr>
+          <w:rFonts w:ascii="Times New Roman" w:hAnsi="Times New Roman"/>
+          <w:i w:val="0"/>
+          <w:color w:val="000000"/>
+          <w:sz w:val="24"/>
+        </w:rPr>
+        <w:t xml:space="preserve">.</w:t>
       </w:r>
     </w:p>
     <w:p>
@@ -4436,7 +4465,26 @@
           <w:color w:val="000000"/>
           <w:sz w:val="24"/>
         </w:rPr>
-        <w:t xml:space="preserve">. Sua interpretação física é útil: próximo ao horizonte, o trajeto atmosférico é, em geral, mais extenso, o que amplia as oportunidades de absorção e espalhamento. Entretanto, a aproximação secante perde validade para grandes ângulos zenitais. Para aplicações quantitativas, deve-se empregar uma parametrização de massa de ar apropriada, distinguindo a massa de ar relativa da absoluta e informando eventuais correções de pressão (DUFFIE; BECKMAN; BLAIR, 2020, p. 9–10; SENGUPTA et al., 2024, cap. 2, p. 6–8).</w:t>
+        <w:t xml:space="preserve">. Sua interpretação física é útil: próximo ao horizonte, o trajeto atmosférico é, em geral, mais extenso, o que amplia as oportunidades de absorção e espalhamento. Entretanto, a aproximação secante perde validade para grandes ângulos zenitais. Para aplicações quantitativas, deve-se empregar uma parametrização de massa de ar apropriada, distinguindo a massa de ar relativa da absoluta e informando eventuais correções de pressão (DUFFIE; BECKMAN; BLAIR, 2020, p. 9–10; SENGUPTA </w:t>
+      </w:r>
+      <w:r>
+        <w:rPr>
+          <w:rFonts w:ascii="Times New Roman" w:hAnsi="Times New Roman"/>
+          <w:i w:val="1"/>
+          <w:color w:val="000000"/>
+          <w:sz w:val="24"/>
+          <w:iCs w:val="1"/>
+        </w:rPr>
+        <w:t xml:space="preserve">et al.</w:t>
+      </w:r>
+      <w:r>
+        <w:rPr>
+          <w:rFonts w:ascii="Times New Roman" w:hAnsi="Times New Roman"/>
+          <w:i w:val="0"/>
+          <w:color w:val="000000"/>
+          <w:sz w:val="24"/>
+        </w:rPr>
+        <w:t xml:space="preserve">, 2024, cap. 2, p. 6–8).</w:t>
       </w:r>
     </w:p>
     <w:p>
@@ -4507,11 +4555,23 @@
           <w:bCs/>
           <w:rFonts w:ascii="Times New Roman" w:hAnsi="Times New Roman"/>
           <w:b/>
-          <w:i w:val="0"/>
-          <w:color w:val="000000"/>
-          <w:sz w:val="24"/>
-        </w:rPr>
-        <w:t xml:space="preserve">Farm Solar Array — PVDAQ 2107</w:t>
+          <w:i w:val="1"/>
+          <w:color w:val="000000"/>
+          <w:sz w:val="24"/>
+          <w:iCs w:val="1"/>
+        </w:rPr>
+        <w:t xml:space="preserve">Farm Solar Array</w:t>
+      </w:r>
+      <w:r>
+        <w:rPr>
+          <w:bCs/>
+          <w:rFonts w:ascii="Times New Roman" w:hAnsi="Times New Roman"/>
+          <w:b/>
+          <w:i w:val="0"/>
+          <w:color w:val="000000"/>
+          <w:sz w:val="24"/>
+        </w:rPr>
+        <w:t xml:space="preserve"> — PVDAQ 2107</w:t>
       </w:r>
       <w:r>
         <w:rPr>
@@ -4687,7 +4747,26 @@
           <w:color w:val="000000"/>
           <w:sz w:val="24"/>
         </w:rPr>
-        <w:t xml:space="preserve">, com 91 dias, no fuso local America/Los_Angeles. A configuração do projeto registra a posição do Sol pelo SPA, aplicada ao meio do intervalo temporal correspondente, e utiliza a irradiância medida no plano do arranjo (plane of array, POA). As curvas de geometria e irradiância abaixo ilustram o dia 17 de maio de 2024 no horário local, conforme a Figura 2.</w:t>
+        <w:t xml:space="preserve">, com 91 dias, no fuso local America/Los_Angeles. A configuração do projeto registra a posição do Sol pelo SPA, aplicada ao meio do intervalo temporal correspondente, e utiliza a irradiância medida no plano do arranjo (</w:t>
+      </w:r>
+      <w:r>
+        <w:rPr>
+          <w:rFonts w:ascii="Times New Roman" w:hAnsi="Times New Roman"/>
+          <w:i w:val="1"/>
+          <w:color w:val="000000"/>
+          <w:sz w:val="24"/>
+          <w:iCs w:val="1"/>
+        </w:rPr>
+        <w:t xml:space="preserve">plane of array</w:t>
+      </w:r>
+      <w:r>
+        <w:rPr>
+          <w:rFonts w:ascii="Times New Roman" w:hAnsi="Times New Roman"/>
+          <w:i w:val="0"/>
+          <w:color w:val="000000"/>
+          <w:sz w:val="24"/>
+        </w:rPr>
+        <w:t xml:space="preserve">, POA). As curvas de geometria e irradiância abaixo ilustram o dia 17 de maio de 2024 no horário local, conforme a Figura 2.</w:t>
       </w:r>
     </w:p>
     <w:p>
@@ -4695,7 +4774,7 @@
         <w:keepNext/>
         <w:widowControl/>
         <w:spacing w:line="240" w:lineRule="auto" w:after="80" w:before="160"/>
-        <w:ind w:firstLine="0" w:left="227" w:right="227"/>
+        <w:ind w:firstLine="0" w:left="709" w:right="709"/>
         <w:jc w:val="center"/>
       </w:pPr>
       <w:r>
@@ -4721,7 +4800,7 @@
       <w:r>
         <w:drawing>
           <wp:inline>
-            <wp:extent cx="5472000" cy="3062800"/>
+            <wp:extent cx="4860000" cy="2720250"/>
             <wp:docPr id="31" name="Picture 31" descr="Figura 2 – POA observada e ângulos solares no PVDAQ 2107" title="Figura 2 – POA observada e ângulos solares no PVDAQ 2107"/>
             <wp:cNvGraphicFramePr>
               <a:graphicFrameLocks noChangeAspect="1"/>
@@ -4748,7 +4827,7 @@
                   <pic:spPr>
                     <a:xfrm>
                       <a:off x="0" y="0"/>
-                      <a:ext cx="5472000" cy="3062800"/>
+                      <a:ext cx="4860000" cy="2720250"/>
                     </a:xfrm>
                     <a:prstGeom prst="rect"/>
                   </pic:spPr>
@@ -4765,7 +4844,7 @@
         <w:keepNext w:val="0"/>
         <w:widowControl/>
         <w:spacing w:line="240" w:lineRule="auto" w:after="160" w:before="60"/>
-        <w:ind w:firstLine="0" w:left="227" w:right="227"/>
+        <w:ind w:firstLine="0" w:left="709" w:right="709"/>
         <w:jc w:val="left"/>
       </w:pPr>
       <w:r>
@@ -4776,7 +4855,28 @@
           <w:color w:val="000000"/>
           <w:sz w:val="20"/>
         </w:rPr>
-        <w:t xml:space="preserve">Fonte: dados PVDAQ 2107 (Deline et al., 2021); elaboração do autor (2026).</w:t>
+        <w:t xml:space="preserve">Fonte: dados PVDAQ 2107 (Deline </w:t>
+      </w:r>
+      <w:r>
+        <w:rPr>
+          <w:rFonts w:ascii="Times New Roman" w:hAnsi="Times New Roman"/>
+          <w:b w:val="0"/>
+          <w:i w:val="1"/>
+          <w:color w:val="000000"/>
+          <w:sz w:val="20"/>
+          <w:iCs w:val="1"/>
+        </w:rPr>
+        <w:t xml:space="preserve">et al.</w:t>
+      </w:r>
+      <w:r>
+        <w:rPr>
+          <w:rFonts w:ascii="Times New Roman" w:hAnsi="Times New Roman"/>
+          <w:b w:val="0"/>
+          <w:i w:val="0"/>
+          <w:color w:val="000000"/>
+          <w:sz w:val="20"/>
+        </w:rPr>
+        <w:t xml:space="preserve">, 2021); elaboração do autor (2026).</w:t>
       </w:r>
     </w:p>
     <w:p>
@@ -4793,7 +4893,45 @@
           <w:color w:val="000000"/>
           <w:sz w:val="24"/>
         </w:rPr>
-        <w:t xml:space="preserve">O gráfico reúne naturezas distintas de informação. A POA provém da medição local agregada, enquanto zenital e incidência são calculados. Os dados integram o acervo PVDAQ (DELINE et al., 2021); o processamento e a seleção são documentados no projeto (TEIXEIRA et al., 2026). Para 17/05, há 96 posições temporais, 94 médias POA não ausentes e 68 intervalos com três amostras na agregação. A figura exibe 05 h a 21 h locais, sem interpolação. A proximidade temporal entre o máximo de POA e a maior altura solar não constitui validação independente do SPA, nem permite identificar isoladamente condições de nuvens, aerossóis ou vapor de água. Trata-se de um exemplo diário, e não de uma distribuição climatológica.</w:t>
+        <w:t xml:space="preserve">O gráfico reúne naturezas distintas de informação. A POA provém da medição local agregada, enquanto zenital e incidência são calculados. Os dados integram o acervo PVDAQ (DELINE </w:t>
+      </w:r>
+      <w:r>
+        <w:rPr>
+          <w:rFonts w:ascii="Times New Roman" w:hAnsi="Times New Roman"/>
+          <w:i w:val="1"/>
+          <w:color w:val="000000"/>
+          <w:sz w:val="24"/>
+          <w:iCs w:val="1"/>
+        </w:rPr>
+        <w:t xml:space="preserve">et al.</w:t>
+      </w:r>
+      <w:r>
+        <w:rPr>
+          <w:rFonts w:ascii="Times New Roman" w:hAnsi="Times New Roman"/>
+          <w:i w:val="0"/>
+          <w:color w:val="000000"/>
+          <w:sz w:val="24"/>
+        </w:rPr>
+        <w:t xml:space="preserve">, 2021); o processamento e a seleção são documentados no projeto (TEIXEIRA </w:t>
+      </w:r>
+      <w:r>
+        <w:rPr>
+          <w:rFonts w:ascii="Times New Roman" w:hAnsi="Times New Roman"/>
+          <w:i w:val="1"/>
+          <w:color w:val="000000"/>
+          <w:sz w:val="24"/>
+          <w:iCs w:val="1"/>
+        </w:rPr>
+        <w:t xml:space="preserve">et al.</w:t>
+      </w:r>
+      <w:r>
+        <w:rPr>
+          <w:rFonts w:ascii="Times New Roman" w:hAnsi="Times New Roman"/>
+          <w:i w:val="0"/>
+          <w:color w:val="000000"/>
+          <w:sz w:val="24"/>
+        </w:rPr>
+        <w:t xml:space="preserve">, 2026). Para 17/05, há 96 posições temporais, 94 médias POA não ausentes e 68 intervalos com três amostras na agregação. A figura exibe 05 h a 21 h locais, sem interpolação. A proximidade temporal entre o máximo de POA e a maior altura solar não constitui validação independente do SPA, nem permite identificar isoladamente condições de nuvens, aerossóis ou vapor de água. Trata-se de um exemplo diário, e não de uma distribuição climatológica.</w:t>
       </w:r>
       <w:r>
         <w:t xml:space="preserve"> Na Figura 2, o zenital é geométrico e a incidência utiliza o zenital aparente, conforme a cadeia computacional vigente.</w:t>
@@ -5065,7 +5203,26 @@
           <w:color w:val="000000"/>
           <w:sz w:val="24"/>
         </w:rPr>
-        <w:t xml:space="preserve">Os ângulos são calculados pelo SPA de Reda e Andreas (2004; 2008), enquanto a irradiância extraterrestre normal é calculada separadamente pelo método Spencer. A rotina utiliza pvlib 0.16.1. O exemplo publicado do SPA foi reproduzido com os parâmetros da Tabela A5.1 (REDA; ANDREAS, 2008, p. A-15–A-16), obtendo zenital aparente de 50,111622° e azimute de 194,340241°, compatíveis com os valores de referência arredondados. Essa conferência verifica a implementação numérica; não valida o sensor POA nem a precisão de todas as entradas do estudo de caso.</w:t>
+        <w:t xml:space="preserve">Os ângulos são calculados pelo SPA de Reda e Andreas (2004; 2008), enquanto a irradiância extraterrestre normal é calculada separadamente pelo método Spencer. A rotina utiliza </w:t>
+      </w:r>
+      <w:r>
+        <w:rPr>
+          <w:rFonts w:ascii="Times New Roman" w:hAnsi="Times New Roman"/>
+          <w:i w:val="1"/>
+          <w:color w:val="000000"/>
+          <w:sz w:val="24"/>
+          <w:iCs w:val="1"/>
+        </w:rPr>
+        <w:t xml:space="preserve">pvlib</w:t>
+      </w:r>
+      <w:r>
+        <w:rPr>
+          <w:rFonts w:ascii="Times New Roman" w:hAnsi="Times New Roman"/>
+          <w:i w:val="0"/>
+          <w:color w:val="000000"/>
+          <w:sz w:val="24"/>
+        </w:rPr>
+        <w:t xml:space="preserve"> 0.16.1. O exemplo publicado do SPA foi reproduzido com os parâmetros da Tabela A5.1 (REDA; ANDREAS, 2008, p. A-15–A-16), obtendo zenital aparente de 50,111622° e azimute de 194,340241°, compatíveis com os valores de referência arredondados. Essa conferência verifica a implementação numérica; não valida o sensor POA nem a precisão de todas as entradas do estudo de caso.</w:t>
       </w:r>
     </w:p>
     <w:p>
@@ -5099,7 +5256,26 @@
           <w:color w:val="000000"/>
           <w:sz w:val="24"/>
         </w:rPr>
-        <w:t xml:space="preserve">A conferência bibliográfica foi localizada por páginas, com distinção entre obras catalogadas e evidências efetivamente verificadas. O livro de Duffie, Beckman e Blair (2020, p. 9) apresenta 0,00719 no termo em cos(2B) de sua equação 1.4.1b. O código conferido do pvlib 0.16.1 utiliza 0,000719. Para reproduzir os cálculos do projeto, adota-se este último coeficiente, mantendo registrada a divergência entre as fontes; a comparação não constitui uma investigação de erratas do editor.</w:t>
+        <w:t xml:space="preserve">A conferência bibliográfica foi localizada por páginas, com distinção entre obras catalogadas e evidências efetivamente verificadas. O livro de Duffie, Beckman e Blair (2020, p. 9) apresenta 0,00719 no termo em cos(2B) de sua equação 1.4.1b. O código conferido do </w:t>
+      </w:r>
+      <w:r>
+        <w:rPr>
+          <w:rFonts w:ascii="Times New Roman" w:hAnsi="Times New Roman"/>
+          <w:i w:val="1"/>
+          <w:color w:val="000000"/>
+          <w:sz w:val="24"/>
+          <w:iCs w:val="1"/>
+        </w:rPr>
+        <w:t xml:space="preserve">pvlib</w:t>
+      </w:r>
+      <w:r>
+        <w:rPr>
+          <w:rFonts w:ascii="Times New Roman" w:hAnsi="Times New Roman"/>
+          <w:i w:val="0"/>
+          <w:color w:val="000000"/>
+          <w:sz w:val="24"/>
+        </w:rPr>
+        <w:t xml:space="preserve"> 0.16.1 utiliza 0,000719. Para reproduzir os cálculos do projeto, adota-se este último coeficiente, mantendo registrada a divergência entre as fontes; a comparação não constitui uma investigação de erratas do editor.</w:t>
       </w:r>
     </w:p>
     <w:bookmarkEnd w:id="32"/>
@@ -5157,8 +5333,8 @@
             <w:shd w:fill="F0F0F0"/>
             <w:vAlign w:val="center"/>
             <w:tcMar>
-              <w:top w:w="70" w:type="dxa"/>
-              <w:bottom w:w="70" w:type="dxa"/>
+              <w:top w:w="40" w:type="dxa"/>
+              <w:bottom w:w="40" w:type="dxa"/>
               <w:left w:w="100" w:type="dxa"/>
               <w:right w:w="100" w:type="dxa"/>
             </w:tcMar>
@@ -5168,7 +5344,7 @@
               <w:pStyle w:val="Compact"/>
               <w:keepNext/>
               <w:widowControl/>
-              <w:spacing w:line="240" w:lineRule="auto" w:after="0"/>
+              <w:spacing w:line="240" w:lineRule="auto" w:after="0" w:before="0" w:beforeAutospacing="0" w:afterAutospacing="0"/>
               <w:ind w:firstLine="0"/>
               <w:jc w:val="center"/>
             </w:pPr>
@@ -5191,8 +5367,8 @@
             <w:shd w:fill="F0F0F0"/>
             <w:vAlign w:val="center"/>
             <w:tcMar>
-              <w:top w:w="70" w:type="dxa"/>
-              <w:bottom w:w="70" w:type="dxa"/>
+              <w:top w:w="40" w:type="dxa"/>
+              <w:bottom w:w="40" w:type="dxa"/>
               <w:left w:w="100" w:type="dxa"/>
               <w:right w:w="100" w:type="dxa"/>
             </w:tcMar>
@@ -5202,7 +5378,7 @@
               <w:pStyle w:val="Compact"/>
               <w:keepNext/>
               <w:widowControl/>
-              <w:spacing w:line="240" w:lineRule="auto" w:after="0"/>
+              <w:spacing w:line="240" w:lineRule="auto" w:after="0" w:before="0" w:beforeAutospacing="0" w:afterAutospacing="0"/>
               <w:ind w:firstLine="0"/>
               <w:jc w:val="center"/>
             </w:pPr>
@@ -5225,8 +5401,8 @@
             <w:shd w:fill="F0F0F0"/>
             <w:vAlign w:val="center"/>
             <w:tcMar>
-              <w:top w:w="70" w:type="dxa"/>
-              <w:bottom w:w="70" w:type="dxa"/>
+              <w:top w:w="40" w:type="dxa"/>
+              <w:bottom w:w="40" w:type="dxa"/>
               <w:left w:w="100" w:type="dxa"/>
               <w:right w:w="100" w:type="dxa"/>
             </w:tcMar>
@@ -5236,7 +5412,7 @@
               <w:pStyle w:val="Compact"/>
               <w:keepNext/>
               <w:widowControl/>
-              <w:spacing w:line="240" w:lineRule="auto" w:after="0"/>
+              <w:spacing w:line="240" w:lineRule="auto" w:after="0" w:before="0" w:beforeAutospacing="0" w:afterAutospacing="0"/>
               <w:ind w:firstLine="0"/>
               <w:jc w:val="center"/>
             </w:pPr>
@@ -5263,8 +5439,8 @@
             <w:tcW w:type="dxa" w:w="1191"/>
             <w:vAlign w:val="center"/>
             <w:tcMar>
-              <w:top w:w="70" w:type="dxa"/>
-              <w:bottom w:w="70" w:type="dxa"/>
+              <w:top w:w="40" w:type="dxa"/>
+              <w:bottom w:w="40" w:type="dxa"/>
               <w:left w:w="100" w:type="dxa"/>
               <w:right w:w="100" w:type="dxa"/>
             </w:tcMar>
@@ -5274,7 +5450,7 @@
               <w:pStyle w:val="Compact"/>
               <w:keepNext/>
               <w:widowControl/>
-              <w:spacing w:line="240" w:lineRule="auto" w:after="0"/>
+              <w:spacing w:line="240" w:lineRule="auto" w:after="0" w:before="0" w:beforeAutospacing="0" w:afterAutospacing="0"/>
               <w:ind w:firstLine="0"/>
               <w:jc w:val="center"/>
             </w:pPr>
@@ -5294,8 +5470,8 @@
             <w:tcW w:type="dxa" w:w="4535"/>
             <w:vAlign w:val="center"/>
             <w:tcMar>
-              <w:top w:w="70" w:type="dxa"/>
-              <w:bottom w:w="70" w:type="dxa"/>
+              <w:top w:w="40" w:type="dxa"/>
+              <w:bottom w:w="40" w:type="dxa"/>
               <w:left w:w="100" w:type="dxa"/>
               <w:right w:w="100" w:type="dxa"/>
             </w:tcMar>
@@ -5305,7 +5481,7 @@
               <w:pStyle w:val="Compact"/>
               <w:keepNext/>
               <w:widowControl/>
-              <w:spacing w:line="240" w:lineRule="auto" w:after="0"/>
+              <w:spacing w:line="240" w:lineRule="auto" w:after="0" w:before="0" w:beforeAutospacing="0" w:afterAutospacing="0"/>
               <w:ind w:firstLine="0"/>
               <w:jc w:val="center"/>
             </w:pPr>
@@ -5326,8 +5502,8 @@
             <w:tcW w:type="dxa" w:w="2891"/>
             <w:vAlign w:val="center"/>
             <w:tcMar>
-              <w:top w:w="70" w:type="dxa"/>
-              <w:bottom w:w="70" w:type="dxa"/>
+              <w:top w:w="40" w:type="dxa"/>
+              <w:bottom w:w="40" w:type="dxa"/>
               <w:left w:w="100" w:type="dxa"/>
               <w:right w:w="100" w:type="dxa"/>
             </w:tcMar>
@@ -5337,7 +5513,7 @@
               <w:pStyle w:val="Compact"/>
               <w:keepNext/>
               <w:widowControl/>
-              <w:spacing w:line="240" w:lineRule="auto" w:after="0"/>
+              <w:spacing w:line="240" w:lineRule="auto" w:after="0" w:before="0" w:beforeAutospacing="0" w:afterAutospacing="0"/>
               <w:ind w:firstLine="0"/>
               <w:jc w:val="center"/>
             </w:pPr>
@@ -5363,8 +5539,8 @@
             <w:tcW w:type="dxa" w:w="1191"/>
             <w:vAlign w:val="center"/>
             <w:tcMar>
-              <w:top w:w="70" w:type="dxa"/>
-              <w:bottom w:w="70" w:type="dxa"/>
+              <w:top w:w="40" w:type="dxa"/>
+              <w:bottom w:w="40" w:type="dxa"/>
               <w:left w:w="100" w:type="dxa"/>
               <w:right w:w="100" w:type="dxa"/>
             </w:tcMar>
@@ -5374,7 +5550,7 @@
               <w:pStyle w:val="Compact"/>
               <w:keepNext/>
               <w:widowControl/>
-              <w:spacing w:line="240" w:lineRule="auto" w:after="0"/>
+              <w:spacing w:line="240" w:lineRule="auto" w:after="0" w:before="0" w:beforeAutospacing="0" w:afterAutospacing="0"/>
               <w:ind w:firstLine="0"/>
               <w:jc w:val="center"/>
             </w:pPr>
@@ -5394,8 +5570,8 @@
             <w:tcW w:type="dxa" w:w="4535"/>
             <w:vAlign w:val="center"/>
             <w:tcMar>
-              <w:top w:w="70" w:type="dxa"/>
-              <w:bottom w:w="70" w:type="dxa"/>
+              <w:top w:w="40" w:type="dxa"/>
+              <w:bottom w:w="40" w:type="dxa"/>
               <w:left w:w="100" w:type="dxa"/>
               <w:right w:w="100" w:type="dxa"/>
             </w:tcMar>
@@ -5405,7 +5581,7 @@
               <w:pStyle w:val="Compact"/>
               <w:keepNext/>
               <w:widowControl/>
-              <w:spacing w:line="240" w:lineRule="auto" w:after="0"/>
+              <w:spacing w:line="240" w:lineRule="auto" w:after="0" w:before="0" w:beforeAutospacing="0" w:afterAutospacing="0"/>
               <w:ind w:firstLine="0"/>
               <w:jc w:val="center"/>
             </w:pPr>
@@ -5426,8 +5602,8 @@
             <w:tcW w:type="dxa" w:w="2891"/>
             <w:vAlign w:val="center"/>
             <w:tcMar>
-              <w:top w:w="70" w:type="dxa"/>
-              <w:bottom w:w="70" w:type="dxa"/>
+              <w:top w:w="40" w:type="dxa"/>
+              <w:bottom w:w="40" w:type="dxa"/>
               <w:left w:w="100" w:type="dxa"/>
               <w:right w:w="100" w:type="dxa"/>
             </w:tcMar>
@@ -5437,7 +5613,7 @@
               <w:pStyle w:val="Compact"/>
               <w:keepNext/>
               <w:widowControl/>
-              <w:spacing w:line="240" w:lineRule="auto" w:after="0"/>
+              <w:spacing w:line="240" w:lineRule="auto" w:after="0" w:before="0" w:beforeAutospacing="0" w:afterAutospacing="0"/>
               <w:ind w:firstLine="0"/>
               <w:jc w:val="center"/>
             </w:pPr>
@@ -5463,8 +5639,8 @@
             <w:tcW w:type="dxa" w:w="1191"/>
             <w:vAlign w:val="center"/>
             <w:tcMar>
-              <w:top w:w="70" w:type="dxa"/>
-              <w:bottom w:w="70" w:type="dxa"/>
+              <w:top w:w="40" w:type="dxa"/>
+              <w:bottom w:w="40" w:type="dxa"/>
               <w:left w:w="100" w:type="dxa"/>
               <w:right w:w="100" w:type="dxa"/>
             </w:tcMar>
@@ -5474,7 +5650,7 @@
               <w:pStyle w:val="Compact"/>
               <w:keepNext/>
               <w:widowControl/>
-              <w:spacing w:line="240" w:lineRule="auto" w:after="0"/>
+              <w:spacing w:line="240" w:lineRule="auto" w:after="0" w:before="0" w:beforeAutospacing="0" w:afterAutospacing="0"/>
               <w:ind w:firstLine="0"/>
               <w:jc w:val="center"/>
             </w:pPr>
@@ -5494,8 +5670,8 @@
             <w:tcW w:type="dxa" w:w="4535"/>
             <w:vAlign w:val="center"/>
             <w:tcMar>
-              <w:top w:w="70" w:type="dxa"/>
-              <w:bottom w:w="70" w:type="dxa"/>
+              <w:top w:w="40" w:type="dxa"/>
+              <w:bottom w:w="40" w:type="dxa"/>
               <w:left w:w="100" w:type="dxa"/>
               <w:right w:w="100" w:type="dxa"/>
             </w:tcMar>
@@ -5505,7 +5681,7 @@
               <w:pStyle w:val="Compact"/>
               <w:keepNext/>
               <w:widowControl/>
-              <w:spacing w:line="240" w:lineRule="auto" w:after="0"/>
+              <w:spacing w:line="240" w:lineRule="auto" w:after="0" w:before="0" w:beforeAutospacing="0" w:afterAutospacing="0"/>
               <w:ind w:firstLine="0"/>
               <w:jc w:val="center"/>
             </w:pPr>
@@ -5526,8 +5702,8 @@
             <w:tcW w:type="dxa" w:w="2891"/>
             <w:vAlign w:val="center"/>
             <w:tcMar>
-              <w:top w:w="70" w:type="dxa"/>
-              <w:bottom w:w="70" w:type="dxa"/>
+              <w:top w:w="40" w:type="dxa"/>
+              <w:bottom w:w="40" w:type="dxa"/>
               <w:left w:w="100" w:type="dxa"/>
               <w:right w:w="100" w:type="dxa"/>
             </w:tcMar>
@@ -5537,7 +5713,7 @@
               <w:pStyle w:val="Compact"/>
               <w:keepNext/>
               <w:widowControl/>
-              <w:spacing w:line="240" w:lineRule="auto" w:after="0"/>
+              <w:spacing w:line="240" w:lineRule="auto" w:after="0" w:before="0" w:beforeAutospacing="0" w:afterAutospacing="0"/>
               <w:ind w:firstLine="0"/>
               <w:jc w:val="center"/>
             </w:pPr>
@@ -5563,8 +5739,8 @@
             <w:tcW w:type="dxa" w:w="1191"/>
             <w:vAlign w:val="center"/>
             <w:tcMar>
-              <w:top w:w="70" w:type="dxa"/>
-              <w:bottom w:w="70" w:type="dxa"/>
+              <w:top w:w="40" w:type="dxa"/>
+              <w:bottom w:w="40" w:type="dxa"/>
               <w:left w:w="100" w:type="dxa"/>
               <w:right w:w="100" w:type="dxa"/>
             </w:tcMar>
@@ -5574,7 +5750,7 @@
               <w:pStyle w:val="Compact"/>
               <w:keepNext/>
               <w:widowControl/>
-              <w:spacing w:line="240" w:lineRule="auto" w:after="0"/>
+              <w:spacing w:line="240" w:lineRule="auto" w:after="0" w:before="0" w:beforeAutospacing="0" w:afterAutospacing="0"/>
               <w:ind w:firstLine="0"/>
               <w:jc w:val="center"/>
             </w:pPr>
@@ -5607,8 +5783,8 @@
             <w:tcW w:type="dxa" w:w="4535"/>
             <w:vAlign w:val="center"/>
             <w:tcMar>
-              <w:top w:w="70" w:type="dxa"/>
-              <w:bottom w:w="70" w:type="dxa"/>
+              <w:top w:w="40" w:type="dxa"/>
+              <w:bottom w:w="40" w:type="dxa"/>
               <w:left w:w="100" w:type="dxa"/>
               <w:right w:w="100" w:type="dxa"/>
             </w:tcMar>
@@ -5618,7 +5794,7 @@
               <w:pStyle w:val="Compact"/>
               <w:keepNext/>
               <w:widowControl/>
-              <w:spacing w:line="240" w:lineRule="auto" w:after="0"/>
+              <w:spacing w:line="240" w:lineRule="auto" w:after="0" w:before="0" w:beforeAutospacing="0" w:afterAutospacing="0"/>
               <w:ind w:firstLine="0"/>
               <w:jc w:val="center"/>
             </w:pPr>
@@ -5639,8 +5815,8 @@
             <w:tcW w:type="dxa" w:w="2891"/>
             <w:vAlign w:val="center"/>
             <w:tcMar>
-              <w:top w:w="70" w:type="dxa"/>
-              <w:bottom w:w="70" w:type="dxa"/>
+              <w:top w:w="40" w:type="dxa"/>
+              <w:bottom w:w="40" w:type="dxa"/>
               <w:left w:w="100" w:type="dxa"/>
               <w:right w:w="100" w:type="dxa"/>
             </w:tcMar>
@@ -5650,7 +5826,7 @@
               <w:pStyle w:val="Compact"/>
               <w:keepNext/>
               <w:widowControl/>
-              <w:spacing w:line="240" w:lineRule="auto" w:after="0"/>
+              <w:spacing w:line="240" w:lineRule="auto" w:after="0" w:before="0" w:beforeAutospacing="0" w:afterAutospacing="0"/>
               <w:ind w:firstLine="0"/>
               <w:jc w:val="center"/>
             </w:pPr>
@@ -5676,8 +5852,8 @@
             <w:tcW w:type="dxa" w:w="1191"/>
             <w:vAlign w:val="center"/>
             <w:tcMar>
-              <w:top w:w="70" w:type="dxa"/>
-              <w:bottom w:w="70" w:type="dxa"/>
+              <w:top w:w="40" w:type="dxa"/>
+              <w:bottom w:w="40" w:type="dxa"/>
               <w:left w:w="100" w:type="dxa"/>
               <w:right w:w="100" w:type="dxa"/>
             </w:tcMar>
@@ -5687,7 +5863,7 @@
               <w:pStyle w:val="Compact"/>
               <w:keepNext/>
               <w:widowControl/>
-              <w:spacing w:line="240" w:lineRule="auto" w:after="0"/>
+              <w:spacing w:line="240" w:lineRule="auto" w:after="0" w:before="0" w:beforeAutospacing="0" w:afterAutospacing="0"/>
               <w:ind w:firstLine="0"/>
               <w:jc w:val="center"/>
             </w:pPr>
@@ -5720,8 +5896,8 @@
             <w:tcW w:type="dxa" w:w="4535"/>
             <w:vAlign w:val="center"/>
             <w:tcMar>
-              <w:top w:w="70" w:type="dxa"/>
-              <w:bottom w:w="70" w:type="dxa"/>
+              <w:top w:w="40" w:type="dxa"/>
+              <w:bottom w:w="40" w:type="dxa"/>
               <w:left w:w="100" w:type="dxa"/>
               <w:right w:w="100" w:type="dxa"/>
             </w:tcMar>
@@ -5731,7 +5907,7 @@
               <w:pStyle w:val="Compact"/>
               <w:keepNext/>
               <w:widowControl/>
-              <w:spacing w:line="240" w:lineRule="auto" w:after="0"/>
+              <w:spacing w:line="240" w:lineRule="auto" w:after="0" w:before="0" w:beforeAutospacing="0" w:afterAutospacing="0"/>
               <w:ind w:firstLine="0"/>
               <w:jc w:val="center"/>
             </w:pPr>
@@ -5752,8 +5928,8 @@
             <w:tcW w:type="dxa" w:w="2891"/>
             <w:vAlign w:val="center"/>
             <w:tcMar>
-              <w:top w:w="70" w:type="dxa"/>
-              <w:bottom w:w="70" w:type="dxa"/>
+              <w:top w:w="40" w:type="dxa"/>
+              <w:bottom w:w="40" w:type="dxa"/>
               <w:left w:w="100" w:type="dxa"/>
               <w:right w:w="100" w:type="dxa"/>
             </w:tcMar>
@@ -5763,7 +5939,7 @@
               <w:pStyle w:val="Compact"/>
               <w:keepNext/>
               <w:widowControl/>
-              <w:spacing w:line="240" w:lineRule="auto" w:after="0"/>
+              <w:spacing w:line="240" w:lineRule="auto" w:after="0" w:before="0" w:beforeAutospacing="0" w:afterAutospacing="0"/>
               <w:ind w:firstLine="0"/>
               <w:jc w:val="center"/>
             </w:pPr>
@@ -5854,8 +6030,8 @@
             <w:tcW w:type="dxa" w:w="1191"/>
             <w:vAlign w:val="center"/>
             <w:tcMar>
-              <w:top w:w="70" w:type="dxa"/>
-              <w:bottom w:w="70" w:type="dxa"/>
+              <w:top w:w="40" w:type="dxa"/>
+              <w:bottom w:w="40" w:type="dxa"/>
               <w:left w:w="100" w:type="dxa"/>
               <w:right w:w="100" w:type="dxa"/>
             </w:tcMar>
@@ -5865,7 +6041,7 @@
               <w:pStyle w:val="Compact"/>
               <w:keepNext/>
               <w:widowControl/>
-              <w:spacing w:line="240" w:lineRule="auto" w:after="0"/>
+              <w:spacing w:line="240" w:lineRule="auto" w:after="0" w:before="0" w:beforeAutospacing="0" w:afterAutospacing="0"/>
               <w:ind w:firstLine="0"/>
               <w:jc w:val="center"/>
             </w:pPr>
@@ -5905,8 +6081,8 @@
             <w:tcW w:type="dxa" w:w="4535"/>
             <w:vAlign w:val="center"/>
             <w:tcMar>
-              <w:top w:w="70" w:type="dxa"/>
-              <w:bottom w:w="70" w:type="dxa"/>
+              <w:top w:w="40" w:type="dxa"/>
+              <w:bottom w:w="40" w:type="dxa"/>
               <w:left w:w="100" w:type="dxa"/>
               <w:right w:w="100" w:type="dxa"/>
             </w:tcMar>
@@ -5916,7 +6092,7 @@
               <w:pStyle w:val="Compact"/>
               <w:keepNext/>
               <w:widowControl/>
-              <w:spacing w:line="240" w:lineRule="auto" w:after="0"/>
+              <w:spacing w:line="240" w:lineRule="auto" w:after="0" w:before="0" w:beforeAutospacing="0" w:afterAutospacing="0"/>
               <w:ind w:firstLine="0"/>
               <w:jc w:val="center"/>
             </w:pPr>
@@ -5937,8 +6113,8 @@
             <w:tcW w:type="dxa" w:w="2891"/>
             <w:vAlign w:val="center"/>
             <w:tcMar>
-              <w:top w:w="70" w:type="dxa"/>
-              <w:bottom w:w="70" w:type="dxa"/>
+              <w:top w:w="40" w:type="dxa"/>
+              <w:bottom w:w="40" w:type="dxa"/>
               <w:left w:w="100" w:type="dxa"/>
               <w:right w:w="100" w:type="dxa"/>
             </w:tcMar>
@@ -5948,7 +6124,7 @@
               <w:pStyle w:val="Compact"/>
               <w:keepNext/>
               <w:widowControl/>
-              <w:spacing w:line="240" w:lineRule="auto" w:after="0"/>
+              <w:spacing w:line="240" w:lineRule="auto" w:after="0" w:before="0" w:beforeAutospacing="0" w:afterAutospacing="0"/>
               <w:ind w:firstLine="0"/>
               <w:jc w:val="center"/>
             </w:pPr>
@@ -5974,8 +6150,8 @@
             <w:tcW w:type="dxa" w:w="1191"/>
             <w:vAlign w:val="center"/>
             <w:tcMar>
-              <w:top w:w="70" w:type="dxa"/>
-              <w:bottom w:w="70" w:type="dxa"/>
+              <w:top w:w="40" w:type="dxa"/>
+              <w:bottom w:w="40" w:type="dxa"/>
               <w:left w:w="100" w:type="dxa"/>
               <w:right w:w="100" w:type="dxa"/>
             </w:tcMar>
@@ -5985,7 +6161,7 @@
               <w:pStyle w:val="Compact"/>
               <w:keepNext/>
               <w:widowControl/>
-              <w:spacing w:line="240" w:lineRule="auto" w:after="0"/>
+              <w:spacing w:line="240" w:lineRule="auto" w:after="0" w:before="0" w:beforeAutospacing="0" w:afterAutospacing="0"/>
               <w:ind w:firstLine="0"/>
               <w:jc w:val="center"/>
             </w:pPr>
@@ -6025,8 +6201,8 @@
             <w:tcW w:type="dxa" w:w="4535"/>
             <w:vAlign w:val="center"/>
             <w:tcMar>
-              <w:top w:w="70" w:type="dxa"/>
-              <w:bottom w:w="70" w:type="dxa"/>
+              <w:top w:w="40" w:type="dxa"/>
+              <w:bottom w:w="40" w:type="dxa"/>
               <w:left w:w="100" w:type="dxa"/>
               <w:right w:w="100" w:type="dxa"/>
             </w:tcMar>
@@ -6036,7 +6212,7 @@
               <w:pStyle w:val="Compact"/>
               <w:keepNext/>
               <w:widowControl/>
-              <w:spacing w:line="240" w:lineRule="auto" w:after="0"/>
+              <w:spacing w:line="240" w:lineRule="auto" w:after="0" w:before="0" w:beforeAutospacing="0" w:afterAutospacing="0"/>
               <w:ind w:firstLine="0"/>
               <w:jc w:val="center"/>
             </w:pPr>
@@ -6057,8 +6233,8 @@
             <w:tcW w:type="dxa" w:w="2891"/>
             <w:vAlign w:val="center"/>
             <w:tcMar>
-              <w:top w:w="70" w:type="dxa"/>
-              <w:bottom w:w="70" w:type="dxa"/>
+              <w:top w:w="40" w:type="dxa"/>
+              <w:bottom w:w="40" w:type="dxa"/>
               <w:left w:w="100" w:type="dxa"/>
               <w:right w:w="100" w:type="dxa"/>
             </w:tcMar>
@@ -6068,7 +6244,7 @@
               <w:pStyle w:val="Compact"/>
               <w:keepNext/>
               <w:widowControl/>
-              <w:spacing w:line="240" w:lineRule="auto" w:after="0"/>
+              <w:spacing w:line="240" w:lineRule="auto" w:after="0" w:before="0" w:beforeAutospacing="0" w:afterAutospacing="0"/>
               <w:ind w:firstLine="0"/>
               <w:jc w:val="center"/>
             </w:pPr>
@@ -6094,8 +6270,8 @@
             <w:tcW w:type="dxa" w:w="1191"/>
             <w:vAlign w:val="center"/>
             <w:tcMar>
-              <w:top w:w="70" w:type="dxa"/>
-              <w:bottom w:w="70" w:type="dxa"/>
+              <w:top w:w="40" w:type="dxa"/>
+              <w:bottom w:w="40" w:type="dxa"/>
               <w:left w:w="100" w:type="dxa"/>
               <w:right w:w="100" w:type="dxa"/>
             </w:tcMar>
@@ -6105,7 +6281,7 @@
               <w:pStyle w:val="Compact"/>
               <w:keepNext/>
               <w:widowControl/>
-              <w:spacing w:line="240" w:lineRule="auto" w:after="0"/>
+              <w:spacing w:line="240" w:lineRule="auto" w:after="0" w:before="0" w:beforeAutospacing="0" w:afterAutospacing="0"/>
               <w:ind w:firstLine="0"/>
               <w:jc w:val="center"/>
             </w:pPr>
@@ -6126,8 +6302,8 @@
             <w:tcW w:type="dxa" w:w="4535"/>
             <w:vAlign w:val="center"/>
             <w:tcMar>
-              <w:top w:w="70" w:type="dxa"/>
-              <w:bottom w:w="70" w:type="dxa"/>
+              <w:top w:w="40" w:type="dxa"/>
+              <w:bottom w:w="40" w:type="dxa"/>
               <w:left w:w="100" w:type="dxa"/>
               <w:right w:w="100" w:type="dxa"/>
             </w:tcMar>
@@ -6137,7 +6313,7 @@
               <w:pStyle w:val="Compact"/>
               <w:keepNext/>
               <w:widowControl/>
-              <w:spacing w:line="240" w:lineRule="auto" w:after="0"/>
+              <w:spacing w:line="240" w:lineRule="auto" w:after="0" w:before="0" w:beforeAutospacing="0" w:afterAutospacing="0"/>
               <w:ind w:firstLine="0"/>
               <w:jc w:val="center"/>
             </w:pPr>
@@ -6158,8 +6334,8 @@
             <w:tcW w:type="dxa" w:w="2891"/>
             <w:vAlign w:val="center"/>
             <w:tcMar>
-              <w:top w:w="70" w:type="dxa"/>
-              <w:bottom w:w="70" w:type="dxa"/>
+              <w:top w:w="40" w:type="dxa"/>
+              <w:bottom w:w="40" w:type="dxa"/>
               <w:left w:w="100" w:type="dxa"/>
               <w:right w:w="100" w:type="dxa"/>
             </w:tcMar>
@@ -6169,7 +6345,7 @@
               <w:pStyle w:val="Compact"/>
               <w:keepNext/>
               <w:widowControl/>
-              <w:spacing w:line="240" w:lineRule="auto" w:after="0"/>
+              <w:spacing w:line="240" w:lineRule="auto" w:after="0" w:before="0" w:beforeAutospacing="0" w:afterAutospacing="0"/>
               <w:ind w:firstLine="0"/>
               <w:jc w:val="center"/>
             </w:pPr>
@@ -7593,7 +7769,26 @@
           <w:color w:val="000000"/>
           <w:sz w:val="24"/>
         </w:rPr>
-        <w:t xml:space="preserve">A forma discreta é aqui derivada da definição integral sob a hipótese de médias de intervalo. Essa soma representa a energia dos intervalos efetivamente incluídos; não reconstitui a energia dos intervalos ausentes. Se o registro for uma amostra instantânea, a integração por soma ou por outra quadratura constitui uma aproximação adicional. Portanto, a resolução nominal de um arquivo não informa, por si só, se seus valores são instantâneos, médios ou acumulados. A interpretação deve ser obtida nos metadados de aquisição e processamento (DUFFIE; BECKMAN; BLAIR, 2020, p. 10; SENGUPTA et al., 2024, cap. 6, p. 24–25).</w:t>
+        <w:t xml:space="preserve">A forma discreta é aqui derivada da definição integral sob a hipótese de médias de intervalo. Essa soma representa a energia dos intervalos efetivamente incluídos; não reconstitui a energia dos intervalos ausentes. Se o registro for uma amostra instantânea, a integração por soma ou por outra quadratura constitui uma aproximação adicional. Portanto, a resolução nominal de um arquivo não informa, por si só, se seus valores são instantâneos, médios ou acumulados. A interpretação deve ser obtida nos metadados de aquisição e processamento (DUFFIE; BECKMAN; BLAIR, 2020, p. 10; SENGUPTA </w:t>
+      </w:r>
+      <w:r>
+        <w:rPr>
+          <w:rFonts w:ascii="Times New Roman" w:hAnsi="Times New Roman"/>
+          <w:i w:val="1"/>
+          <w:color w:val="000000"/>
+          <w:sz w:val="24"/>
+          <w:iCs w:val="1"/>
+        </w:rPr>
+        <w:t xml:space="preserve">et al.</w:t>
+      </w:r>
+      <w:r>
+        <w:rPr>
+          <w:rFonts w:ascii="Times New Roman" w:hAnsi="Times New Roman"/>
+          <w:i w:val="0"/>
+          <w:color w:val="000000"/>
+          <w:sz w:val="24"/>
+        </w:rPr>
+        <w:t xml:space="preserve">, 2024, cap. 6, p. 24–25).</w:t>
       </w:r>
     </w:p>
     <w:bookmarkEnd w:id="36"/>
@@ -7631,7 +7826,26 @@
           <w:color w:val="000000"/>
           <w:sz w:val="24"/>
         </w:rPr>
-        <w:t xml:space="preserve">A interação da radiação solar com a atmosfera produz um campo radiativo com contribuições direcionais distintas. A irradiância direta normal, DNI, é referida a uma superfície perpendicular à direção solar e à radiação proveniente de uma pequena região angular centrada no Sol. A irradiância difusa horizontal, DHI, é a contribuição do céu recebida por uma superfície horizontal, excluída a região angular atribuída à componente direta. A irradiância global horizontal, GHI, representa a irradiância solar descendente total de ondas curtas recebida no plano horizontal. As três grandezas são expressas em W/m²; suas diferenças decorrem da direção de recepção e do campo angular integrado, e não da unidade (SENGUPTA et al., 2024, cap. 2, p. 9–10).</w:t>
+        <w:t xml:space="preserve">A interação da radiação solar com a atmosfera produz um campo radiativo com contribuições direcionais distintas. A irradiância direta normal, DNI, é referida a uma superfície perpendicular à direção solar e à radiação proveniente de uma pequena região angular centrada no Sol. A irradiância difusa horizontal, DHI, é a contribuição do céu recebida por uma superfície horizontal, excluída a região angular atribuída à componente direta. A irradiância global horizontal, GHI, representa a irradiância solar descendente total de ondas curtas recebida no plano horizontal. As três grandezas são expressas em W/m²; suas diferenças decorrem da direção de recepção e do campo angular integrado, e não da unidade (SENGUPTA </w:t>
+      </w:r>
+      <w:r>
+        <w:rPr>
+          <w:rFonts w:ascii="Times New Roman" w:hAnsi="Times New Roman"/>
+          <w:i w:val="1"/>
+          <w:color w:val="000000"/>
+          <w:sz w:val="24"/>
+          <w:iCs w:val="1"/>
+        </w:rPr>
+        <w:t xml:space="preserve">et al.</w:t>
+      </w:r>
+      <w:r>
+        <w:rPr>
+          <w:rFonts w:ascii="Times New Roman" w:hAnsi="Times New Roman"/>
+          <w:i w:val="0"/>
+          <w:color w:val="000000"/>
+          <w:sz w:val="24"/>
+        </w:rPr>
+        <w:t xml:space="preserve">, 2024, cap. 2, p. 9–10).</w:t>
       </w:r>
     </w:p>
     <w:p>
@@ -8020,7 +8234,26 @@
           <w:color w:val="000000"/>
           <w:sz w:val="24"/>
         </w:rPr>
-        <w:t xml:space="preserve">A equação deve utilizar um ângulo solar coerente com a aplicação, distinguindo a geometria da refração quando necessário. No fechamento de medidas reais, também importam o campo de visão do pireliômetro, o sombreamento aplicado ao sensor de DHI, a resposta angular dos sensores e sua sincronização. Por isso, um resíduo entre os termos medidos não pode ser atribuído automaticamente a uma falha atmosférica ou a um único instrumento (SENGUPTA et al., 2024, cap. 2, p. 10; cap. 3, p. 5–7).</w:t>
+        <w:t xml:space="preserve">A equação deve utilizar um ângulo solar coerente com a aplicação, distinguindo a geometria da refração quando necessário. No fechamento de medidas reais, também importam o campo de visão do pireliômetro, o sombreamento aplicado ao sensor de DHI, a resposta angular dos sensores e sua sincronização. Por isso, um resíduo entre os termos medidos não pode ser atribuído automaticamente a uma falha atmosférica ou a um único instrumento (SENGUPTA </w:t>
+      </w:r>
+      <w:r>
+        <w:rPr>
+          <w:rFonts w:ascii="Times New Roman" w:hAnsi="Times New Roman"/>
+          <w:i w:val="1"/>
+          <w:color w:val="000000"/>
+          <w:sz w:val="24"/>
+          <w:iCs w:val="1"/>
+        </w:rPr>
+        <w:t xml:space="preserve">et al.</w:t>
+      </w:r>
+      <w:r>
+        <w:rPr>
+          <w:rFonts w:ascii="Times New Roman" w:hAnsi="Times New Roman"/>
+          <w:i w:val="0"/>
+          <w:color w:val="000000"/>
+          <w:sz w:val="24"/>
+        </w:rPr>
+        <w:t xml:space="preserve">, 2024, cap. 2, p. 10; cap. 3, p. 5–7).</w:t>
       </w:r>
     </w:p>
     <w:p>
@@ -8096,7 +8329,26 @@
           <w:color w:val="000000"/>
           <w:sz w:val="24"/>
         </w:rPr>
-        <w:t xml:space="preserve">amplifica a sensibilidade a pequenos erros, pois o denominador tende a zero. A caracterização das componentes deve, portanto, manter explícita a distinção entre valores medidos e estimados (SENGUPTA et al., 2024, cap. 2, p. 10–11).</w:t>
+        <w:t xml:space="preserve">amplifica a sensibilidade a pequenos erros, pois o denominador tende a zero. A caracterização das componentes deve, portanto, manter explícita a distinção entre valores medidos e estimados (SENGUPTA </w:t>
+      </w:r>
+      <w:r>
+        <w:rPr>
+          <w:rFonts w:ascii="Times New Roman" w:hAnsi="Times New Roman"/>
+          <w:i w:val="1"/>
+          <w:color w:val="000000"/>
+          <w:sz w:val="24"/>
+          <w:iCs w:val="1"/>
+        </w:rPr>
+        <w:t xml:space="preserve">et al.</w:t>
+      </w:r>
+      <w:r>
+        <w:rPr>
+          <w:rFonts w:ascii="Times New Roman" w:hAnsi="Times New Roman"/>
+          <w:i w:val="0"/>
+          <w:color w:val="000000"/>
+          <w:sz w:val="24"/>
+        </w:rPr>
+        <w:t xml:space="preserve">, 2024, cap. 2, p. 10–11).</w:t>
       </w:r>
     </w:p>
     <w:bookmarkEnd w:id="37"/>
@@ -8293,7 +8545,26 @@
           <w:color w:val="000000"/>
           <w:sz w:val="24"/>
         </w:rPr>
-        <w:t xml:space="preserve">e GHI não as torna equivalentes: a primeira representa a projeção extraterrestre, enquanto a segunda descreve o campo radiativo disponível na superfície. Também não se deve impor que toda observação de curta duração seja necessariamente inferior a essa projeção, pois a redistribuição por nuvens pode produzir episódios de intensificação local da irradiância global (DUFFIE; BECKMAN; BLAIR, 2020, p. 9–10; SENGUPTA et al., 2024, cap. 6, p. 2).</w:t>
+        <w:t xml:space="preserve">e GHI não as torna equivalentes: a primeira representa a projeção extraterrestre, enquanto a segunda descreve o campo radiativo disponível na superfície. Também não se deve impor que toda observação de curta duração seja necessariamente inferior a essa projeção, pois a redistribuição por nuvens pode produzir episódios de intensificação local da irradiância global (DUFFIE; BECKMAN; BLAIR, 2020, p. 9–10; SENGUPTA </w:t>
+      </w:r>
+      <w:r>
+        <w:rPr>
+          <w:rFonts w:ascii="Times New Roman" w:hAnsi="Times New Roman"/>
+          <w:i w:val="1"/>
+          <w:color w:val="000000"/>
+          <w:sz w:val="24"/>
+          <w:iCs w:val="1"/>
+        </w:rPr>
+        <w:t xml:space="preserve">et al.</w:t>
+      </w:r>
+      <w:r>
+        <w:rPr>
+          <w:rFonts w:ascii="Times New Roman" w:hAnsi="Times New Roman"/>
+          <w:i w:val="0"/>
+          <w:color w:val="000000"/>
+          <w:sz w:val="24"/>
+        </w:rPr>
+        <w:t xml:space="preserve">, 2024, cap. 6, p. 2).</w:t>
       </w:r>
     </w:p>
     <w:p>
@@ -8310,7 +8581,26 @@
           <w:color w:val="000000"/>
           <w:sz w:val="24"/>
         </w:rPr>
-        <w:t xml:space="preserve">A irradiância no plano do arranjo, POA, é referida à superfície dos módulos, que pode ser inclinada ou rastreada. Sua descrição separa a contribuição direta projetada nesse plano, a difusa proveniente do céu e a refletida pelo entorno. Essa separação conceitual identifica a natureza das parcelas sem impor um modelo de distribuição angular da radiação difusa. O cálculo de transposição e suas hipóteses pertencem à subseção 3.1; o albedo e a instalação são desenvolvidos nas subseções 2.2 e 2.4. A Seção 1 estabelece as grandezas necessárias a essas etapas, sem antecipar seus resultados (SENGUPTA et al., 2024, cap. 2, p. 1 e 9–11).</w:t>
+        <w:t xml:space="preserve">A irradiância no plano do arranjo, POA, é referida à superfície dos módulos, que pode ser inclinada ou rastreada. Sua descrição separa a contribuição direta projetada nesse plano, a difusa proveniente do céu e a refletida pelo entorno. Essa separação conceitual identifica a natureza das parcelas sem impor um modelo de distribuição angular da radiação difusa. O cálculo de transposição e suas hipóteses pertencem à subseção 3.1; o albedo e a instalação são desenvolvidos nas subseções 2.2 e 2.4. A Seção 1 estabelece as grandezas necessárias a essas etapas, sem antecipar seus resultados (SENGUPTA </w:t>
+      </w:r>
+      <w:r>
+        <w:rPr>
+          <w:rFonts w:ascii="Times New Roman" w:hAnsi="Times New Roman"/>
+          <w:i w:val="1"/>
+          <w:color w:val="000000"/>
+          <w:sz w:val="24"/>
+          <w:iCs w:val="1"/>
+        </w:rPr>
+        <w:t xml:space="preserve">et al.</w:t>
+      </w:r>
+      <w:r>
+        <w:rPr>
+          <w:rFonts w:ascii="Times New Roman" w:hAnsi="Times New Roman"/>
+          <w:i w:val="0"/>
+          <w:color w:val="000000"/>
+          <w:sz w:val="24"/>
+        </w:rPr>
+        <w:t xml:space="preserve">, 2024, cap. 2, p. 1 e 9–11).</w:t>
       </w:r>
       <w:r>
         <w:t xml:space="preserve"> O Quadro 2 sintetiza essas grandezas e convenções.</w:t>
@@ -8368,8 +8658,8 @@
             <w:shd w:fill="F0F0F0"/>
             <w:vAlign w:val="center"/>
             <w:tcMar>
-              <w:top w:w="70" w:type="dxa"/>
-              <w:bottom w:w="70" w:type="dxa"/>
+              <w:top w:w="40" w:type="dxa"/>
+              <w:bottom w:w="40" w:type="dxa"/>
               <w:left w:w="100" w:type="dxa"/>
               <w:right w:w="100" w:type="dxa"/>
             </w:tcMar>
@@ -8379,7 +8669,7 @@
               <w:pStyle w:val="Compact"/>
               <w:keepNext/>
               <w:widowControl/>
-              <w:spacing w:line="240" w:lineRule="auto" w:after="0"/>
+              <w:spacing w:line="240" w:lineRule="auto" w:after="0" w:before="0" w:beforeAutospacing="0" w:afterAutospacing="0"/>
               <w:ind w:firstLine="0"/>
               <w:jc w:val="center"/>
             </w:pPr>
@@ -8401,8 +8691,8 @@
             <w:shd w:fill="F0F0F0"/>
             <w:vAlign w:val="center"/>
             <w:tcMar>
-              <w:top w:w="70" w:type="dxa"/>
-              <w:bottom w:w="70" w:type="dxa"/>
+              <w:top w:w="40" w:type="dxa"/>
+              <w:bottom w:w="40" w:type="dxa"/>
               <w:left w:w="100" w:type="dxa"/>
               <w:right w:w="100" w:type="dxa"/>
             </w:tcMar>
@@ -8412,7 +8702,7 @@
               <w:pStyle w:val="Compact"/>
               <w:keepNext/>
               <w:widowControl/>
-              <w:spacing w:line="240" w:lineRule="auto" w:after="0"/>
+              <w:spacing w:line="240" w:lineRule="auto" w:after="0" w:before="0" w:beforeAutospacing="0" w:afterAutospacing="0"/>
               <w:ind w:firstLine="0"/>
               <w:jc w:val="center"/>
             </w:pPr>
@@ -8434,8 +8724,8 @@
             <w:shd w:fill="F0F0F0"/>
             <w:vAlign w:val="center"/>
             <w:tcMar>
-              <w:top w:w="70" w:type="dxa"/>
-              <w:bottom w:w="70" w:type="dxa"/>
+              <w:top w:w="40" w:type="dxa"/>
+              <w:bottom w:w="40" w:type="dxa"/>
               <w:left w:w="100" w:type="dxa"/>
               <w:right w:w="100" w:type="dxa"/>
             </w:tcMar>
@@ -8445,7 +8735,7 @@
               <w:pStyle w:val="Compact"/>
               <w:keepNext/>
               <w:widowControl/>
-              <w:spacing w:line="240" w:lineRule="auto" w:after="0"/>
+              <w:spacing w:line="240" w:lineRule="auto" w:after="0" w:before="0" w:beforeAutospacing="0" w:afterAutospacing="0"/>
               <w:ind w:firstLine="0"/>
               <w:jc w:val="center"/>
             </w:pPr>
@@ -8471,8 +8761,8 @@
             <w:tcW w:type="dxa" w:w="1531"/>
             <w:vAlign w:val="center"/>
             <w:tcMar>
-              <w:top w:w="70" w:type="dxa"/>
-              <w:bottom w:w="70" w:type="dxa"/>
+              <w:top w:w="40" w:type="dxa"/>
+              <w:bottom w:w="40" w:type="dxa"/>
               <w:left w:w="100" w:type="dxa"/>
               <w:right w:w="100" w:type="dxa"/>
             </w:tcMar>
@@ -8482,7 +8772,7 @@
               <w:pStyle w:val="Compact"/>
               <w:keepNext/>
               <w:widowControl/>
-              <w:spacing w:line="240" w:lineRule="auto" w:after="0"/>
+              <w:spacing w:line="240" w:lineRule="auto" w:after="0" w:before="0" w:beforeAutospacing="0" w:afterAutospacing="0"/>
               <w:ind w:firstLine="0"/>
               <w:jc w:val="center"/>
             </w:pPr>
@@ -8522,8 +8812,8 @@
             <w:tcW w:type="dxa" w:w="4535"/>
             <w:vAlign w:val="center"/>
             <w:tcMar>
-              <w:top w:w="70" w:type="dxa"/>
-              <w:bottom w:w="70" w:type="dxa"/>
+              <w:top w:w="40" w:type="dxa"/>
+              <w:bottom w:w="40" w:type="dxa"/>
               <w:left w:w="100" w:type="dxa"/>
               <w:right w:w="100" w:type="dxa"/>
             </w:tcMar>
@@ -8533,7 +8823,7 @@
               <w:pStyle w:val="Compact"/>
               <w:keepNext/>
               <w:widowControl/>
-              <w:spacing w:line="240" w:lineRule="auto" w:after="0"/>
+              <w:spacing w:line="240" w:lineRule="auto" w:after="0" w:before="0" w:beforeAutospacing="0" w:afterAutospacing="0"/>
               <w:ind w:firstLine="0"/>
               <w:jc w:val="center"/>
             </w:pPr>
@@ -8554,8 +8844,8 @@
             <w:tcW w:type="dxa" w:w="2551"/>
             <w:vAlign w:val="center"/>
             <w:tcMar>
-              <w:top w:w="70" w:type="dxa"/>
-              <w:bottom w:w="70" w:type="dxa"/>
+              <w:top w:w="40" w:type="dxa"/>
+              <w:bottom w:w="40" w:type="dxa"/>
               <w:left w:w="100" w:type="dxa"/>
               <w:right w:w="100" w:type="dxa"/>
             </w:tcMar>
@@ -8565,7 +8855,7 @@
               <w:pStyle w:val="Compact"/>
               <w:keepNext/>
               <w:widowControl/>
-              <w:spacing w:line="240" w:lineRule="auto" w:after="0"/>
+              <w:spacing w:line="240" w:lineRule="auto" w:after="0" w:before="0" w:beforeAutospacing="0" w:afterAutospacing="0"/>
               <w:ind w:firstLine="0"/>
               <w:jc w:val="center"/>
             </w:pPr>
@@ -8591,8 +8881,8 @@
             <w:tcW w:type="dxa" w:w="1531"/>
             <w:vAlign w:val="center"/>
             <w:tcMar>
-              <w:top w:w="70" w:type="dxa"/>
-              <w:bottom w:w="70" w:type="dxa"/>
+              <w:top w:w="40" w:type="dxa"/>
+              <w:bottom w:w="40" w:type="dxa"/>
               <w:left w:w="100" w:type="dxa"/>
               <w:right w:w="100" w:type="dxa"/>
             </w:tcMar>
@@ -8602,7 +8892,7 @@
               <w:pStyle w:val="Compact"/>
               <w:keepNext/>
               <w:widowControl/>
-              <w:spacing w:line="240" w:lineRule="auto" w:after="0"/>
+              <w:spacing w:line="240" w:lineRule="auto" w:after="0" w:before="0" w:beforeAutospacing="0" w:afterAutospacing="0"/>
               <w:ind w:firstLine="0"/>
               <w:jc w:val="center"/>
             </w:pPr>
@@ -8642,8 +8932,8 @@
             <w:tcW w:type="dxa" w:w="4535"/>
             <w:vAlign w:val="center"/>
             <w:tcMar>
-              <w:top w:w="70" w:type="dxa"/>
-              <w:bottom w:w="70" w:type="dxa"/>
+              <w:top w:w="40" w:type="dxa"/>
+              <w:bottom w:w="40" w:type="dxa"/>
               <w:left w:w="100" w:type="dxa"/>
               <w:right w:w="100" w:type="dxa"/>
             </w:tcMar>
@@ -8653,7 +8943,7 @@
               <w:pStyle w:val="Compact"/>
               <w:keepNext/>
               <w:widowControl/>
-              <w:spacing w:line="240" w:lineRule="auto" w:after="0"/>
+              <w:spacing w:line="240" w:lineRule="auto" w:after="0" w:before="0" w:beforeAutospacing="0" w:afterAutospacing="0"/>
               <w:ind w:firstLine="0"/>
               <w:jc w:val="center"/>
             </w:pPr>
@@ -8674,8 +8964,8 @@
             <w:tcW w:type="dxa" w:w="2551"/>
             <w:vAlign w:val="center"/>
             <w:tcMar>
-              <w:top w:w="70" w:type="dxa"/>
-              <w:bottom w:w="70" w:type="dxa"/>
+              <w:top w:w="40" w:type="dxa"/>
+              <w:bottom w:w="40" w:type="dxa"/>
               <w:left w:w="100" w:type="dxa"/>
               <w:right w:w="100" w:type="dxa"/>
             </w:tcMar>
@@ -8685,7 +8975,7 @@
               <w:pStyle w:val="Compact"/>
               <w:keepNext/>
               <w:widowControl/>
-              <w:spacing w:line="240" w:lineRule="auto" w:after="0"/>
+              <w:spacing w:line="240" w:lineRule="auto" w:after="0" w:before="0" w:beforeAutospacing="0" w:afterAutospacing="0"/>
               <w:ind w:firstLine="0"/>
               <w:jc w:val="center"/>
             </w:pPr>
@@ -8711,8 +9001,8 @@
             <w:tcW w:type="dxa" w:w="1531"/>
             <w:vAlign w:val="center"/>
             <w:tcMar>
-              <w:top w:w="70" w:type="dxa"/>
-              <w:bottom w:w="70" w:type="dxa"/>
+              <w:top w:w="40" w:type="dxa"/>
+              <w:bottom w:w="40" w:type="dxa"/>
               <w:left w:w="100" w:type="dxa"/>
               <w:right w:w="100" w:type="dxa"/>
             </w:tcMar>
@@ -8722,7 +9012,7 @@
               <w:pStyle w:val="Compact"/>
               <w:keepNext/>
               <w:widowControl/>
-              <w:spacing w:line="240" w:lineRule="auto" w:after="0"/>
+              <w:spacing w:line="240" w:lineRule="auto" w:after="0" w:before="0" w:beforeAutospacing="0" w:afterAutospacing="0"/>
               <w:ind w:firstLine="0"/>
               <w:jc w:val="center"/>
             </w:pPr>
@@ -8743,8 +9033,8 @@
             <w:tcW w:type="dxa" w:w="4535"/>
             <w:vAlign w:val="center"/>
             <w:tcMar>
-              <w:top w:w="70" w:type="dxa"/>
-              <w:bottom w:w="70" w:type="dxa"/>
+              <w:top w:w="40" w:type="dxa"/>
+              <w:bottom w:w="40" w:type="dxa"/>
               <w:left w:w="100" w:type="dxa"/>
               <w:right w:w="100" w:type="dxa"/>
             </w:tcMar>
@@ -8754,7 +9044,7 @@
               <w:pStyle w:val="Compact"/>
               <w:keepNext/>
               <w:widowControl/>
-              <w:spacing w:line="240" w:lineRule="auto" w:after="0"/>
+              <w:spacing w:line="240" w:lineRule="auto" w:after="0" w:before="0" w:beforeAutospacing="0" w:afterAutospacing="0"/>
               <w:ind w:firstLine="0"/>
               <w:jc w:val="center"/>
             </w:pPr>
@@ -8775,8 +9065,8 @@
             <w:tcW w:type="dxa" w:w="2551"/>
             <w:vAlign w:val="center"/>
             <w:tcMar>
-              <w:top w:w="70" w:type="dxa"/>
-              <w:bottom w:w="70" w:type="dxa"/>
+              <w:top w:w="40" w:type="dxa"/>
+              <w:bottom w:w="40" w:type="dxa"/>
               <w:left w:w="100" w:type="dxa"/>
               <w:right w:w="100" w:type="dxa"/>
             </w:tcMar>
@@ -8786,7 +9076,7 @@
               <w:pStyle w:val="Compact"/>
               <w:keepNext/>
               <w:widowControl/>
-              <w:spacing w:line="240" w:lineRule="auto" w:after="0"/>
+              <w:spacing w:line="240" w:lineRule="auto" w:after="0" w:before="0" w:beforeAutospacing="0" w:afterAutospacing="0"/>
               <w:ind w:firstLine="0"/>
               <w:jc w:val="center"/>
             </w:pPr>
@@ -8812,8 +9102,8 @@
             <w:tcW w:type="dxa" w:w="1531"/>
             <w:vAlign w:val="center"/>
             <w:tcMar>
-              <w:top w:w="70" w:type="dxa"/>
-              <w:bottom w:w="70" w:type="dxa"/>
+              <w:top w:w="40" w:type="dxa"/>
+              <w:bottom w:w="40" w:type="dxa"/>
               <w:left w:w="100" w:type="dxa"/>
               <w:right w:w="100" w:type="dxa"/>
             </w:tcMar>
@@ -8823,7 +9113,7 @@
               <w:pStyle w:val="Compact"/>
               <w:keepNext/>
               <w:widowControl/>
-              <w:spacing w:line="240" w:lineRule="auto" w:after="0"/>
+              <w:spacing w:line="240" w:lineRule="auto" w:after="0" w:before="0" w:beforeAutospacing="0" w:afterAutospacing="0"/>
               <w:ind w:firstLine="0"/>
               <w:jc w:val="center"/>
             </w:pPr>
@@ -8844,8 +9134,8 @@
             <w:tcW w:type="dxa" w:w="4535"/>
             <w:vAlign w:val="center"/>
             <w:tcMar>
-              <w:top w:w="70" w:type="dxa"/>
-              <w:bottom w:w="70" w:type="dxa"/>
+              <w:top w:w="40" w:type="dxa"/>
+              <w:bottom w:w="40" w:type="dxa"/>
               <w:left w:w="100" w:type="dxa"/>
               <w:right w:w="100" w:type="dxa"/>
             </w:tcMar>
@@ -8855,7 +9145,7 @@
               <w:pStyle w:val="Compact"/>
               <w:keepNext/>
               <w:widowControl/>
-              <w:spacing w:line="240" w:lineRule="auto" w:after="0"/>
+              <w:spacing w:line="240" w:lineRule="auto" w:after="0" w:before="0" w:beforeAutospacing="0" w:afterAutospacing="0"/>
               <w:ind w:firstLine="0"/>
               <w:jc w:val="center"/>
             </w:pPr>
@@ -8876,8 +9166,8 @@
             <w:tcW w:type="dxa" w:w="2551"/>
             <w:vAlign w:val="center"/>
             <w:tcMar>
-              <w:top w:w="70" w:type="dxa"/>
-              <w:bottom w:w="70" w:type="dxa"/>
+              <w:top w:w="40" w:type="dxa"/>
+              <w:bottom w:w="40" w:type="dxa"/>
               <w:left w:w="100" w:type="dxa"/>
               <w:right w:w="100" w:type="dxa"/>
             </w:tcMar>
@@ -8887,7 +9177,7 @@
               <w:pStyle w:val="Compact"/>
               <w:keepNext/>
               <w:widowControl/>
-              <w:spacing w:line="240" w:lineRule="auto" w:after="0"/>
+              <w:spacing w:line="240" w:lineRule="auto" w:after="0" w:before="0" w:beforeAutospacing="0" w:afterAutospacing="0"/>
               <w:ind w:firstLine="0"/>
               <w:jc w:val="center"/>
             </w:pPr>
@@ -8913,8 +9203,8 @@
             <w:tcW w:type="dxa" w:w="1531"/>
             <w:vAlign w:val="center"/>
             <w:tcMar>
-              <w:top w:w="70" w:type="dxa"/>
-              <w:bottom w:w="70" w:type="dxa"/>
+              <w:top w:w="40" w:type="dxa"/>
+              <w:bottom w:w="40" w:type="dxa"/>
               <w:left w:w="100" w:type="dxa"/>
               <w:right w:w="100" w:type="dxa"/>
             </w:tcMar>
@@ -8924,7 +9214,7 @@
               <w:pStyle w:val="Compact"/>
               <w:keepNext/>
               <w:widowControl/>
-              <w:spacing w:line="240" w:lineRule="auto" w:after="0"/>
+              <w:spacing w:line="240" w:lineRule="auto" w:after="0" w:before="0" w:beforeAutospacing="0" w:afterAutospacing="0"/>
               <w:ind w:firstLine="0"/>
               <w:jc w:val="center"/>
             </w:pPr>
@@ -8945,8 +9235,8 @@
             <w:tcW w:type="dxa" w:w="4535"/>
             <w:vAlign w:val="center"/>
             <w:tcMar>
-              <w:top w:w="70" w:type="dxa"/>
-              <w:bottom w:w="70" w:type="dxa"/>
+              <w:top w:w="40" w:type="dxa"/>
+              <w:bottom w:w="40" w:type="dxa"/>
               <w:left w:w="100" w:type="dxa"/>
               <w:right w:w="100" w:type="dxa"/>
             </w:tcMar>
@@ -8956,7 +9246,7 @@
               <w:pStyle w:val="Compact"/>
               <w:keepNext/>
               <w:widowControl/>
-              <w:spacing w:line="240" w:lineRule="auto" w:after="0"/>
+              <w:spacing w:line="240" w:lineRule="auto" w:after="0" w:before="0" w:beforeAutospacing="0" w:afterAutospacing="0"/>
               <w:ind w:firstLine="0"/>
               <w:jc w:val="center"/>
             </w:pPr>
@@ -8977,8 +9267,8 @@
             <w:tcW w:type="dxa" w:w="2551"/>
             <w:vAlign w:val="center"/>
             <w:tcMar>
-              <w:top w:w="70" w:type="dxa"/>
-              <w:bottom w:w="70" w:type="dxa"/>
+              <w:top w:w="40" w:type="dxa"/>
+              <w:bottom w:w="40" w:type="dxa"/>
               <w:left w:w="100" w:type="dxa"/>
               <w:right w:w="100" w:type="dxa"/>
             </w:tcMar>
@@ -8988,7 +9278,7 @@
               <w:pStyle w:val="Compact"/>
               <w:keepNext/>
               <w:widowControl/>
-              <w:spacing w:line="240" w:lineRule="auto" w:after="0"/>
+              <w:spacing w:line="240" w:lineRule="auto" w:after="0" w:before="0" w:beforeAutospacing="0" w:afterAutospacing="0"/>
               <w:ind w:firstLine="0"/>
               <w:jc w:val="center"/>
             </w:pPr>
@@ -9014,8 +9304,8 @@
             <w:tcW w:type="dxa" w:w="1531"/>
             <w:vAlign w:val="center"/>
             <w:tcMar>
-              <w:top w:w="70" w:type="dxa"/>
-              <w:bottom w:w="70" w:type="dxa"/>
+              <w:top w:w="40" w:type="dxa"/>
+              <w:bottom w:w="40" w:type="dxa"/>
               <w:left w:w="100" w:type="dxa"/>
               <w:right w:w="100" w:type="dxa"/>
             </w:tcMar>
@@ -9025,7 +9315,7 @@
               <w:pStyle w:val="Compact"/>
               <w:keepNext/>
               <w:widowControl/>
-              <w:spacing w:line="240" w:lineRule="auto" w:after="0"/>
+              <w:spacing w:line="240" w:lineRule="auto" w:after="0" w:before="0" w:beforeAutospacing="0" w:afterAutospacing="0"/>
               <w:ind w:firstLine="0"/>
               <w:jc w:val="center"/>
             </w:pPr>
@@ -9046,8 +9336,8 @@
             <w:tcW w:type="dxa" w:w="4535"/>
             <w:vAlign w:val="center"/>
             <w:tcMar>
-              <w:top w:w="70" w:type="dxa"/>
-              <w:bottom w:w="70" w:type="dxa"/>
+              <w:top w:w="40" w:type="dxa"/>
+              <w:bottom w:w="40" w:type="dxa"/>
               <w:left w:w="100" w:type="dxa"/>
               <w:right w:w="100" w:type="dxa"/>
             </w:tcMar>
@@ -9057,7 +9347,7 @@
               <w:pStyle w:val="Compact"/>
               <w:keepNext/>
               <w:widowControl/>
-              <w:spacing w:line="240" w:lineRule="auto" w:after="0"/>
+              <w:spacing w:line="240" w:lineRule="auto" w:after="0" w:before="0" w:beforeAutospacing="0" w:afterAutospacing="0"/>
               <w:ind w:firstLine="0"/>
               <w:jc w:val="center"/>
             </w:pPr>
@@ -9078,8 +9368,8 @@
             <w:tcW w:type="dxa" w:w="2551"/>
             <w:vAlign w:val="center"/>
             <w:tcMar>
-              <w:top w:w="70" w:type="dxa"/>
-              <w:bottom w:w="70" w:type="dxa"/>
+              <w:top w:w="40" w:type="dxa"/>
+              <w:bottom w:w="40" w:type="dxa"/>
               <w:left w:w="100" w:type="dxa"/>
               <w:right w:w="100" w:type="dxa"/>
             </w:tcMar>
@@ -9089,7 +9379,7 @@
               <w:pStyle w:val="Compact"/>
               <w:keepNext/>
               <w:widowControl/>
-              <w:spacing w:line="240" w:lineRule="auto" w:after="0"/>
+              <w:spacing w:line="240" w:lineRule="auto" w:after="0" w:before="0" w:beforeAutospacing="0" w:afterAutospacing="0"/>
               <w:ind w:firstLine="0"/>
               <w:jc w:val="center"/>
             </w:pPr>
@@ -9115,8 +9405,8 @@
             <w:tcW w:type="dxa" w:w="1531"/>
             <w:vAlign w:val="center"/>
             <w:tcMar>
-              <w:top w:w="70" w:type="dxa"/>
-              <w:bottom w:w="70" w:type="dxa"/>
+              <w:top w:w="40" w:type="dxa"/>
+              <w:bottom w:w="40" w:type="dxa"/>
               <w:left w:w="100" w:type="dxa"/>
               <w:right w:w="100" w:type="dxa"/>
             </w:tcMar>
@@ -9126,7 +9416,7 @@
               <w:pStyle w:val="Compact"/>
               <w:keepNext/>
               <w:widowControl/>
-              <w:spacing w:line="240" w:lineRule="auto" w:after="0"/>
+              <w:spacing w:line="240" w:lineRule="auto" w:after="0" w:before="0" w:beforeAutospacing="0" w:afterAutospacing="0"/>
               <w:ind w:firstLine="0"/>
               <w:jc w:val="center"/>
             </w:pPr>
@@ -9146,8 +9436,8 @@
             <w:tcW w:type="dxa" w:w="4535"/>
             <w:vAlign w:val="center"/>
             <w:tcMar>
-              <w:top w:w="70" w:type="dxa"/>
-              <w:bottom w:w="70" w:type="dxa"/>
+              <w:top w:w="40" w:type="dxa"/>
+              <w:bottom w:w="40" w:type="dxa"/>
               <w:left w:w="100" w:type="dxa"/>
               <w:right w:w="100" w:type="dxa"/>
             </w:tcMar>
@@ -9157,7 +9447,7 @@
               <w:pStyle w:val="Compact"/>
               <w:keepNext/>
               <w:widowControl/>
-              <w:spacing w:line="240" w:lineRule="auto" w:after="0"/>
+              <w:spacing w:line="240" w:lineRule="auto" w:after="0" w:before="0" w:beforeAutospacing="0" w:afterAutospacing="0"/>
               <w:ind w:firstLine="0"/>
               <w:jc w:val="center"/>
             </w:pPr>
@@ -9178,8 +9468,8 @@
             <w:tcW w:type="dxa" w:w="2551"/>
             <w:vAlign w:val="center"/>
             <w:tcMar>
-              <w:top w:w="70" w:type="dxa"/>
-              <w:bottom w:w="70" w:type="dxa"/>
+              <w:top w:w="40" w:type="dxa"/>
+              <w:bottom w:w="40" w:type="dxa"/>
               <w:left w:w="100" w:type="dxa"/>
               <w:right w:w="100" w:type="dxa"/>
             </w:tcMar>
@@ -9189,7 +9479,7 @@
               <w:pStyle w:val="Compact"/>
               <w:keepNext/>
               <w:widowControl/>
-              <w:spacing w:line="240" w:lineRule="auto" w:after="0"/>
+              <w:spacing w:line="240" w:lineRule="auto" w:after="0" w:before="0" w:beforeAutospacing="0" w:afterAutospacing="0"/>
               <w:ind w:firstLine="0"/>
               <w:jc w:val="center"/>
             </w:pPr>
@@ -9224,7 +9514,28 @@
           <w:color w:val="000000"/>
           <w:sz w:val="20"/>
         </w:rPr>
-        <w:t xml:space="preserve">Fonte: elaborado pelo autor, com base em Duffie, Beckman e Blair (2020) e Sengupta et al. (2024).</w:t>
+        <w:t xml:space="preserve">Fonte: elaborado pelo autor, com base em Duffie, Beckman e Blair (2020) e Sengupta </w:t>
+      </w:r>
+      <w:r>
+        <w:rPr>
+          <w:rFonts w:ascii="Times New Roman" w:hAnsi="Times New Roman"/>
+          <w:b w:val="0"/>
+          <w:i w:val="1"/>
+          <w:color w:val="000000"/>
+          <w:sz w:val="20"/>
+          <w:iCs w:val="1"/>
+        </w:rPr>
+        <w:t xml:space="preserve">et al.</w:t>
+      </w:r>
+      <w:r>
+        <w:rPr>
+          <w:rFonts w:ascii="Times New Roman" w:hAnsi="Times New Roman"/>
+          <w:b w:val="0"/>
+          <w:i w:val="0"/>
+          <w:color w:val="000000"/>
+          <w:sz w:val="20"/>
+        </w:rPr>
+        <w:t xml:space="preserve"> (2024).</w:t>
       </w:r>
     </w:p>
     <w:bookmarkEnd w:id="38"/>
@@ -9355,7 +9666,26 @@
           <w:color w:val="000000"/>
           <w:sz w:val="24"/>
         </w:rPr>
-        <w:t xml:space="preserve">A geometria solar determina a direção do feixe e o referencial extraterrestre, enquanto a atmosfera modifica a intensidade, a distribuição angular e o conteúdo espectral da radiação disponível na superfície. A absorção converte energia radiante em energia interna do meio; o espalhamento altera a direção de propagação e redistribui parte da radiação entre o campo difuso, a superfície e o espaço. Consequentemente, a redução da componente direta não corresponde necessariamente à mesma redução da componente difusa ou da global (SENGUPTA et al., 2024, cap. 2, p. 6–7).</w:t>
+        <w:t xml:space="preserve">A geometria solar determina a direção do feixe e o referencial extraterrestre, enquanto a atmosfera modifica a intensidade, a distribuição angular e o conteúdo espectral da radiação disponível na superfície. A absorção converte energia radiante em energia interna do meio; o espalhamento altera a direção de propagação e redistribui parte da radiação entre o campo difuso, a superfície e o espaço. Consequentemente, a redução da componente direta não corresponde necessariamente à mesma redução da componente difusa ou da global (SENGUPTA </w:t>
+      </w:r>
+      <w:r>
+        <w:rPr>
+          <w:rFonts w:ascii="Times New Roman" w:hAnsi="Times New Roman"/>
+          <w:i w:val="1"/>
+          <w:color w:val="000000"/>
+          <w:sz w:val="24"/>
+          <w:iCs w:val="1"/>
+        </w:rPr>
+        <w:t xml:space="preserve">et al.</w:t>
+      </w:r>
+      <w:r>
+        <w:rPr>
+          <w:rFonts w:ascii="Times New Roman" w:hAnsi="Times New Roman"/>
+          <w:i w:val="0"/>
+          <w:color w:val="000000"/>
+          <w:sz w:val="24"/>
+        </w:rPr>
+        <w:t xml:space="preserve">, 2024, cap. 2, p. 6–7).</w:t>
       </w:r>
     </w:p>
     <w:p>
@@ -9372,7 +9702,26 @@
           <w:color w:val="000000"/>
           <w:sz w:val="24"/>
         </w:rPr>
-        <w:t xml:space="preserve">O percurso atmosférico depende da posição solar. Para ângulos zenitais moderados, a aproximação de atmosfera plana relaciona a massa de ar relativa à secante do zenital. À medida que o Sol se aproxima do horizonte, a curvatura da atmosfera e os efeitos de refração exigem tratamento mais adequado. Massa de ar, transmitância e irradiância não são sinônimos: a primeira caracteriza um percurso relativo; a segunda depende dos processos de extinção; a terceira é o fluxo por unidade de área resultante. Essa distinção evita atribuir à geometria uma capacidade explicativa que depende também das propriedades atmosféricas (DUFFIE; BECKMAN; BLAIR, 2020, p. 9–10; SENGUPTA et al., 2024, cap. 2, p. 6–8).</w:t>
+        <w:t xml:space="preserve">O percurso atmosférico depende da posição solar. Para ângulos zenitais moderados, a aproximação de atmosfera plana relaciona a massa de ar relativa à secante do zenital. À medida que o Sol se aproxima do horizonte, a curvatura da atmosfera e os efeitos de refração exigem tratamento mais adequado. Massa de ar, transmitância e irradiância não são sinônimos: a primeira caracteriza um percurso relativo; a segunda depende dos processos de extinção; a terceira é o fluxo por unidade de área resultante. Essa distinção evita atribuir à geometria uma capacidade explicativa que depende também das propriedades atmosféricas (DUFFIE; BECKMAN; BLAIR, 2020, p. 9–10; SENGUPTA </w:t>
+      </w:r>
+      <w:r>
+        <w:rPr>
+          <w:rFonts w:ascii="Times New Roman" w:hAnsi="Times New Roman"/>
+          <w:i w:val="1"/>
+          <w:color w:val="000000"/>
+          <w:sz w:val="24"/>
+          <w:iCs w:val="1"/>
+        </w:rPr>
+        <w:t xml:space="preserve">et al.</w:t>
+      </w:r>
+      <w:r>
+        <w:rPr>
+          <w:rFonts w:ascii="Times New Roman" w:hAnsi="Times New Roman"/>
+          <w:i w:val="0"/>
+          <w:color w:val="000000"/>
+          <w:sz w:val="24"/>
+        </w:rPr>
+        <w:t xml:space="preserve">, 2024, cap. 2, p. 6–8).</w:t>
       </w:r>
     </w:p>
     <w:bookmarkEnd w:id="41"/>
@@ -9410,7 +9759,26 @@
           <w:color w:val="000000"/>
           <w:sz w:val="24"/>
         </w:rPr>
-        <w:t xml:space="preserve">As nuvens modificam o recurso por absorção e espalhamento, com resposta dependente de suas propriedades e da geometria entre Sol, nuvem e observador. A passagem de nuvens produz variações rápidas na componente direta e na irradiância global. A componente difusa pode manter uma contribuição relevante mesmo quando a direção do disco solar está obstruída. Em situações de céu parcialmente nublado, a redistribuição da radiação também pode intensificar temporariamente a irradiância recebida por um sensor. Portanto, uma curva com picos elevados não demonstra, isoladamente, ausência de nuvens, e um limite extraterrestre horizontal simples não deve funcionar como teto universal para toda observação sub-horária (SENGUPTA et al., 2024, cap. 2, p. 7; cap. 6, p. 2).</w:t>
+        <w:t xml:space="preserve">As nuvens modificam o recurso por absorção e espalhamento, com resposta dependente de suas propriedades e da geometria entre Sol, nuvem e observador. A passagem de nuvens produz variações rápidas na componente direta e na irradiância global. A componente difusa pode manter uma contribuição relevante mesmo quando a direção do disco solar está obstruída. Em situações de céu parcialmente nublado, a redistribuição da radiação também pode intensificar temporariamente a irradiância recebida por um sensor. Portanto, uma curva com picos elevados não demonstra, isoladamente, ausência de nuvens, e um limite extraterrestre horizontal simples não deve funcionar como teto universal para toda observação sub-horária (SENGUPTA </w:t>
+      </w:r>
+      <w:r>
+        <w:rPr>
+          <w:rFonts w:ascii="Times New Roman" w:hAnsi="Times New Roman"/>
+          <w:i w:val="1"/>
+          <w:color w:val="000000"/>
+          <w:sz w:val="24"/>
+          <w:iCs w:val="1"/>
+        </w:rPr>
+        <w:t xml:space="preserve">et al.</w:t>
+      </w:r>
+      <w:r>
+        <w:rPr>
+          <w:rFonts w:ascii="Times New Roman" w:hAnsi="Times New Roman"/>
+          <w:i w:val="0"/>
+          <w:color w:val="000000"/>
+          <w:sz w:val="24"/>
+        </w:rPr>
+        <w:t xml:space="preserve">, 2024, cap. 2, p. 7; cap. 6, p. 2).</w:t>
       </w:r>
     </w:p>
     <w:p>
@@ -9427,7 +9795,26 @@
           <w:color w:val="000000"/>
           <w:sz w:val="24"/>
         </w:rPr>
-        <w:t xml:space="preserve">A resolução temporal condiciona a representação desses eventos. Uma média de 15 minutos suaviza variações que poderiam ser visíveis em amostras mais frequentes. Uma série horária, por sua vez, não preserva necessariamente as rampas sub-horárias presentes no sinal original. A escolha da resolução deve acompanhar o fenômeno que se pretende caracterizar: a integração energética de um período e a descrição de variações rápidas são problemas diferentes. Comparações entre séries precisam considerar como cada produto amostra ou agrega a radiação, além de sua frequência nominal (SENGUPTA et al., 2024, cap. 6, p. 2 e 24–25).</w:t>
+        <w:t xml:space="preserve">A resolução temporal condiciona a representação desses eventos. Uma média de 15 minutos suaviza variações que poderiam ser visíveis em amostras mais frequentes. Uma série horária, por sua vez, não preserva necessariamente as rampas sub-horárias presentes no sinal original. A escolha da resolução deve acompanhar o fenômeno que se pretende caracterizar: a integração energética de um período e a descrição de variações rápidas são problemas diferentes. Comparações entre séries precisam considerar como cada produto amostra ou agrega a radiação, além de sua frequência nominal (SENGUPTA </w:t>
+      </w:r>
+      <w:r>
+        <w:rPr>
+          <w:rFonts w:ascii="Times New Roman" w:hAnsi="Times New Roman"/>
+          <w:i w:val="1"/>
+          <w:color w:val="000000"/>
+          <w:sz w:val="24"/>
+          <w:iCs w:val="1"/>
+        </w:rPr>
+        <w:t xml:space="preserve">et al.</w:t>
+      </w:r>
+      <w:r>
+        <w:rPr>
+          <w:rFonts w:ascii="Times New Roman" w:hAnsi="Times New Roman"/>
+          <w:i w:val="0"/>
+          <w:color w:val="000000"/>
+          <w:sz w:val="24"/>
+        </w:rPr>
+        <w:t xml:space="preserve">, 2024, cap. 6, p. 2 e 24–25).</w:t>
       </w:r>
     </w:p>
     <w:bookmarkEnd w:id="42"/>
@@ -9465,7 +9852,26 @@
           <w:color w:val="000000"/>
           <w:sz w:val="24"/>
         </w:rPr>
-        <w:t xml:space="preserve">Mesmo na ausência de nuvens, a atmosfera apresenta constituintes que absorvem e espalham radiação. A caracterização de aerossóis utiliza propriedades como profundidade óptica, albedo de espalhamento simples e distribuição angular do espalhamento. Essas propriedades dependem do comprimento de onda e não são substituídas por um único indicador visual de transparência do céu. A profundidade óptica de aerossóis, AOD, é uma entrada relevante para modelos de irradiância, especialmente para a componente direta normal sob céu sem nuvens (SENGUPTA et al., 2024, cap. 5, p. 10; cap. 6, p. 17).</w:t>
+        <w:t xml:space="preserve">Mesmo na ausência de nuvens, a atmosfera apresenta constituintes que absorvem e espalham radiação. A caracterização de aerossóis utiliza propriedades como profundidade óptica, albedo de espalhamento simples e distribuição angular do espalhamento. Essas propriedades dependem do comprimento de onda e não são substituídas por um único indicador visual de transparência do céu. A profundidade óptica de aerossóis, AOD, é uma entrada relevante para modelos de irradiância, especialmente para a componente direta normal sob céu sem nuvens (SENGUPTA </w:t>
+      </w:r>
+      <w:r>
+        <w:rPr>
+          <w:rFonts w:ascii="Times New Roman" w:hAnsi="Times New Roman"/>
+          <w:i w:val="1"/>
+          <w:color w:val="000000"/>
+          <w:sz w:val="24"/>
+          <w:iCs w:val="1"/>
+        </w:rPr>
+        <w:t xml:space="preserve">et al.</w:t>
+      </w:r>
+      <w:r>
+        <w:rPr>
+          <w:rFonts w:ascii="Times New Roman" w:hAnsi="Times New Roman"/>
+          <w:i w:val="0"/>
+          <w:color w:val="000000"/>
+          <w:sz w:val="24"/>
+        </w:rPr>
+        <w:t xml:space="preserve">, 2024, cap. 5, p. 10; cap. 6, p. 17).</w:t>
       </w:r>
     </w:p>
     <w:p>
@@ -9482,7 +9888,26 @@
           <w:color w:val="000000"/>
           <w:sz w:val="24"/>
         </w:rPr>
-        <w:t xml:space="preserve">O vapor de água participa da absorção espectral e é frequentemente descrito pela quantidade integrada na coluna atmosférica, denominada água precipitável ou vapor de água integrado. Dessa definição infere-se que a grandeza não equivale à umidade relativa medida próximo à superfície, pois se refere à distribuição vertical do vapor ao longo da coluna. Uma modelagem que adote informações climatológicas de aerossóis e água precipitável produz resultados condicionados a essas entradas, mesmo quando calcula a posição solar com elevada precisão (SENGUPTA et al., 2024, cap. 5, p. 10–11; cap. 7, p. 3).</w:t>
+        <w:t xml:space="preserve">O vapor de água participa da absorção espectral e é frequentemente descrito pela quantidade integrada na coluna atmosférica, denominada água precipitável ou vapor de água integrado. Dessa definição infere-se que a grandeza não equivale à umidade relativa medida próximo à superfície, pois se refere à distribuição vertical do vapor ao longo da coluna. Uma modelagem que adote informações climatológicas de aerossóis e água precipitável produz resultados condicionados a essas entradas, mesmo quando calcula a posição solar com elevada precisão (SENGUPTA </w:t>
+      </w:r>
+      <w:r>
+        <w:rPr>
+          <w:rFonts w:ascii="Times New Roman" w:hAnsi="Times New Roman"/>
+          <w:i w:val="1"/>
+          <w:color w:val="000000"/>
+          <w:sz w:val="24"/>
+          <w:iCs w:val="1"/>
+        </w:rPr>
+        <w:t xml:space="preserve">et al.</w:t>
+      </w:r>
+      <w:r>
+        <w:rPr>
+          <w:rFonts w:ascii="Times New Roman" w:hAnsi="Times New Roman"/>
+          <w:i w:val="0"/>
+          <w:color w:val="000000"/>
+          <w:sz w:val="24"/>
+        </w:rPr>
+        <w:t xml:space="preserve">, 2024, cap. 5, p. 10–11; cap. 7, p. 3).</w:t>
       </w:r>
     </w:p>
     <w:p>
@@ -9537,7 +9962,26 @@
           <w:color w:val="000000"/>
           <w:sz w:val="24"/>
         </w:rPr>
-        <w:t xml:space="preserve">A variabilidade do recurso inclui a alternância diária imposta pela rotação terrestre, a sazonalidade associada à geometria orbital e mudanças meteorológicas em diversas escalas. A interpretação deve explicitar qual componente é analisada, em qual intervalo e em qual domínio espacial. A variabilidade de DNI em segundos não representa o mesmo objeto que a variabilidade de médias mensais de GHI. Além disso, a agregação de observações distribuídas espacialmente pode reduzir parte das flutuações rápidas que aparecem em um ponto individual (SENGUPTA et al., 2024, cap. 6, p. 1–2).</w:t>
+        <w:t xml:space="preserve">A variabilidade do recurso inclui a alternância diária imposta pela rotação terrestre, a sazonalidade associada à geometria orbital e mudanças meteorológicas em diversas escalas. A interpretação deve explicitar qual componente é analisada, em qual intervalo e em qual domínio espacial. A variabilidade de DNI em segundos não representa o mesmo objeto que a variabilidade de médias mensais de GHI. Além disso, a agregação de observações distribuídas espacialmente pode reduzir parte das flutuações rápidas que aparecem em um ponto individual (SENGUPTA </w:t>
+      </w:r>
+      <w:r>
+        <w:rPr>
+          <w:rFonts w:ascii="Times New Roman" w:hAnsi="Times New Roman"/>
+          <w:i w:val="1"/>
+          <w:color w:val="000000"/>
+          <w:sz w:val="24"/>
+          <w:iCs w:val="1"/>
+        </w:rPr>
+        <w:t xml:space="preserve">et al.</w:t>
+      </w:r>
+      <w:r>
+        <w:rPr>
+          <w:rFonts w:ascii="Times New Roman" w:hAnsi="Times New Roman"/>
+          <w:i w:val="0"/>
+          <w:color w:val="000000"/>
+          <w:sz w:val="24"/>
+        </w:rPr>
+        <w:t xml:space="preserve">, 2024, cap. 6, p. 1–2).</w:t>
       </w:r>
     </w:p>
     <w:p>
@@ -9554,7 +9998,45 @@
           <w:color w:val="000000"/>
           <w:sz w:val="24"/>
         </w:rPr>
-        <w:t xml:space="preserve">Em escala espacial, nuvens, relevo e padrões locais de circulação podem produzir diferenças entre localidades próximas. Essas diferenças limitam a extrapolação de uma estação para o entorno e a interpretação pontual de produtos em grade. A representatividade depende do regime de variabilidade, da resolução dos dados e da aplicação. Dessa dependência infere-se que uma grade mais detalhada pode representar melhor algumas heterogeneidades, mas a redução do tamanho do pixel não assegura, por si só, menor erro na estimativa radiativa (SENGUPTA et al., 2024, cap. 6, p. 17).</w:t>
+        <w:t xml:space="preserve">Em escala espacial, nuvens, relevo e padrões locais de circulação podem produzir diferenças entre localidades próximas. Essas diferenças limitam a extrapolação de uma estação para o entorno e a interpretação pontual de produtos em grade. A representatividade depende do regime de variabilidade, da resolução dos dados e da aplicação. Dessa dependência infere-se que uma grade mais detalhada pode representar melhor algumas heterogeneidades, mas a redução do tamanho do </w:t>
+      </w:r>
+      <w:r>
+        <w:rPr>
+          <w:rFonts w:ascii="Times New Roman" w:hAnsi="Times New Roman"/>
+          <w:i w:val="1"/>
+          <w:color w:val="000000"/>
+          <w:sz w:val="24"/>
+          <w:iCs w:val="1"/>
+        </w:rPr>
+        <w:t xml:space="preserve">pixel</w:t>
+      </w:r>
+      <w:r>
+        <w:rPr>
+          <w:rFonts w:ascii="Times New Roman" w:hAnsi="Times New Roman"/>
+          <w:i w:val="0"/>
+          <w:color w:val="000000"/>
+          <w:sz w:val="24"/>
+        </w:rPr>
+        <w:t xml:space="preserve"> não assegura, por si só, menor erro na estimativa radiativa (SENGUPTA </w:t>
+      </w:r>
+      <w:r>
+        <w:rPr>
+          <w:rFonts w:ascii="Times New Roman" w:hAnsi="Times New Roman"/>
+          <w:i w:val="1"/>
+          <w:color w:val="000000"/>
+          <w:sz w:val="24"/>
+          <w:iCs w:val="1"/>
+        </w:rPr>
+        <w:t xml:space="preserve">et al.</w:t>
+      </w:r>
+      <w:r>
+        <w:rPr>
+          <w:rFonts w:ascii="Times New Roman" w:hAnsi="Times New Roman"/>
+          <w:i w:val="0"/>
+          <w:color w:val="000000"/>
+          <w:sz w:val="24"/>
+        </w:rPr>
+        <w:t xml:space="preserve">, 2024, cap. 6, p. 17).</w:t>
       </w:r>
     </w:p>
     <w:p>
@@ -9571,7 +10053,26 @@
           <w:color w:val="000000"/>
           <w:sz w:val="24"/>
         </w:rPr>
-        <w:t xml:space="preserve">Uma campanha curta também não estabelece automaticamente a distribuição climatológica do recurso. O histórico observado precisa ser interpretado à luz da sazonalidade, da variabilidade interanual e da duração do registro. Dados sintetizados como ano meteorológico típico apresentam outra finalidade: representam condições estatísticas selecionadas de um histórico e não reconstituem o tempo efetivamente ocorrido em um trimestre particular. Confundir essas escalas compromete tanto a interpretação física quanto a comparação entre medições e estimativas (SENGUPTA et al., 2024, cap. 6, p. 24; cap. 8, p. 4).</w:t>
+        <w:t xml:space="preserve">Uma campanha curta também não estabelece automaticamente a distribuição climatológica do recurso. O histórico observado precisa ser interpretado à luz da sazonalidade, da variabilidade interanual e da duração do registro. Dados sintetizados como ano meteorológico típico apresentam outra finalidade: representam condições estatísticas selecionadas de um histórico e não reconstituem o tempo efetivamente ocorrido em um trimestre particular. Confundir essas escalas compromete tanto a interpretação física quanto a comparação entre medições e estimativas (SENGUPTA </w:t>
+      </w:r>
+      <w:r>
+        <w:rPr>
+          <w:rFonts w:ascii="Times New Roman" w:hAnsi="Times New Roman"/>
+          <w:i w:val="1"/>
+          <w:color w:val="000000"/>
+          <w:sz w:val="24"/>
+          <w:iCs w:val="1"/>
+        </w:rPr>
+        <w:t xml:space="preserve">et al.</w:t>
+      </w:r>
+      <w:r>
+        <w:rPr>
+          <w:rFonts w:ascii="Times New Roman" w:hAnsi="Times New Roman"/>
+          <w:i w:val="0"/>
+          <w:color w:val="000000"/>
+          <w:sz w:val="24"/>
+        </w:rPr>
+        <w:t xml:space="preserve">, 2024, cap. 6, p. 24; cap. 8, p. 4).</w:t>
       </w:r>
     </w:p>
     <w:bookmarkEnd w:id="44"/>
@@ -9685,7 +10186,26 @@
           <w:color w:val="000000"/>
           <w:sz w:val="24"/>
         </w:rPr>
-        <w:t xml:space="preserve">A caracterização do recurso solar combina observações de superfície e estimativas que ampliam a cobertura temporal ou espacial. A medição local fornece uma referência próxima às condições de operação do sistema, mas sua utilidade depende da grandeza medida, da instalação, da manutenção e da rastreabilidade da calibração. Um sensor em uma montagem fixa não fornece indistintamente todas as componentes como canais independentes. Há sistemas de sombra rotativa que alternam a observação global e difusa e calculam a componente direta normal; essa alternância não constitui três medições simultâneas independentes. A existência de um arquivo numérico também não substitui a avaliação de sua qualidade (SENGUPTA et al., 2024, cap. 3, p. 3–7; cap. 4, p. 1).</w:t>
+        <w:t xml:space="preserve">A caracterização do recurso solar combina observações de superfície e estimativas que ampliam a cobertura temporal ou espacial. A medição local fornece uma referência próxima às condições de operação do sistema, mas sua utilidade depende da grandeza medida, da instalação, da manutenção e da rastreabilidade da calibração. Um sensor em uma montagem fixa não fornece indistintamente todas as componentes como canais independentes. Há sistemas de sombra rotativa que alternam a observação global e difusa e calculam a componente direta normal; essa alternância não constitui três medições simultâneas independentes. A existência de um arquivo numérico também não substitui a avaliação de sua qualidade (SENGUPTA </w:t>
+      </w:r>
+      <w:r>
+        <w:rPr>
+          <w:rFonts w:ascii="Times New Roman" w:hAnsi="Times New Roman"/>
+          <w:i w:val="1"/>
+          <w:color w:val="000000"/>
+          <w:sz w:val="24"/>
+          <w:iCs w:val="1"/>
+        </w:rPr>
+        <w:t xml:space="preserve">et al.</w:t>
+      </w:r>
+      <w:r>
+        <w:rPr>
+          <w:rFonts w:ascii="Times New Roman" w:hAnsi="Times New Roman"/>
+          <w:i w:val="0"/>
+          <w:color w:val="000000"/>
+          <w:sz w:val="24"/>
+        </w:rPr>
+        <w:t xml:space="preserve">, 2024, cap. 3, p. 3–7; cap. 4, p. 1).</w:t>
       </w:r>
     </w:p>
     <w:p>
@@ -9702,7 +10222,26 @@
           <w:color w:val="000000"/>
           <w:sz w:val="24"/>
         </w:rPr>
-        <w:t xml:space="preserve">Piranômetros instalados horizontalmente são empregados na medição de GHI; com o bloqueio adequado da contribuição direta, permitem medir DHI. Pireliômetros acompanham a direção solar e medem DNI em um campo de visão restrito. Sensores posicionados no plano dos módulos medem a irradiância correspondente à orientação dessa superfície. Portanto, o plano de montagem é parte da definição do mensurando, e não um detalhe dispensável dos metadados (SENGUPTA et al., 2024, cap. 3, p. 5–7).</w:t>
+        <w:t xml:space="preserve">Piranômetros instalados horizontalmente são empregados na medição de GHI; com o bloqueio adequado da contribuição direta, permitem medir DHI. Pireliômetros acompanham a direção solar e medem DNI em um campo de visão restrito. Sensores posicionados no plano dos módulos medem a irradiância correspondente à orientação dessa superfície. Portanto, o plano de montagem é parte da definição do mensurando, e não um detalhe dispensável dos metadados (SENGUPTA </w:t>
+      </w:r>
+      <w:r>
+        <w:rPr>
+          <w:rFonts w:ascii="Times New Roman" w:hAnsi="Times New Roman"/>
+          <w:i w:val="1"/>
+          <w:color w:val="000000"/>
+          <w:sz w:val="24"/>
+          <w:iCs w:val="1"/>
+        </w:rPr>
+        <w:t xml:space="preserve">et al.</w:t>
+      </w:r>
+      <w:r>
+        <w:rPr>
+          <w:rFonts w:ascii="Times New Roman" w:hAnsi="Times New Roman"/>
+          <w:i w:val="0"/>
+          <w:color w:val="000000"/>
+          <w:sz w:val="24"/>
+        </w:rPr>
+        <w:t xml:space="preserve">, 2024, cap. 3, p. 5–7).</w:t>
       </w:r>
     </w:p>
     <w:p>
@@ -9719,7 +10258,26 @@
           <w:color w:val="000000"/>
           <w:sz w:val="24"/>
         </w:rPr>
-        <w:t xml:space="preserve">A tecnologia do detector também importa. Sensores de termopilha e sensores fotoelétricos apresentam respostas espectrais e temporais diferentes. Uma comparação deve considerar essas características, além de nivelamento, obstruções, limpeza, sincronização e estabilidade da aquisição. A classe ou a especificação nominal do instrumento não encerra a incerteza da medição em campo, porque instalação, ambiente e processamento acrescentam contribuições próprias (SENGUPTA et al., 2024, cap. 3, p. 5–7; cap. 10, p. 5–6).</w:t>
+        <w:t xml:space="preserve">A tecnologia do detector também importa. Sensores de termopilha e sensores fotoelétricos apresentam respostas espectrais e temporais diferentes. Uma comparação deve considerar essas características, além de nivelamento, obstruções, limpeza, sincronização e estabilidade da aquisição. A classe ou a especificação nominal do instrumento não encerra a incerteza da medição em campo, porque instalação, ambiente e processamento acrescentam contribuições próprias (SENGUPTA </w:t>
+      </w:r>
+      <w:r>
+        <w:rPr>
+          <w:rFonts w:ascii="Times New Roman" w:hAnsi="Times New Roman"/>
+          <w:i w:val="1"/>
+          <w:color w:val="000000"/>
+          <w:sz w:val="24"/>
+          <w:iCs w:val="1"/>
+        </w:rPr>
+        <w:t xml:space="preserve">et al.</w:t>
+      </w:r>
+      <w:r>
+        <w:rPr>
+          <w:rFonts w:ascii="Times New Roman" w:hAnsi="Times New Roman"/>
+          <w:i w:val="0"/>
+          <w:color w:val="000000"/>
+          <w:sz w:val="24"/>
+        </w:rPr>
+        <w:t xml:space="preserve">, 2024, cap. 3, p. 5–7; cap. 10, p. 5–6).</w:t>
       </w:r>
     </w:p>
     <w:bookmarkEnd w:id="47"/>
@@ -9757,7 +10315,26 @@
           <w:color w:val="000000"/>
           <w:sz w:val="24"/>
         </w:rPr>
-        <w:t xml:space="preserve">Produtos derivados de satélite estimam a radiação na superfície a partir de informações observadas pelo sensor orbital e de modelos que representam as interações atmosféricas. Métodos físicos podem recuperar propriedades de nuvens e utilizá-las em modelos de transferência radiativa; métodos empíricos ou semiempíricos relacionam observações orbitais e condições radiométricas de superfície por procedimentos de calibração e parametrização. Dessa forma, o valor de irradiância de superfície de um produto de satélite é uma estimativa modelada, ainda que utilize medições remotas como entrada (SENGUPTA et al., 2024, cap. 7, p. 1–3 e 7–8).</w:t>
+        <w:t xml:space="preserve">Produtos derivados de satélite estimam a radiação na superfície a partir de informações observadas pelo sensor orbital e de modelos que representam as interações atmosféricas. Métodos físicos podem recuperar propriedades de nuvens e utilizá-las em modelos de transferência radiativa; métodos empíricos ou semiempíricos relacionam observações orbitais e condições radiométricas de superfície por procedimentos de calibração e parametrização. Dessa forma, o valor de irradiância de superfície de um produto de satélite é uma estimativa modelada, ainda que utilize medições remotas como entrada (SENGUPTA </w:t>
+      </w:r>
+      <w:r>
+        <w:rPr>
+          <w:rFonts w:ascii="Times New Roman" w:hAnsi="Times New Roman"/>
+          <w:i w:val="1"/>
+          <w:color w:val="000000"/>
+          <w:sz w:val="24"/>
+          <w:iCs w:val="1"/>
+        </w:rPr>
+        <w:t xml:space="preserve">et al.</w:t>
+      </w:r>
+      <w:r>
+        <w:rPr>
+          <w:rFonts w:ascii="Times New Roman" w:hAnsi="Times New Roman"/>
+          <w:i w:val="0"/>
+          <w:color w:val="000000"/>
+          <w:sz w:val="24"/>
+        </w:rPr>
+        <w:t xml:space="preserve">, 2024, cap. 7, p. 1–3 e 7–8).</w:t>
       </w:r>
     </w:p>
     <w:p>
@@ -9774,7 +10351,26 @@
           <w:color w:val="000000"/>
           <w:sz w:val="24"/>
         </w:rPr>
-        <w:t xml:space="preserve">Reanálises fornecem séries históricas produzidas por sistemas de modelagem atmosférica com assimilação de observações. A irradiância de superfície é uma variável diagnosticada pelo sistema e permanece dependente da representação de nuvens e demais processos radiativos. ERA5 e MERRA-2 são exemplos discutidos na literatura técnica; sua identificação como reanálises não deve ser confundida com a existência de uma estação radiométrica em cada ponto da grade. Comparações locais devem examinar a documentação específica do produto e sua aderência ao regime de interesse (SENGUPTA et al., 2024, cap. 7, p. 2).</w:t>
+        <w:t xml:space="preserve">Reanálises fornecem séries históricas produzidas por sistemas de modelagem atmosférica com assimilação de observações. A irradiância de superfície é uma variável diagnosticada pelo sistema e permanece dependente da representação de nuvens e demais processos radiativos. ERA5 e MERRA-2 são exemplos discutidos na literatura técnica; sua identificação como reanálises não deve ser confundida com a existência de uma estação radiométrica em cada ponto da grade. Comparações locais devem examinar a documentação específica do produto e sua aderência ao regime de interesse (SENGUPTA </w:t>
+      </w:r>
+      <w:r>
+        <w:rPr>
+          <w:rFonts w:ascii="Times New Roman" w:hAnsi="Times New Roman"/>
+          <w:i w:val="1"/>
+          <w:color w:val="000000"/>
+          <w:sz w:val="24"/>
+          <w:iCs w:val="1"/>
+        </w:rPr>
+        <w:t xml:space="preserve">et al.</w:t>
+      </w:r>
+      <w:r>
+        <w:rPr>
+          <w:rFonts w:ascii="Times New Roman" w:hAnsi="Times New Roman"/>
+          <w:i w:val="0"/>
+          <w:color w:val="000000"/>
+          <w:sz w:val="24"/>
+        </w:rPr>
+        <w:t xml:space="preserve">, 2024, cap. 7, p. 2).</w:t>
       </w:r>
     </w:p>
     <w:p>
@@ -9791,7 +10387,26 @@
           <w:color w:val="000000"/>
           <w:sz w:val="24"/>
         </w:rPr>
-        <w:t xml:space="preserve">Atlas solarimétricos sintetizam a distribuição espacial de indicadores do recurso, frequentemente como médias ou totais de períodos extensos. A interpretação de um mapa depende da base subjacente, do período, da componente e da unidade. Um atlas não constitui necessariamente uma medição independente dos produtos que utiliza e, por apresentar uma síntese climatológica, não reconstitui automaticamente uma sequência diária observada. Essa interpretação é uma consequência da agregação espacial e temporal: a comparação deve preservar o suporte estatístico da grandeza representada (SENGUPTA et al., 2024, cap. 6, p. 17 e 24; cap. 8, p. 4).</w:t>
+        <w:t xml:space="preserve">Atlas solarimétricos sintetizam a distribuição espacial de indicadores do recurso, frequentemente como médias ou totais de períodos extensos. A interpretação de um mapa depende da base subjacente, do período, da componente e da unidade. Um atlas não constitui necessariamente uma medição independente dos produtos que utiliza e, por apresentar uma síntese climatológica, não reconstitui automaticamente uma sequência diária observada. Essa interpretação é uma consequência da agregação espacial e temporal: a comparação deve preservar o suporte estatístico da grandeza representada (SENGUPTA </w:t>
+      </w:r>
+      <w:r>
+        <w:rPr>
+          <w:rFonts w:ascii="Times New Roman" w:hAnsi="Times New Roman"/>
+          <w:i w:val="1"/>
+          <w:color w:val="000000"/>
+          <w:sz w:val="24"/>
+          <w:iCs w:val="1"/>
+        </w:rPr>
+        <w:t xml:space="preserve">et al.</w:t>
+      </w:r>
+      <w:r>
+        <w:rPr>
+          <w:rFonts w:ascii="Times New Roman" w:hAnsi="Times New Roman"/>
+          <w:i w:val="0"/>
+          <w:color w:val="000000"/>
+          <w:sz w:val="24"/>
+        </w:rPr>
+        <w:t xml:space="preserve">, 2024, cap. 6, p. 17 e 24; cap. 8, p. 4).</w:t>
       </w:r>
     </w:p>
     <w:bookmarkEnd w:id="48"/>
@@ -9829,7 +10444,26 @@
           <w:color w:val="000000"/>
           <w:sz w:val="24"/>
         </w:rPr>
-        <w:t xml:space="preserve">A resolução espacial informa o suporte ou detalhamento nominal do produto, enquanto a resolução temporal descreve sua frequência ou agregação. Representatividade é a capacidade de esses dados descreverem o domínio e o fenômeno de interesse. Uma estação caracteriza a recepção radiativa no local e no plano de seu sensor; um produto em grade representa uma estimativa associada a uma área e a um procedimento espacial. Os dois suportes podem responder de modo diferente a heterogeneidades de nebulosidade e relevo, mesmo com carimbos temporais coincidentes (SENGUPTA et al., 2024, cap. 6, p. 17).</w:t>
+        <w:t xml:space="preserve">A resolução espacial informa o suporte ou detalhamento nominal do produto, enquanto a resolução temporal descreve sua frequência ou agregação. Representatividade é a capacidade de esses dados descreverem o domínio e o fenômeno de interesse. Uma estação caracteriza a recepção radiativa no local e no plano de seu sensor; um produto em grade representa uma estimativa associada a uma área e a um procedimento espacial. Os dois suportes podem responder de modo diferente a heterogeneidades de nebulosidade e relevo, mesmo com carimbos temporais coincidentes (SENGUPTA </w:t>
+      </w:r>
+      <w:r>
+        <w:rPr>
+          <w:rFonts w:ascii="Times New Roman" w:hAnsi="Times New Roman"/>
+          <w:i w:val="1"/>
+          <w:color w:val="000000"/>
+          <w:sz w:val="24"/>
+          <w:iCs w:val="1"/>
+        </w:rPr>
+        <w:t xml:space="preserve">et al.</w:t>
+      </w:r>
+      <w:r>
+        <w:rPr>
+          <w:rFonts w:ascii="Times New Roman" w:hAnsi="Times New Roman"/>
+          <w:i w:val="0"/>
+          <w:color w:val="000000"/>
+          <w:sz w:val="24"/>
+        </w:rPr>
+        <w:t xml:space="preserve">, 2024, cap. 6, p. 17).</w:t>
       </w:r>
     </w:p>
     <w:p>
@@ -9846,7 +10480,26 @@
           <w:color w:val="000000"/>
           <w:sz w:val="24"/>
         </w:rPr>
-        <w:t xml:space="preserve">No tempo, coincidência de rótulos não assegura equivalência de integração. Um valor instantâneo às 12 h, uma média entre 12 h e 12 h 15 min e uma energia acumulada desde o início da hora representam objetos diferentes. Antes do confronto, é necessário verificar o fuso, a posição do rótulo no intervalo, a duração da integração e o tratamento do horário de verão. A harmonização deve preservar a energia quando converte entre irradiância média e irradiação. Por si só, aumentar a frequência por interpolação não demonstra recuperação exata de oscilações subintervalo desconhecidas sem informação ou hipóteses adicionais. Essa ressalva é uma inferência metodológica da diferença entre observação e reconstrução (DUFFIE; BECKMAN; BLAIR, 2020, p. 10–11; SENGUPTA et al., 2024, cap. 6, p. 24–25).</w:t>
+        <w:t xml:space="preserve">No tempo, coincidência de rótulos não assegura equivalência de integração. Um valor instantâneo às 12 h, uma média entre 12 h e 12 h 15 min e uma energia acumulada desde o início da hora representam objetos diferentes. Antes do confronto, é necessário verificar o fuso, a posição do rótulo no intervalo, a duração da integração e o tratamento do horário de verão. A harmonização deve preservar a energia quando converte entre irradiância média e irradiação. Por si só, aumentar a frequência por interpolação não demonstra recuperação exata de oscilações subintervalo desconhecidas sem informação ou hipóteses adicionais. Essa ressalva é uma inferência metodológica da diferença entre observação e reconstrução (DUFFIE; BECKMAN; BLAIR, 2020, p. 10–11; SENGUPTA </w:t>
+      </w:r>
+      <w:r>
+        <w:rPr>
+          <w:rFonts w:ascii="Times New Roman" w:hAnsi="Times New Roman"/>
+          <w:i w:val="1"/>
+          <w:color w:val="000000"/>
+          <w:sz w:val="24"/>
+          <w:iCs w:val="1"/>
+        </w:rPr>
+        <w:t xml:space="preserve">et al.</w:t>
+      </w:r>
+      <w:r>
+        <w:rPr>
+          <w:rFonts w:ascii="Times New Roman" w:hAnsi="Times New Roman"/>
+          <w:i w:val="0"/>
+          <w:color w:val="000000"/>
+          <w:sz w:val="24"/>
+        </w:rPr>
+        <w:t xml:space="preserve">, 2024, cap. 6, p. 24–25).</w:t>
       </w:r>
     </w:p>
     <w:bookmarkEnd w:id="49"/>
@@ -9884,7 +10537,26 @@
           <w:color w:val="000000"/>
           <w:sz w:val="24"/>
         </w:rPr>
-        <w:t xml:space="preserve">O controle de qualidade deve identificar registros ausentes, valores suspeitos e condições que comprometem a interpretação física. Testes automáticos precisam ser complementados pela inspeção das séries e pelo conhecimento da instrumentação. Um único sensor POA limita a aplicação de testes que dependeriam de observações independentes de outras componentes. A remoção de dados também altera a amostra disponível e precisa ser acompanhada de justificativa e identificação dos intervalos envolvidos (SENGUPTA et al., 2024, cap. 4, p. 1 e 15).</w:t>
+        <w:t xml:space="preserve">O controle de qualidade deve identificar registros ausentes, valores suspeitos e condições que comprometem a interpretação física. Testes automáticos precisam ser complementados pela inspeção das séries e pelo conhecimento da instrumentação. Um único sensor POA limita a aplicação de testes que dependeriam de observações independentes de outras componentes. A remoção de dados também altera a amostra disponível e precisa ser acompanhada de justificativa e identificação dos intervalos envolvidos (SENGUPTA </w:t>
+      </w:r>
+      <w:r>
+        <w:rPr>
+          <w:rFonts w:ascii="Times New Roman" w:hAnsi="Times New Roman"/>
+          <w:i w:val="1"/>
+          <w:color w:val="000000"/>
+          <w:sz w:val="24"/>
+          <w:iCs w:val="1"/>
+        </w:rPr>
+        <w:t xml:space="preserve">et al.</w:t>
+      </w:r>
+      <w:r>
+        <w:rPr>
+          <w:rFonts w:ascii="Times New Roman" w:hAnsi="Times New Roman"/>
+          <w:i w:val="0"/>
+          <w:color w:val="000000"/>
+          <w:sz w:val="24"/>
+        </w:rPr>
+        <w:t xml:space="preserve">, 2024, cap. 4, p. 1 e 15).</w:t>
       </w:r>
     </w:p>
     <w:p>
@@ -9918,7 +10590,26 @@
           <w:color w:val="000000"/>
           <w:sz w:val="24"/>
         </w:rPr>
-        <w:t xml:space="preserve">A incerteza da medição reúne contribuições do instrumento, da calibração, da aquisição e das condições de campo. Nas estimativas modeladas, acrescentam-se limitações das entradas, da representação física e de sua propagação até a saída. A comparação com uma referência observacional também incorpora a incerteza dessa referência e diferenças de representatividade. Assim, métricas de erro são evidências sobre a discrepância na amostra confrontada, mas não equivalem, isoladamente, a uma descrição completa da incerteza do recurso (SENGUPTA et al., 2024, cap. 10, p. 5–6). O tratamento quantitativo do desempenho da modelagem e de suas métricas permanece atribuído à Seção 4.</w:t>
+        <w:t xml:space="preserve">A incerteza da medição reúne contribuições do instrumento, da calibração, da aquisição e das condições de campo. Nas estimativas modeladas, acrescentam-se limitações das entradas, da representação física e de sua propagação até a saída. A comparação com uma referência observacional também incorpora a incerteza dessa referência e diferenças de representatividade. Assim, métricas de erro são evidências sobre a discrepância na amostra confrontada, mas não equivalem, isoladamente, a uma descrição completa da incerteza do recurso (SENGUPTA </w:t>
+      </w:r>
+      <w:r>
+        <w:rPr>
+          <w:rFonts w:ascii="Times New Roman" w:hAnsi="Times New Roman"/>
+          <w:i w:val="1"/>
+          <w:color w:val="000000"/>
+          <w:sz w:val="24"/>
+          <w:iCs w:val="1"/>
+        </w:rPr>
+        <w:t xml:space="preserve">et al.</w:t>
+      </w:r>
+      <w:r>
+        <w:rPr>
+          <w:rFonts w:ascii="Times New Roman" w:hAnsi="Times New Roman"/>
+          <w:i w:val="0"/>
+          <w:color w:val="000000"/>
+          <w:sz w:val="24"/>
+        </w:rPr>
+        <w:t xml:space="preserve">, 2024, cap. 10, p. 5–6). O tratamento quantitativo do desempenho da modelagem e de suas métricas permanece atribuído à Seção 4.</w:t>
       </w:r>
     </w:p>
     <w:bookmarkEnd w:id="50"/>
@@ -10051,7 +10742,19 @@
           <w:color w:val="000000"/>
           <w:sz w:val="24"/>
         </w:rPr>
-        <w:t xml:space="preserve">Photovoltaic Data Acquisition (PVDAQ) Public Datasets</w:t>
+        <w:t xml:space="preserve">Photovoltaic Data Acquisition (PVDAQ) </w:t>
+      </w:r>
+      <w:r>
+        <w:rPr>
+          <w:bCs/>
+          <w:rFonts w:ascii="Times New Roman" w:hAnsi="Times New Roman"/>
+          <w:b/>
+          <w:i w:val="1"/>
+          <w:color w:val="000000"/>
+          <w:sz w:val="24"/>
+          <w:iCs w:val="1"/>
+        </w:rPr>
+        <w:t xml:space="preserve">Public Datasets</w:t>
       </w:r>
       <w:r>
         <w:rPr>
@@ -10078,7 +10781,26 @@
           <w:color w:val="000000"/>
           <w:sz w:val="24"/>
         </w:rPr>
-        <w:t xml:space="preserve">DRIESSE, Anton; JENSEN, Adam R.; PEREZ, Richard. A continuous form of the Perez diffuse sky model for forward and reverse transposition.</w:t>
+        <w:t xml:space="preserve">DRIESSE, Anton; JENSEN, Adam R.; PEREZ, Richard. </w:t>
+      </w:r>
+      <w:r>
+        <w:rPr>
+          <w:rFonts w:ascii="Times New Roman" w:hAnsi="Times New Roman"/>
+          <w:i w:val="1"/>
+          <w:color w:val="000000"/>
+          <w:sz w:val="24"/>
+          <w:iCs w:val="1"/>
+        </w:rPr>
+        <w:t xml:space="preserve">A continuous form of the Perez diffuse sky model for forward and reverse transposition</w:t>
+      </w:r>
+      <w:r>
+        <w:rPr>
+          <w:rFonts w:ascii="Times New Roman" w:hAnsi="Times New Roman"/>
+          <w:i w:val="0"/>
+          <w:color w:val="000000"/>
+          <w:sz w:val="24"/>
+        </w:rPr>
+        <w:t xml:space="preserve">.</w:t>
       </w:r>
       <w:r>
         <w:rPr>
@@ -10094,9 +10816,10 @@
           <w:bCs/>
           <w:rFonts w:ascii="Times New Roman" w:hAnsi="Times New Roman"/>
           <w:b/>
-          <w:i w:val="0"/>
-          <w:color w:val="000000"/>
-          <w:sz w:val="24"/>
+          <w:i w:val="1"/>
+          <w:color w:val="000000"/>
+          <w:sz w:val="24"/>
+          <w:iCs w:val="1"/>
         </w:rPr>
         <w:t xml:space="preserve">Solar Energy</w:t>
       </w:r>
@@ -10141,9 +10864,10 @@
           <w:bCs/>
           <w:rFonts w:ascii="Times New Roman" w:hAnsi="Times New Roman"/>
           <w:b/>
-          <w:i w:val="0"/>
-          <w:color w:val="000000"/>
-          <w:sz w:val="24"/>
+          <w:i w:val="1"/>
+          <w:color w:val="000000"/>
+          <w:sz w:val="24"/>
+          <w:iCs w:val="1"/>
         </w:rPr>
         <w:t xml:space="preserve">Solar engineering of thermal processes, photovoltaics and wind</w:t>
       </w:r>
@@ -10188,9 +10912,10 @@
           <w:bCs/>
           <w:rFonts w:ascii="Times New Roman" w:hAnsi="Times New Roman"/>
           <w:b/>
-          <w:i w:val="0"/>
-          <w:color w:val="000000"/>
-          <w:sz w:val="24"/>
+          <w:i w:val="1"/>
+          <w:color w:val="000000"/>
+          <w:sz w:val="24"/>
+          <w:iCs w:val="1"/>
         </w:rPr>
         <w:t xml:space="preserve">General solar position calculations</w:t>
       </w:r>
@@ -10235,11 +10960,46 @@
           <w:bCs/>
           <w:rFonts w:ascii="Times New Roman" w:hAnsi="Times New Roman"/>
           <w:b/>
-          <w:i w:val="0"/>
-          <w:color w:val="000000"/>
-          <w:sz w:val="24"/>
-        </w:rPr>
-        <w:t xml:space="preserve">pvlib python: get_extra_radiation e spa_python</w:t>
+          <w:i w:val="1"/>
+          <w:color w:val="000000"/>
+          <w:sz w:val="24"/>
+          <w:iCs w:val="1"/>
+        </w:rPr>
+        <w:t xml:space="preserve">pvlib</w:t>
+      </w:r>
+      <w:r>
+        <w:rPr>
+          <w:bCs/>
+          <w:rFonts w:ascii="Times New Roman" w:hAnsi="Times New Roman"/>
+          <w:b/>
+          <w:i w:val="0"/>
+          <w:color w:val="000000"/>
+          <w:sz w:val="24"/>
+        </w:rPr>
+        <w:t xml:space="preserve"> </w:t>
+      </w:r>
+      <w:r>
+        <w:rPr>
+          <w:bCs/>
+          <w:rFonts w:ascii="Times New Roman" w:hAnsi="Times New Roman"/>
+          <w:b/>
+          <w:i w:val="1"/>
+          <w:color w:val="000000"/>
+          <w:sz w:val="24"/>
+          <w:iCs w:val="1"/>
+        </w:rPr>
+        <w:t xml:space="preserve">python</w:t>
+      </w:r>
+      <w:r>
+        <w:rPr>
+          <w:bCs/>
+          <w:rFonts w:ascii="Times New Roman" w:hAnsi="Times New Roman"/>
+          <w:b/>
+          <w:i w:val="0"/>
+          <w:color w:val="000000"/>
+          <w:sz w:val="24"/>
+        </w:rPr>
+        <w:t xml:space="preserve">: get_extra_radiation e spa_python</w:t>
       </w:r>
       <w:r>
         <w:rPr>
@@ -10266,7 +11026,26 @@
           <w:color w:val="000000"/>
           <w:sz w:val="24"/>
         </w:rPr>
-        <w:t xml:space="preserve">REDA, Ibrahim; ANDREAS, Afshin. Solar position algorithm for solar radiation applications.</w:t>
+        <w:t xml:space="preserve">REDA, Ibrahim; ANDREAS, Afshin. </w:t>
+      </w:r>
+      <w:r>
+        <w:rPr>
+          <w:rFonts w:ascii="Times New Roman" w:hAnsi="Times New Roman"/>
+          <w:i w:val="1"/>
+          <w:color w:val="000000"/>
+          <w:sz w:val="24"/>
+          <w:iCs w:val="1"/>
+        </w:rPr>
+        <w:t xml:space="preserve">Solar position algorithm for solar radiation applications</w:t>
+      </w:r>
+      <w:r>
+        <w:rPr>
+          <w:rFonts w:ascii="Times New Roman" w:hAnsi="Times New Roman"/>
+          <w:i w:val="0"/>
+          <w:color w:val="000000"/>
+          <w:sz w:val="24"/>
+        </w:rPr>
+        <w:t xml:space="preserve">.</w:t>
       </w:r>
       <w:r>
         <w:rPr>
@@ -10282,9 +11061,10 @@
           <w:bCs/>
           <w:rFonts w:ascii="Times New Roman" w:hAnsi="Times New Roman"/>
           <w:b/>
-          <w:i w:val="0"/>
-          <w:color w:val="000000"/>
-          <w:sz w:val="24"/>
+          <w:i w:val="1"/>
+          <w:color w:val="000000"/>
+          <w:sz w:val="24"/>
+          <w:iCs w:val="1"/>
         </w:rPr>
         <w:t xml:space="preserve">Solar Energy</w:t>
       </w:r>
@@ -10329,9 +11109,10 @@
           <w:bCs/>
           <w:rFonts w:ascii="Times New Roman" w:hAnsi="Times New Roman"/>
           <w:b/>
-          <w:i w:val="0"/>
-          <w:color w:val="000000"/>
-          <w:sz w:val="24"/>
+          <w:i w:val="1"/>
+          <w:color w:val="000000"/>
+          <w:sz w:val="24"/>
+          <w:iCs w:val="1"/>
         </w:rPr>
         <w:t xml:space="preserve">Solar position algorithm for solar radiation applications</w:t>
       </w:r>
@@ -10342,7 +11123,26 @@
           <w:color w:val="000000"/>
           <w:sz w:val="24"/>
         </w:rPr>
-        <w:t xml:space="preserve">. Revised January 2008. Golden: National Renewable Energy Laboratory, 2008. Relatório NREL/TP-560-34302. DOI: https://doi.org/10.2172/15003974.</w:t>
+        <w:t xml:space="preserve">. </w:t>
+      </w:r>
+      <w:r>
+        <w:rPr>
+          <w:rFonts w:ascii="Times New Roman" w:hAnsi="Times New Roman"/>
+          <w:i w:val="1"/>
+          <w:color w:val="000000"/>
+          <w:sz w:val="24"/>
+          <w:iCs w:val="1"/>
+        </w:rPr>
+        <w:t xml:space="preserve">Revised January 2008</w:t>
+      </w:r>
+      <w:r>
+        <w:rPr>
+          <w:rFonts w:ascii="Times New Roman" w:hAnsi="Times New Roman"/>
+          <w:i w:val="0"/>
+          <w:color w:val="000000"/>
+          <w:sz w:val="24"/>
+        </w:rPr>
+        <w:t xml:space="preserve">. Golden: National Renewable Energy Laboratory, 2008. Relatório NREL/TP-560-34302. DOI: https://doi.org/10.2172/15003974.</w:t>
       </w:r>
     </w:p>
     <w:p>
@@ -10360,7 +11160,26 @@
           <w:color w:val="000000"/>
           <w:sz w:val="24"/>
         </w:rPr>
-        <w:t xml:space="preserve">SENGUPTA, Manajit et al. (ed.).</w:t>
+        <w:t xml:space="preserve">SENGUPTA, Manajit </w:t>
+      </w:r>
+      <w:r>
+        <w:rPr>
+          <w:rFonts w:ascii="Times New Roman" w:hAnsi="Times New Roman"/>
+          <w:i w:val="1"/>
+          <w:color w:val="000000"/>
+          <w:sz w:val="24"/>
+          <w:iCs w:val="1"/>
+        </w:rPr>
+        <w:t xml:space="preserve">et al.</w:t>
+      </w:r>
+      <w:r>
+        <w:rPr>
+          <w:rFonts w:ascii="Times New Roman" w:hAnsi="Times New Roman"/>
+          <w:i w:val="0"/>
+          <w:color w:val="000000"/>
+          <w:sz w:val="24"/>
+        </w:rPr>
+        <w:t xml:space="preserve"> (ed.).</w:t>
       </w:r>
       <w:r>
         <w:rPr>
@@ -10376,9 +11195,10 @@
           <w:bCs/>
           <w:rFonts w:ascii="Times New Roman" w:hAnsi="Times New Roman"/>
           <w:b/>
-          <w:i w:val="0"/>
-          <w:color w:val="000000"/>
-          <w:sz w:val="24"/>
+          <w:i w:val="1"/>
+          <w:color w:val="000000"/>
+          <w:sz w:val="24"/>
+          <w:iCs w:val="1"/>
         </w:rPr>
         <w:t xml:space="preserve">Best practices handbook for the collection and use of solar resource data for solar energy applications</w:t>
       </w:r>
@@ -10407,7 +11227,26 @@
           <w:color w:val="000000"/>
           <w:sz w:val="24"/>
         </w:rPr>
-        <w:t xml:space="preserve">TEIXEIRA, Samuel Constantino et al. </w:t>
+        <w:t xml:space="preserve">TEIXEIRA, Samuel Constantino </w:t>
+      </w:r>
+      <w:r>
+        <w:rPr>
+          <w:rFonts w:ascii="Times New Roman" w:hAnsi="Times New Roman"/>
+          <w:i w:val="1"/>
+          <w:color w:val="000000"/>
+          <w:sz w:val="24"/>
+          <w:iCs w:val="1"/>
+        </w:rPr>
+        <w:t xml:space="preserve">et al.</w:t>
+      </w:r>
+      <w:r>
+        <w:rPr>
+          <w:rFonts w:ascii="Times New Roman" w:hAnsi="Times New Roman"/>
+          <w:i w:val="0"/>
+          <w:color w:val="000000"/>
+          <w:sz w:val="24"/>
+        </w:rPr>
+        <w:t xml:space="preserve"> </w:t>
       </w:r>
       <w:r>
         <w:rPr>
